--- a/嵌入式软件 - 黎芳成 - AI.docx
+++ b/嵌入式软件 - 黎芳成 - AI.docx
@@ -1032,7 +1032,7 @@
               <w:spacing w:line="380" w:lineRule="exact"/>
               <w:textAlignment w:val="center"/>
               <w:rPr>
-                <w:rFonts w:ascii="微软雅黑" w:eastAsia="微软雅黑" w:hAnsi="微软雅黑" w:cs="微软雅黑"/>
+                <w:rFonts w:ascii="微软雅黑" w:eastAsia="微软雅黑" w:hAnsi="微软雅黑" w:cs="微软雅黑" w:hint="eastAsia"/>
                 <w:color w:val="666666"/>
                 <w:sz w:val="20"/>
               </w:rPr>
@@ -1055,7 +1055,7 @@
               <w:spacing w:line="380" w:lineRule="exact"/>
               <w:textAlignment w:val="center"/>
               <w:rPr>
-                <w:rFonts w:ascii="微软雅黑" w:eastAsia="微软雅黑" w:hAnsi="微软雅黑" w:cs="微软雅黑"/>
+                <w:rFonts w:ascii="微软雅黑" w:eastAsia="微软雅黑" w:hAnsi="微软雅黑" w:cs="微软雅黑" w:hint="eastAsia"/>
                 <w:color w:val="666666"/>
                 <w:sz w:val="20"/>
               </w:rPr>
@@ -1078,7 +1078,7 @@
               <w:spacing w:line="380" w:lineRule="exact"/>
               <w:textAlignment w:val="center"/>
               <w:rPr>
-                <w:rFonts w:ascii="微软雅黑" w:eastAsia="微软雅黑" w:hAnsi="微软雅黑" w:cs="微软雅黑"/>
+                <w:rFonts w:ascii="微软雅黑" w:eastAsia="微软雅黑" w:hAnsi="微软雅黑" w:cs="微软雅黑" w:hint="eastAsia"/>
                 <w:b/>
                 <w:bCs/>
                 <w:color w:val="666666"/>
@@ -1139,7 +1139,7 @@
               <w:spacing w:line="380" w:lineRule="exact"/>
               <w:textAlignment w:val="center"/>
               <w:rPr>
-                <w:rFonts w:ascii="微软雅黑" w:eastAsia="微软雅黑" w:hAnsi="微软雅黑" w:cs="微软雅黑"/>
+                <w:rFonts w:ascii="微软雅黑" w:eastAsia="微软雅黑" w:hAnsi="微软雅黑" w:cs="微软雅黑" w:hint="eastAsia"/>
                 <w:b/>
                 <w:bCs/>
                 <w:color w:val="666666"/>
@@ -1260,7 +1260,7 @@
               <w:spacing w:line="380" w:lineRule="exact"/>
               <w:textAlignment w:val="center"/>
               <w:rPr>
-                <w:rFonts w:ascii="微软雅黑" w:eastAsia="微软雅黑" w:hAnsi="微软雅黑" w:cs="微软雅黑"/>
+                <w:rFonts w:ascii="微软雅黑" w:eastAsia="微软雅黑" w:hAnsi="微软雅黑" w:cs="微软雅黑" w:hint="eastAsia"/>
                 <w:b/>
                 <w:bCs/>
                 <w:color w:val="666666"/>
@@ -1337,7 +1337,7 @@
               <w:spacing w:line="380" w:lineRule="exact"/>
               <w:textAlignment w:val="center"/>
               <w:rPr>
-                <w:rFonts w:ascii="微软雅黑" w:eastAsia="微软雅黑" w:hAnsi="微软雅黑" w:cs="微软雅黑"/>
+                <w:rFonts w:ascii="微软雅黑" w:eastAsia="微软雅黑" w:hAnsi="微软雅黑" w:cs="微软雅黑" w:hint="eastAsia"/>
                 <w:b/>
                 <w:bCs/>
                 <w:color w:val="666666"/>
@@ -1828,7 +1828,299 @@
                 <w:color w:val="666666"/>
                 <w:sz w:val="20"/>
               </w:rPr>
+              <w:t>; 软件功能安全策略评审。</w:t>
+            </w:r>
+          </w:p>
+          <w:p>
+            <w:pPr>
+              <w:spacing w:line="380" w:lineRule="exact"/>
+              <w:ind w:left="770"/>
+              <w:textAlignment w:val="center"/>
+              <w:rPr>
+                <w:rFonts w:ascii="微软雅黑" w:eastAsia="微软雅黑" w:hAnsi="微软雅黑" w:cs="微软雅黑" w:hint="eastAsia"/>
+                <w:color w:val="666666"/>
+                <w:sz w:val="20"/>
+              </w:rPr>
+            </w:pPr>
+            <w:r>
+              <w:rPr>
+                <w:rFonts w:ascii="微软雅黑" w:eastAsia="微软雅黑" w:hAnsi="微软雅黑" w:cs="微软雅黑" w:hint="eastAsia"/>
+                <w:b/>
+                <w:bCs/>
+                <w:color w:val="666666"/>
+                <w:sz w:val="20"/>
+              </w:rPr>
+              <w:t>技术难点</w:t>
+            </w:r>
+            <w:r>
+              <w:rPr>
+                <w:rFonts w:ascii="微软雅黑" w:eastAsia="微软雅黑" w:hAnsi="微软雅黑" w:cs="微软雅黑" w:hint="eastAsia"/>
+                <w:b/>
+                <w:bCs/>
+                <w:color w:val="666666"/>
+                <w:sz w:val="20"/>
+              </w:rPr>
+              <w:t>：</w:t>
+            </w:r>
+            <w:r>
+              <w:rPr>
+                <w:rFonts w:ascii="微软雅黑" w:eastAsia="微软雅黑" w:hAnsi="微软雅黑" w:cs="微软雅黑" w:hint="eastAsia"/>
+                <w:color w:val="666666"/>
+                <w:sz w:val="20"/>
+              </w:rPr>
+              <w:t>复杂车载场景下低概率CAN通信异常与芯片</w:t>
+            </w:r>
+            <w:r>
+              <w:rPr>
+                <w:rFonts w:ascii="微软雅黑" w:eastAsia="微软雅黑" w:hAnsi="微软雅黑" w:cs="微软雅黑" w:hint="eastAsia"/>
+                <w:color w:val="666666"/>
+                <w:sz w:val="20"/>
+              </w:rPr>
+              <w:t>低</w:t>
+            </w:r>
+            <w:r>
+              <w:rPr>
+                <w:rFonts w:ascii="微软雅黑" w:eastAsia="微软雅黑" w:hAnsi="微软雅黑" w:cs="微软雅黑" w:hint="eastAsia"/>
+                <w:color w:val="666666"/>
+                <w:sz w:val="20"/>
+              </w:rPr>
+              <w:t>偶发复位问题</w:t>
+            </w:r>
+            <w:r>
+              <w:rPr>
+                <w:rFonts w:ascii="微软雅黑" w:eastAsia="微软雅黑" w:hAnsi="微软雅黑" w:cs="微软雅黑" w:hint="eastAsia"/>
+                <w:color w:val="666666"/>
+                <w:sz w:val="20"/>
+              </w:rPr>
               <w:t>。</w:t>
+            </w:r>
+            <w:r>
+              <w:rPr>
+                <w:rFonts w:ascii="微软雅黑" w:eastAsia="微软雅黑" w:hAnsi="微软雅黑" w:cs="微软雅黑" w:hint="eastAsia"/>
+                <w:color w:val="666666"/>
+                <w:sz w:val="20"/>
+              </w:rPr>
+              <w:t>OS中断调用异常与总线访问冲突问题</w:t>
+            </w:r>
+            <w:r>
+              <w:rPr>
+                <w:rFonts w:ascii="微软雅黑" w:eastAsia="微软雅黑" w:hAnsi="微软雅黑" w:cs="微软雅黑" w:hint="eastAsia"/>
+                <w:color w:val="666666"/>
+                <w:sz w:val="20"/>
+              </w:rPr>
+              <w:t>。</w:t>
+            </w:r>
+            <w:r>
+              <w:rPr>
+                <w:rFonts w:ascii="微软雅黑" w:eastAsia="微软雅黑" w:hAnsi="微软雅黑" w:cs="微软雅黑" w:hint="eastAsia"/>
+                <w:color w:val="666666"/>
+                <w:sz w:val="20"/>
+              </w:rPr>
+              <w:t>供应商交付质量不一致，缺乏统一标准</w:t>
+            </w:r>
+            <w:r>
+              <w:rPr>
+                <w:rFonts w:ascii="微软雅黑" w:eastAsia="微软雅黑" w:hAnsi="微软雅黑" w:cs="微软雅黑" w:hint="eastAsia"/>
+                <w:color w:val="666666"/>
+                <w:sz w:val="20"/>
+              </w:rPr>
+              <w:t>。</w:t>
+            </w:r>
+          </w:p>
+          <w:p>
+            <w:pPr>
+              <w:spacing w:line="380" w:lineRule="exact"/>
+              <w:ind w:left="770"/>
+              <w:textAlignment w:val="center"/>
+              <w:rPr>
+                <w:rFonts w:ascii="微软雅黑" w:eastAsia="微软雅黑" w:hAnsi="微软雅黑" w:cs="微软雅黑" w:hint="eastAsia"/>
+                <w:color w:val="666666"/>
+                <w:sz w:val="20"/>
+              </w:rPr>
+            </w:pPr>
+            <w:r>
+              <w:rPr>
+                <w:rFonts w:ascii="微软雅黑" w:eastAsia="微软雅黑" w:hAnsi="微软雅黑" w:cs="微软雅黑" w:hint="eastAsia"/>
+                <w:b/>
+                <w:bCs/>
+                <w:color w:val="666666"/>
+                <w:sz w:val="20"/>
+              </w:rPr>
+              <w:t>解决方案</w:t>
+            </w:r>
+            <w:r>
+              <w:rPr>
+                <w:rFonts w:ascii="微软雅黑" w:eastAsia="微软雅黑" w:hAnsi="微软雅黑" w:cs="微软雅黑" w:hint="eastAsia"/>
+                <w:b/>
+                <w:bCs/>
+                <w:color w:val="666666"/>
+                <w:sz w:val="20"/>
+              </w:rPr>
+              <w:t>：</w:t>
+            </w:r>
+            <w:r>
+              <w:rPr>
+                <w:rFonts w:ascii="微软雅黑" w:eastAsia="微软雅黑" w:hAnsi="微软雅黑" w:cs="微软雅黑" w:hint="eastAsia"/>
+                <w:color w:val="666666"/>
+                <w:sz w:val="20"/>
+              </w:rPr>
+              <w:t>构建系统级问题定位方法</w:t>
+            </w:r>
+            <w:r>
+              <w:rPr>
+                <w:rFonts w:ascii="微软雅黑" w:eastAsia="微软雅黑" w:hAnsi="微软雅黑" w:cs="微软雅黑" w:hint="eastAsia"/>
+                <w:color w:val="666666"/>
+                <w:sz w:val="20"/>
+              </w:rPr>
+              <w:t>，增加系统异常管理机制</w:t>
+            </w:r>
+            <w:r>
+              <w:rPr>
+                <w:rFonts w:ascii="微软雅黑" w:eastAsia="微软雅黑" w:hAnsi="微软雅黑" w:cs="微软雅黑" w:hint="eastAsia"/>
+                <w:color w:val="666666"/>
+                <w:sz w:val="20"/>
+              </w:rPr>
+              <w:t>，优化看门狗复位逻辑。</w:t>
+            </w:r>
+          </w:p>
+          <w:p>
+            <w:pPr>
+              <w:spacing w:line="380" w:lineRule="exact"/>
+              <w:ind w:left="770"/>
+              <w:textAlignment w:val="center"/>
+              <w:rPr>
+                <w:rFonts w:ascii="微软雅黑" w:eastAsia="微软雅黑" w:hAnsi="微软雅黑" w:cs="微软雅黑" w:hint="eastAsia"/>
+                <w:color w:val="666666"/>
+                <w:sz w:val="20"/>
+              </w:rPr>
+            </w:pPr>
+            <w:r>
+              <w:rPr>
+                <w:rFonts w:ascii="微软雅黑" w:eastAsia="微软雅黑" w:hAnsi="微软雅黑" w:cs="微软雅黑" w:hint="eastAsia"/>
+                <w:color w:val="666666"/>
+                <w:sz w:val="20"/>
+              </w:rPr>
+              <w:t>设计统一开发与验证标准，规范供应商交付流程</w:t>
+            </w:r>
+            <w:r>
+              <w:rPr>
+                <w:rFonts w:ascii="微软雅黑" w:eastAsia="微软雅黑" w:hAnsi="微软雅黑" w:cs="微软雅黑" w:hint="eastAsia"/>
+                <w:color w:val="666666"/>
+                <w:sz w:val="20"/>
+              </w:rPr>
+              <w:t>。</w:t>
+            </w:r>
+            <w:r>
+              <w:rPr>
+                <w:rFonts w:ascii="微软雅黑" w:eastAsia="微软雅黑" w:hAnsi="微软雅黑" w:cs="微软雅黑" w:hint="eastAsia"/>
+                <w:color w:val="666666"/>
+                <w:sz w:val="20"/>
+              </w:rPr>
+              <w:t>引入需求质量评审机制，提升上游输入质量</w:t>
+            </w:r>
+            <w:r>
+              <w:rPr>
+                <w:rFonts w:ascii="微软雅黑" w:eastAsia="微软雅黑" w:hAnsi="微软雅黑" w:cs="微软雅黑" w:hint="eastAsia"/>
+                <w:color w:val="666666"/>
+                <w:sz w:val="20"/>
+              </w:rPr>
+              <w:t>，引入新的代码管理流程以及测试流程。</w:t>
+            </w:r>
+          </w:p>
+          <w:p>
+            <w:pPr>
+              <w:spacing w:line="380" w:lineRule="exact"/>
+              <w:ind w:left="770"/>
+              <w:textAlignment w:val="center"/>
+              <w:rPr>
+                <w:rFonts w:ascii="微软雅黑" w:eastAsia="微软雅黑" w:hAnsi="微软雅黑" w:cs="微软雅黑" w:hint="eastAsia"/>
+                <w:color w:val="666666"/>
+                <w:sz w:val="20"/>
+              </w:rPr>
+            </w:pPr>
+            <w:r>
+              <w:rPr>
+                <w:rFonts w:ascii="微软雅黑" w:eastAsia="微软雅黑" w:hAnsi="微软雅黑" w:cs="微软雅黑" w:hint="eastAsia"/>
+                <w:color w:val="666666"/>
+                <w:sz w:val="20"/>
+              </w:rPr>
+              <w:t>优化结果</w:t>
+            </w:r>
+            <w:r>
+              <w:rPr>
+                <w:rFonts w:ascii="微软雅黑" w:eastAsia="微软雅黑" w:hAnsi="微软雅黑" w:cs="微软雅黑" w:hint="eastAsia"/>
+                <w:color w:val="666666"/>
+                <w:sz w:val="20"/>
+              </w:rPr>
+              <w:t>：</w:t>
+            </w:r>
+            <w:r>
+              <w:rPr>
+                <w:rFonts w:ascii="微软雅黑" w:eastAsia="微软雅黑" w:hAnsi="微软雅黑" w:cs="微软雅黑" w:hint="eastAsia"/>
+                <w:color w:val="666666"/>
+                <w:sz w:val="20"/>
+              </w:rPr>
+              <w:t>修复多个历史疑难问题（CAN异常/芯片复位等），系统稳定性</w:t>
+            </w:r>
+            <w:r>
+              <w:rPr>
+                <w:rFonts w:ascii="微软雅黑" w:eastAsia="微软雅黑" w:hAnsi="微软雅黑" w:cs="微软雅黑" w:hint="eastAsia"/>
+                <w:color w:val="666666"/>
+                <w:sz w:val="20"/>
+              </w:rPr>
+              <w:t>以及debug能力</w:t>
+            </w:r>
+            <w:r>
+              <w:rPr>
+                <w:rFonts w:ascii="微软雅黑" w:eastAsia="微软雅黑" w:hAnsi="微软雅黑" w:cs="微软雅黑" w:hint="eastAsia"/>
+                <w:color w:val="666666"/>
+                <w:sz w:val="20"/>
+              </w:rPr>
+              <w:t>显著提升</w:t>
+            </w:r>
+            <w:r>
+              <w:rPr>
+                <w:rFonts w:ascii="微软雅黑" w:eastAsia="微软雅黑" w:hAnsi="微软雅黑" w:cs="微软雅黑" w:hint="eastAsia"/>
+                <w:color w:val="666666"/>
+                <w:sz w:val="20"/>
+              </w:rPr>
+              <w:t>。</w:t>
+            </w:r>
+          </w:p>
+          <w:p>
+            <w:pPr>
+              <w:spacing w:line="380" w:lineRule="exact"/>
+              <w:ind w:left="770"/>
+              <w:textAlignment w:val="center"/>
+              <w:rPr>
+                <w:rFonts w:ascii="微软雅黑" w:eastAsia="微软雅黑" w:hAnsi="微软雅黑" w:cs="微软雅黑" w:hint="eastAsia"/>
+                <w:color w:val="666666"/>
+                <w:sz w:val="20"/>
+              </w:rPr>
+            </w:pPr>
+            <w:r>
+              <w:rPr>
+                <w:rFonts w:ascii="微软雅黑" w:eastAsia="微软雅黑" w:hAnsi="微软雅黑" w:cs="微软雅黑" w:hint="eastAsia"/>
+                <w:color w:val="666666"/>
+                <w:sz w:val="20"/>
+              </w:rPr>
+              <w:t>建立统一技术规范，供应商交付质量明显改善</w:t>
+            </w:r>
+            <w:r>
+              <w:rPr>
+                <w:rFonts w:ascii="微软雅黑" w:eastAsia="微软雅黑" w:hAnsi="微软雅黑" w:cs="微软雅黑" w:hint="eastAsia"/>
+                <w:color w:val="666666"/>
+                <w:sz w:val="20"/>
+              </w:rPr>
+              <w:t>，新产品问题类别降低30%以上</w:t>
+            </w:r>
+            <w:r>
+              <w:rPr>
+                <w:rFonts w:ascii="微软雅黑" w:eastAsia="微软雅黑" w:hAnsi="微软雅黑" w:cs="微软雅黑" w:hint="eastAsia"/>
+                <w:color w:val="666666"/>
+                <w:sz w:val="20"/>
+              </w:rPr>
+              <w:t>；</w:t>
             </w:r>
           </w:p>
           <w:p>
@@ -1851,7 +2143,7 @@
                 <w:color w:val="666666"/>
                 <w:sz w:val="20"/>
               </w:rPr>
-              <w:t>技术难点</w:t>
+              <w:t>测试与质量体系</w:t>
             </w:r>
           </w:p>
           <w:p>
@@ -1871,31 +2163,7 @@
                 <w:color w:val="666666"/>
                 <w:sz w:val="20"/>
               </w:rPr>
-              <w:t>复杂车载场景下低概率CAN通信异常与芯片</w:t>
-            </w:r>
-            <w:r>
-              <w:rPr>
-                <w:rFonts w:ascii="微软雅黑" w:eastAsia="微软雅黑" w:hAnsi="微软雅黑" w:cs="微软雅黑" w:hint="eastAsia"/>
-                <w:color w:val="666666"/>
-                <w:sz w:val="20"/>
-              </w:rPr>
-              <w:t>低</w:t>
-            </w:r>
-            <w:r>
-              <w:rPr>
-                <w:rFonts w:ascii="微软雅黑" w:eastAsia="微软雅黑" w:hAnsi="微软雅黑" w:cs="微软雅黑" w:hint="eastAsia"/>
-                <w:color w:val="666666"/>
-                <w:sz w:val="20"/>
-              </w:rPr>
-              <w:t>偶发复位问题</w:t>
-            </w:r>
-            <w:r>
-              <w:rPr>
-                <w:rFonts w:ascii="微软雅黑" w:eastAsia="微软雅黑" w:hAnsi="微软雅黑" w:cs="微软雅黑" w:hint="eastAsia"/>
-                <w:color w:val="666666"/>
-                <w:sz w:val="20"/>
-              </w:rPr>
-              <w:t>。</w:t>
+              <w:t>构建覆盖950+测试用例的测试体系，实现需求→测试可追溯</w:t>
             </w:r>
           </w:p>
           <w:p>
@@ -1915,15 +2183,7 @@
                 <w:color w:val="666666"/>
                 <w:sz w:val="20"/>
               </w:rPr>
-              <w:t>OS中断调用异常与总线访问冲突问题</w:t>
-            </w:r>
-            <w:r>
-              <w:rPr>
-                <w:rFonts w:ascii="微软雅黑" w:eastAsia="微软雅黑" w:hAnsi="微软雅黑" w:cs="微软雅黑" w:hint="eastAsia"/>
-                <w:color w:val="666666"/>
-                <w:sz w:val="20"/>
-              </w:rPr>
-              <w:t>。</w:t>
+              <w:t>设计整车级CCU测试流程与自动化用例体系</w:t>
             </w:r>
           </w:p>
           <w:p>
@@ -1943,7 +2203,61 @@
                 <w:color w:val="666666"/>
                 <w:sz w:val="20"/>
               </w:rPr>
-              <w:t>供应商交付质量不一致，缺乏统一标准</w:t>
+              <w:t>云端AI大模型以及特定预警规则，提前识别风险。</w:t>
+            </w:r>
+          </w:p>
+          <w:p>
+            <w:pPr>
+              <w:spacing w:line="380" w:lineRule="exact"/>
+              <w:ind w:left="770"/>
+              <w:textAlignment w:val="center"/>
+              <w:rPr>
+                <w:rFonts w:ascii="微软雅黑" w:eastAsia="微软雅黑" w:hAnsi="微软雅黑" w:cs="微软雅黑" w:hint="eastAsia"/>
+                <w:color w:val="666666"/>
+                <w:sz w:val="20"/>
+              </w:rPr>
+            </w:pPr>
+            <w:r>
+              <w:rPr>
+                <w:rFonts w:ascii="微软雅黑" w:eastAsia="微软雅黑" w:hAnsi="微软雅黑" w:cs="微软雅黑" w:hint="eastAsia"/>
+                <w:color w:val="666666"/>
+                <w:sz w:val="20"/>
+              </w:rPr>
+              <w:t>成果：测试覆盖</w:t>
+            </w:r>
+            <w:proofErr w:type="gramStart"/>
+            <w:r>
+              <w:rPr>
+                <w:rFonts w:ascii="微软雅黑" w:eastAsia="微软雅黑" w:hAnsi="微软雅黑" w:cs="微软雅黑" w:hint="eastAsia"/>
+                <w:color w:val="666666"/>
+                <w:sz w:val="20"/>
+              </w:rPr>
+              <w:t>度显著</w:t>
+            </w:r>
+            <w:proofErr w:type="gramEnd"/>
+            <w:r>
+              <w:rPr>
+                <w:rFonts w:ascii="微软雅黑" w:eastAsia="微软雅黑" w:hAnsi="微软雅黑" w:cs="微软雅黑" w:hint="eastAsia"/>
+                <w:color w:val="666666"/>
+                <w:sz w:val="20"/>
+              </w:rPr>
+              <w:t>提升</w:t>
+            </w:r>
+            <w:r>
+              <w:rPr>
+                <w:rFonts w:ascii="微软雅黑" w:eastAsia="微软雅黑" w:hAnsi="微软雅黑" w:cs="微软雅黑" w:hint="eastAsia"/>
+                <w:color w:val="666666"/>
+                <w:sz w:val="20"/>
+              </w:rPr>
+              <w:t>，</w:t>
+            </w:r>
+            <w:r>
+              <w:rPr>
+                <w:rFonts w:ascii="微软雅黑" w:eastAsia="微软雅黑" w:hAnsi="微软雅黑" w:cs="微软雅黑" w:hint="eastAsia"/>
+                <w:color w:val="666666"/>
+                <w:sz w:val="20"/>
+              </w:rPr>
+              <w:t>云端问题误报率降低 80%</w:t>
             </w:r>
             <w:r>
               <w:rPr>
@@ -1970,11 +2284,71 @@
             </w:pPr>
             <w:r>
               <w:rPr>
-                <w:rFonts w:ascii="微软雅黑" w:eastAsia="微软雅黑" w:hAnsi="微软雅黑" w:cs="微软雅黑" w:hint="eastAsia"/>
-                <w:color w:val="666666"/>
-                <w:sz w:val="20"/>
-              </w:rPr>
-              <w:t>解决方案</w:t>
+                <w:rFonts w:ascii="微软雅黑" w:eastAsia="微软雅黑" w:hAnsi="微软雅黑" w:cs="微软雅黑"/>
+                <w:color w:val="666666"/>
+                <w:sz w:val="20"/>
+              </w:rPr>
+              <w:t>AI工程实践</w:t>
+            </w:r>
+          </w:p>
+          <w:p>
+            <w:pPr>
+              <w:spacing w:line="380" w:lineRule="exact"/>
+              <w:ind w:left="720"/>
+              <w:textAlignment w:val="center"/>
+              <w:rPr>
+                <w:rFonts w:ascii="微软雅黑" w:eastAsia="微软雅黑" w:hAnsi="微软雅黑" w:cs="微软雅黑" w:hint="eastAsia"/>
+                <w:color w:val="666666"/>
+                <w:sz w:val="20"/>
+              </w:rPr>
+            </w:pPr>
+            <w:r>
+              <w:rPr>
+                <w:rFonts w:ascii="微软雅黑" w:eastAsia="微软雅黑" w:hAnsi="微软雅黑" w:cs="微软雅黑"/>
+                <w:color w:val="666666"/>
+                <w:sz w:val="20"/>
+              </w:rPr>
+              <w:t xml:space="preserve">构建基于大模型的需求质量审核工具 </w:t>
+            </w:r>
+          </w:p>
+          <w:p>
+            <w:pPr>
+              <w:spacing w:line="380" w:lineRule="exact"/>
+              <w:ind w:left="720"/>
+              <w:textAlignment w:val="center"/>
+              <w:rPr>
+                <w:rFonts w:ascii="微软雅黑" w:eastAsia="微软雅黑" w:hAnsi="微软雅黑" w:cs="微软雅黑" w:hint="eastAsia"/>
+                <w:color w:val="666666"/>
+                <w:sz w:val="20"/>
+              </w:rPr>
+            </w:pPr>
+            <w:r>
+              <w:rPr>
+                <w:rFonts w:ascii="微软雅黑" w:eastAsia="微软雅黑" w:hAnsi="微软雅黑" w:cs="微软雅黑"/>
+                <w:color w:val="666666"/>
+                <w:sz w:val="20"/>
+              </w:rPr>
+              <w:t xml:space="preserve">实现需求→测试用例→思维导图自动生成 </w:t>
+            </w:r>
+          </w:p>
+          <w:p>
+            <w:pPr>
+              <w:spacing w:line="380" w:lineRule="exact"/>
+              <w:ind w:left="720"/>
+              <w:textAlignment w:val="center"/>
+              <w:rPr>
+                <w:rFonts w:ascii="微软雅黑" w:eastAsia="微软雅黑" w:hAnsi="微软雅黑" w:cs="微软雅黑" w:hint="eastAsia"/>
+                <w:color w:val="666666"/>
+                <w:sz w:val="20"/>
+              </w:rPr>
+            </w:pPr>
+            <w:r>
+              <w:rPr>
+                <w:rFonts w:ascii="微软雅黑" w:eastAsia="微软雅黑" w:hAnsi="微软雅黑" w:cs="微软雅黑"/>
+                <w:color w:val="666666"/>
+                <w:sz w:val="20"/>
+              </w:rPr>
+              <w:t xml:space="preserve">搭建部门级Agent平台与技能库 </w:t>
             </w:r>
           </w:p>
           <w:p>
@@ -1990,33 +2364,36 @@
             </w:pPr>
             <w:r>
               <w:rPr>
-                <w:rFonts w:ascii="微软雅黑" w:eastAsia="微软雅黑" w:hAnsi="微软雅黑" w:cs="微软雅黑" w:hint="eastAsia"/>
-                <w:color w:val="666666"/>
-                <w:sz w:val="20"/>
-              </w:rPr>
-              <w:t>构建系统级问题定位方法</w:t>
-            </w:r>
-            <w:r>
-              <w:rPr>
-                <w:rFonts w:ascii="微软雅黑" w:eastAsia="微软雅黑" w:hAnsi="微软雅黑" w:cs="微软雅黑" w:hint="eastAsia"/>
-                <w:color w:val="666666"/>
-                <w:sz w:val="20"/>
-              </w:rPr>
-              <w:t>，增加系统异常管理机制</w:t>
-            </w:r>
-            <w:r>
-              <w:rPr>
-                <w:rFonts w:ascii="微软雅黑" w:eastAsia="微软雅黑" w:hAnsi="微软雅黑" w:cs="微软雅黑" w:hint="eastAsia"/>
-                <w:color w:val="666666"/>
-                <w:sz w:val="20"/>
-              </w:rPr>
-              <w:t>，优化看门狗复位逻辑。</w:t>
+                <w:rFonts w:ascii="微软雅黑" w:eastAsia="微软雅黑" w:hAnsi="微软雅黑" w:cs="微软雅黑"/>
+                <w:color w:val="666666"/>
+                <w:sz w:val="20"/>
+              </w:rPr>
+              <w:t>成果：研发效率显著提升（需求分析与测试设计自动化</w:t>
+            </w:r>
+            <w:r>
+              <w:rPr>
+                <w:rFonts w:ascii="微软雅黑" w:eastAsia="微软雅黑" w:hAnsi="微软雅黑" w:cs="微软雅黑" w:hint="eastAsia"/>
+                <w:color w:val="666666"/>
+                <w:sz w:val="20"/>
+              </w:rPr>
+              <w:t>，代码自动review以及代码风格检查</w:t>
+            </w:r>
+            <w:r>
+              <w:rPr>
+                <w:rFonts w:ascii="微软雅黑" w:eastAsia="微软雅黑" w:hAnsi="微软雅黑" w:cs="微软雅黑"/>
+                <w:color w:val="666666"/>
+                <w:sz w:val="20"/>
+              </w:rPr>
+              <w:t>）</w:t>
             </w:r>
           </w:p>
           <w:p>
             <w:pPr>
+              <w:tabs>
+                <w:tab w:val="right" w:pos="9860"/>
+              </w:tabs>
               <w:spacing w:line="380" w:lineRule="exact"/>
-              <w:ind w:left="770"/>
+              <w:jc w:val="left"/>
               <w:textAlignment w:val="center"/>
               <w:rPr>
                 <w:rFonts w:ascii="微软雅黑" w:eastAsia="微软雅黑" w:hAnsi="微软雅黑" w:cs="微软雅黑" w:hint="eastAsia"/>
@@ -2026,47 +2403,92 @@
             </w:pPr>
             <w:r>
               <w:rPr>
-                <w:rFonts w:ascii="微软雅黑" w:eastAsia="微软雅黑" w:hAnsi="微软雅黑" w:cs="微软雅黑" w:hint="eastAsia"/>
-                <w:color w:val="666666"/>
-                <w:sz w:val="20"/>
-              </w:rPr>
-              <w:t>设计统一开发与验证标准，规范供应商交付流程</w:t>
-            </w:r>
-            <w:r>
-              <w:rPr>
-                <w:rFonts w:ascii="微软雅黑" w:eastAsia="微软雅黑" w:hAnsi="微软雅黑" w:cs="微软雅黑" w:hint="eastAsia"/>
-                <w:color w:val="666666"/>
-                <w:sz w:val="20"/>
-              </w:rPr>
-              <w:t>。</w:t>
-            </w:r>
-          </w:p>
-          <w:p>
-            <w:pPr>
-              <w:spacing w:line="380" w:lineRule="exact"/>
-              <w:ind w:left="770"/>
-              <w:textAlignment w:val="center"/>
-              <w:rPr>
-                <w:rFonts w:ascii="微软雅黑" w:eastAsia="微软雅黑" w:hAnsi="微软雅黑" w:cs="微软雅黑" w:hint="eastAsia"/>
-                <w:color w:val="666666"/>
-                <w:sz w:val="20"/>
-              </w:rPr>
-            </w:pPr>
-            <w:r>
-              <w:rPr>
-                <w:rFonts w:ascii="微软雅黑" w:eastAsia="微软雅黑" w:hAnsi="微软雅黑" w:cs="微软雅黑" w:hint="eastAsia"/>
-                <w:color w:val="666666"/>
-                <w:sz w:val="20"/>
-              </w:rPr>
-              <w:t>引入需求质量评审机制，提升上游输入质量</w:t>
-            </w:r>
-            <w:r>
-              <w:rPr>
-                <w:rFonts w:ascii="微软雅黑" w:eastAsia="微软雅黑" w:hAnsi="微软雅黑" w:cs="微软雅黑" w:hint="eastAsia"/>
-                <w:color w:val="666666"/>
-                <w:sz w:val="20"/>
-              </w:rPr>
-              <w:t>，引入新的代码管理流程以及测试流程。</w:t>
+                <w:rFonts w:hint="eastAsia"/>
+                <w:b/>
+                <w:bCs/>
+                <w:sz w:val="24"/>
+              </w:rPr>
+              <w:t xml:space="preserve">LOTUS     </w:t>
+            </w:r>
+            <w:r>
+              <w:rPr>
+                <w:rFonts w:hint="eastAsia"/>
+                <w:b/>
+                <w:bCs/>
+                <w:sz w:val="24"/>
+              </w:rPr>
+              <w:t>嵌入式主管工程师（研发、测试</w:t>
+            </w:r>
+            <w:r>
+              <w:rPr>
+                <w:rFonts w:hint="eastAsia"/>
+                <w:b/>
+                <w:bCs/>
+                <w:sz w:val="24"/>
+              </w:rPr>
+              <w:t xml:space="preserve"> Team leader</w:t>
+            </w:r>
+            <w:r>
+              <w:rPr>
+                <w:rFonts w:hint="eastAsia"/>
+                <w:b/>
+                <w:bCs/>
+                <w:sz w:val="24"/>
+              </w:rPr>
+              <w:t>）</w:t>
+            </w:r>
+            <w:r>
+              <w:rPr>
+                <w:rFonts w:hint="eastAsia"/>
+                <w:b/>
+                <w:bCs/>
+                <w:sz w:val="24"/>
+              </w:rPr>
+              <w:t xml:space="preserve"> </w:t>
+            </w:r>
+            <w:r>
+              <w:rPr>
+                <w:rFonts w:hint="eastAsia"/>
+                <w:b/>
+                <w:bCs/>
+                <w:sz w:val="24"/>
+              </w:rPr>
+              <w:t>（带领</w:t>
+            </w:r>
+            <w:r>
+              <w:rPr>
+                <w:rFonts w:hint="eastAsia"/>
+                <w:b/>
+                <w:bCs/>
+                <w:sz w:val="24"/>
+              </w:rPr>
+              <w:t>6</w:t>
+            </w:r>
+            <w:r>
+              <w:rPr>
+                <w:rFonts w:hint="eastAsia"/>
+                <w:b/>
+                <w:bCs/>
+                <w:sz w:val="24"/>
+              </w:rPr>
+              <w:t>人）</w:t>
+            </w:r>
+            <w:r>
+              <w:rPr>
+                <w:rFonts w:hint="eastAsia"/>
+                <w:b/>
+                <w:bCs/>
+                <w:sz w:val="24"/>
+              </w:rPr>
+              <w:t xml:space="preserve"> 2024.8-2025.8</w:t>
+            </w:r>
+            <w:r>
+              <w:rPr>
+                <w:rFonts w:ascii="微软雅黑" w:eastAsia="微软雅黑" w:hAnsi="微软雅黑" w:cs="微软雅黑" w:hint="eastAsia"/>
+                <w:color w:val="666666"/>
+                <w:sz w:val="20"/>
+              </w:rPr>
+              <w:t xml:space="preserve"> </w:t>
             </w:r>
           </w:p>
           <w:p>
@@ -2078,68 +2500,86 @@
               <w:spacing w:line="380" w:lineRule="exact"/>
               <w:textAlignment w:val="center"/>
               <w:rPr>
-                <w:rFonts w:ascii="微软雅黑" w:eastAsia="微软雅黑" w:hAnsi="微软雅黑" w:cs="微软雅黑" w:hint="eastAsia"/>
+                <w:rFonts w:ascii="微软雅黑" w:eastAsia="微软雅黑" w:hAnsi="微软雅黑" w:cs="微软雅黑"/>
                 <w:color w:val="666666"/>
                 <w:sz w:val="20"/>
               </w:rPr>
             </w:pPr>
             <w:r>
               <w:rPr>
-                <w:rFonts w:ascii="微软雅黑" w:eastAsia="微软雅黑" w:hAnsi="微软雅黑" w:cs="微软雅黑" w:hint="eastAsia"/>
-                <w:color w:val="666666"/>
-                <w:sz w:val="20"/>
-              </w:rPr>
-              <w:t>优化结果</w:t>
+                <w:rFonts w:ascii="微软雅黑" w:eastAsia="微软雅黑" w:hAnsi="微软雅黑" w:cs="微软雅黑"/>
+                <w:color w:val="666666"/>
+                <w:sz w:val="20"/>
+              </w:rPr>
+              <w:t>作为嵌入式算法底层软件团队负责人（主攻：架构设计与底层攻坚）</w:t>
             </w:r>
           </w:p>
           <w:p>
             <w:pPr>
+              <w:tabs>
+                <w:tab w:val="right" w:pos="9860"/>
+              </w:tabs>
               <w:spacing w:line="380" w:lineRule="exact"/>
-              <w:ind w:left="770"/>
+              <w:ind w:leftChars="400" w:left="840"/>
+              <w:jc w:val="left"/>
               <w:textAlignment w:val="center"/>
               <w:rPr>
-                <w:rFonts w:ascii="微软雅黑" w:eastAsia="微软雅黑" w:hAnsi="微软雅黑" w:cs="微软雅黑" w:hint="eastAsia"/>
+                <w:rFonts w:ascii="微软雅黑" w:eastAsia="微软雅黑" w:hAnsi="微软雅黑" w:cs="微软雅黑"/>
                 <w:color w:val="666666"/>
                 <w:sz w:val="20"/>
               </w:rPr>
             </w:pPr>
             <w:r>
               <w:rPr>
-                <w:rFonts w:ascii="微软雅黑" w:eastAsia="微软雅黑" w:hAnsi="微软雅黑" w:cs="微软雅黑" w:hint="eastAsia"/>
-                <w:color w:val="666666"/>
-                <w:sz w:val="20"/>
-              </w:rPr>
-              <w:t>修复多个历史疑难问题（CAN异常/芯片复位等），系统稳定性</w:t>
-            </w:r>
-            <w:r>
-              <w:rPr>
-                <w:rFonts w:ascii="微软雅黑" w:eastAsia="微软雅黑" w:hAnsi="微软雅黑" w:cs="微软雅黑" w:hint="eastAsia"/>
-                <w:color w:val="666666"/>
-                <w:sz w:val="20"/>
-              </w:rPr>
-              <w:t>以及debug能力</w:t>
-            </w:r>
-            <w:r>
-              <w:rPr>
-                <w:rFonts w:ascii="微软雅黑" w:eastAsia="微软雅黑" w:hAnsi="微软雅黑" w:cs="微软雅黑" w:hint="eastAsia"/>
-                <w:color w:val="666666"/>
-                <w:sz w:val="20"/>
-              </w:rPr>
-              <w:t>显著提升</w:t>
-            </w:r>
-            <w:r>
-              <w:rPr>
-                <w:rFonts w:ascii="微软雅黑" w:eastAsia="微软雅黑" w:hAnsi="微软雅黑" w:cs="微软雅黑" w:hint="eastAsia"/>
-                <w:color w:val="666666"/>
-                <w:sz w:val="20"/>
-              </w:rPr>
-              <w:t>。</w:t>
+                <w:rFonts w:ascii="微软雅黑" w:eastAsia="微软雅黑" w:hAnsi="微软雅黑" w:cs="微软雅黑"/>
+                <w:color w:val="666666"/>
+                <w:sz w:val="20"/>
+              </w:rPr>
+              <w:t>底层架构设计：主导基于 C2000 功率模块的底层软件架构设计与全流程定义 。</w:t>
+            </w:r>
+            <w:r>
+              <w:rPr>
+                <w:rFonts w:ascii="微软雅黑" w:eastAsia="微软雅黑" w:hAnsi="微软雅黑" w:cs="微软雅黑" w:hint="eastAsia"/>
+                <w:color w:val="666666"/>
+                <w:sz w:val="20"/>
+              </w:rPr>
+              <w:t>优化</w:t>
+            </w:r>
+            <w:r>
+              <w:rPr>
+                <w:rFonts w:ascii="微软雅黑" w:eastAsia="微软雅黑" w:hAnsi="微软雅黑" w:cs="微软雅黑"/>
+                <w:color w:val="666666"/>
+                <w:sz w:val="20"/>
+              </w:rPr>
+              <w:t>多线程临界资源</w:t>
+            </w:r>
+            <w:proofErr w:type="gramStart"/>
+            <w:r>
+              <w:rPr>
+                <w:rFonts w:ascii="微软雅黑" w:eastAsia="微软雅黑" w:hAnsi="微软雅黑" w:cs="微软雅黑"/>
+                <w:color w:val="666666"/>
+                <w:sz w:val="20"/>
+              </w:rPr>
+              <w:t>异常访问</w:t>
+            </w:r>
+            <w:proofErr w:type="gramEnd"/>
+            <w:r>
+              <w:rPr>
+                <w:rFonts w:ascii="微软雅黑" w:eastAsia="微软雅黑" w:hAnsi="微软雅黑" w:cs="微软雅黑"/>
+                <w:color w:val="666666"/>
+                <w:sz w:val="20"/>
+              </w:rPr>
+              <w:t>问题，重新设计了 CPU 内存资源分配方案，大幅优化 CPU 负载率，并协助应用层完成了代码与数据使用空间的极致优化 。</w:t>
             </w:r>
           </w:p>
           <w:p>
             <w:pPr>
+              <w:tabs>
+                <w:tab w:val="right" w:pos="9860"/>
+              </w:tabs>
               <w:spacing w:line="380" w:lineRule="exact"/>
-              <w:ind w:left="770"/>
+              <w:ind w:leftChars="400" w:left="840"/>
+              <w:jc w:val="left"/>
               <w:textAlignment w:val="center"/>
               <w:rPr>
                 <w:rFonts w:ascii="微软雅黑" w:eastAsia="微软雅黑" w:hAnsi="微软雅黑" w:cs="微软雅黑"/>
@@ -2149,27 +2589,71 @@
             </w:pPr>
             <w:r>
               <w:rPr>
-                <w:rFonts w:ascii="微软雅黑" w:eastAsia="微软雅黑" w:hAnsi="微软雅黑" w:cs="微软雅黑" w:hint="eastAsia"/>
-                <w:color w:val="666666"/>
-                <w:sz w:val="20"/>
-              </w:rPr>
-              <w:t>建立统一技术规范，供应商交付质量明显改善</w:t>
-            </w:r>
-            <w:r>
-              <w:rPr>
-                <w:rFonts w:ascii="微软雅黑" w:eastAsia="微软雅黑" w:hAnsi="微软雅黑" w:cs="微软雅黑" w:hint="eastAsia"/>
-                <w:color w:val="666666"/>
-                <w:sz w:val="20"/>
-              </w:rPr>
-              <w:t>，新产品问题类别降低30%以上</w:t>
-            </w:r>
-            <w:r>
-              <w:rPr>
-                <w:rFonts w:ascii="微软雅黑" w:eastAsia="微软雅黑" w:hAnsi="微软雅黑" w:cs="微软雅黑" w:hint="eastAsia"/>
-                <w:color w:val="666666"/>
-                <w:sz w:val="20"/>
-              </w:rPr>
-              <w:t>；</w:t>
+                <w:rFonts w:ascii="微软雅黑" w:eastAsia="微软雅黑" w:hAnsi="微软雅黑" w:cs="微软雅黑"/>
+                <w:color w:val="666666"/>
+                <w:sz w:val="20"/>
+              </w:rPr>
+              <w:t xml:space="preserve">通信与工具链开发：攻坚并解决了复杂的 CAN FD / XCP 通讯干扰难题 。为提升开发效率，自主开发了基于文本配置的代码自动生成工具，并创新性地利用 AI 工具加速 </w:t>
+            </w:r>
+            <w:proofErr w:type="spellStart"/>
+            <w:r>
+              <w:rPr>
+                <w:rFonts w:ascii="微软雅黑" w:eastAsia="微软雅黑" w:hAnsi="微软雅黑" w:cs="微软雅黑"/>
+                <w:color w:val="666666"/>
+                <w:sz w:val="20"/>
+              </w:rPr>
+              <w:t>Gtest</w:t>
+            </w:r>
+            <w:proofErr w:type="spellEnd"/>
+            <w:r>
+              <w:rPr>
+                <w:rFonts w:ascii="微软雅黑" w:eastAsia="微软雅黑" w:hAnsi="微软雅黑" w:cs="微软雅黑"/>
+                <w:color w:val="666666"/>
+                <w:sz w:val="20"/>
+              </w:rPr>
+              <w:t xml:space="preserve"> 单元测试代码的生成与质量把控 。</w:t>
+            </w:r>
+          </w:p>
+          <w:p>
+            <w:pPr>
+              <w:tabs>
+                <w:tab w:val="right" w:pos="9860"/>
+              </w:tabs>
+              <w:spacing w:line="380" w:lineRule="exact"/>
+              <w:ind w:leftChars="400" w:left="840"/>
+              <w:jc w:val="left"/>
+              <w:textAlignment w:val="center"/>
+              <w:rPr>
+                <w:rFonts w:ascii="微软雅黑" w:eastAsia="微软雅黑" w:hAnsi="微软雅黑" w:cs="微软雅黑"/>
+                <w:color w:val="666666"/>
+                <w:sz w:val="20"/>
+              </w:rPr>
+            </w:pPr>
+            <w:r>
+              <w:rPr>
+                <w:rFonts w:ascii="微软雅黑" w:eastAsia="微软雅黑" w:hAnsi="微软雅黑" w:cs="微软雅黑"/>
+                <w:color w:val="666666"/>
+                <w:sz w:val="20"/>
+              </w:rPr>
+              <w:t>代码质量管控：全面引入基于 Gerrit 与 Git 的代码评审（Code Review）流程，显著提升底层代码质量，并将该流程成功</w:t>
+            </w:r>
+            <w:proofErr w:type="gramStart"/>
+            <w:r>
+              <w:rPr>
+                <w:rFonts w:ascii="微软雅黑" w:eastAsia="微软雅黑" w:hAnsi="微软雅黑" w:cs="微软雅黑"/>
+                <w:color w:val="666666"/>
+                <w:sz w:val="20"/>
+              </w:rPr>
+              <w:t>推广至跨部门</w:t>
+            </w:r>
+            <w:proofErr w:type="gramEnd"/>
+            <w:r>
+              <w:rPr>
+                <w:rFonts w:ascii="微软雅黑" w:eastAsia="微软雅黑" w:hAnsi="微软雅黑" w:cs="微软雅黑"/>
+                <w:color w:val="666666"/>
+                <w:sz w:val="20"/>
+              </w:rPr>
+              <w:t>应用 。</w:t>
             </w:r>
           </w:p>
           <w:p>
@@ -2192,13 +2676,17 @@
                 <w:color w:val="666666"/>
                 <w:sz w:val="20"/>
               </w:rPr>
-              <w:t>测试与质量体系</w:t>
+              <w:t>作为嵌入式团队质量管理负责人（主攻：规范制定与系统级治理）</w:t>
             </w:r>
           </w:p>
           <w:p>
             <w:pPr>
+              <w:tabs>
+                <w:tab w:val="right" w:pos="9860"/>
+              </w:tabs>
               <w:spacing w:line="380" w:lineRule="exact"/>
-              <w:ind w:left="770"/>
+              <w:ind w:leftChars="400" w:left="840"/>
+              <w:jc w:val="left"/>
               <w:textAlignment w:val="center"/>
               <w:rPr>
                 <w:rFonts w:ascii="微软雅黑" w:eastAsia="微软雅黑" w:hAnsi="微软雅黑" w:cs="微软雅黑" w:hint="eastAsia"/>
@@ -2212,16 +2700,92 @@
                 <w:color w:val="666666"/>
                 <w:sz w:val="20"/>
               </w:rPr>
-              <w:t>构建覆盖950+测试用例的测试体系，实现需求→测试可追溯</w:t>
+              <w:t>系统</w:t>
+            </w:r>
+            <w:proofErr w:type="gramStart"/>
+            <w:r>
+              <w:rPr>
+                <w:rFonts w:ascii="微软雅黑" w:eastAsia="微软雅黑" w:hAnsi="微软雅黑" w:cs="微软雅黑" w:hint="eastAsia"/>
+                <w:color w:val="666666"/>
+                <w:sz w:val="20"/>
+              </w:rPr>
+              <w:t>级资源</w:t>
+            </w:r>
+            <w:proofErr w:type="gramEnd"/>
+            <w:r>
+              <w:rPr>
+                <w:rFonts w:ascii="微软雅黑" w:eastAsia="微软雅黑" w:hAnsi="微软雅黑" w:cs="微软雅黑" w:hint="eastAsia"/>
+                <w:color w:val="666666"/>
+                <w:sz w:val="20"/>
+              </w:rPr>
+              <w:t xml:space="preserve">深度治理：构建并落地了基于 </w:t>
+            </w:r>
+            <w:proofErr w:type="spellStart"/>
+            <w:r>
+              <w:rPr>
+                <w:rFonts w:ascii="微软雅黑" w:eastAsia="微软雅黑" w:hAnsi="微软雅黑" w:cs="微软雅黑" w:hint="eastAsia"/>
+                <w:color w:val="666666"/>
+                <w:sz w:val="20"/>
+              </w:rPr>
+              <w:t>FreeRTOS</w:t>
+            </w:r>
+            <w:proofErr w:type="spellEnd"/>
+            <w:r>
+              <w:rPr>
+                <w:rFonts w:ascii="微软雅黑" w:eastAsia="微软雅黑" w:hAnsi="微软雅黑" w:cs="微软雅黑" w:hint="eastAsia"/>
+                <w:color w:val="666666"/>
+                <w:sz w:val="20"/>
+              </w:rPr>
+              <w:t xml:space="preserve"> 的系统级软硬件资源统一管理流程 。系统性地解决了中断优先级分配冲突、动态</w:t>
+            </w:r>
+            <w:proofErr w:type="gramStart"/>
+            <w:r>
+              <w:rPr>
+                <w:rFonts w:ascii="微软雅黑" w:eastAsia="微软雅黑" w:hAnsi="微软雅黑" w:cs="微软雅黑" w:hint="eastAsia"/>
+                <w:color w:val="666666"/>
+                <w:sz w:val="20"/>
+              </w:rPr>
+              <w:t>堆空间</w:t>
+            </w:r>
+            <w:proofErr w:type="gramEnd"/>
+            <w:r>
+              <w:rPr>
+                <w:rFonts w:ascii="微软雅黑" w:eastAsia="微软雅黑" w:hAnsi="微软雅黑" w:cs="微软雅黑" w:hint="eastAsia"/>
+                <w:color w:val="666666"/>
+                <w:sz w:val="20"/>
+              </w:rPr>
+              <w:t>碎片化、</w:t>
+            </w:r>
+            <w:proofErr w:type="gramStart"/>
+            <w:r>
+              <w:rPr>
+                <w:rFonts w:ascii="微软雅黑" w:eastAsia="微软雅黑" w:hAnsi="微软雅黑" w:cs="微软雅黑" w:hint="eastAsia"/>
+                <w:color w:val="666666"/>
+                <w:sz w:val="20"/>
+              </w:rPr>
+              <w:t>栈</w:t>
+            </w:r>
+            <w:proofErr w:type="gramEnd"/>
+            <w:r>
+              <w:rPr>
+                <w:rFonts w:ascii="微软雅黑" w:eastAsia="微软雅黑" w:hAnsi="微软雅黑" w:cs="微软雅黑" w:hint="eastAsia"/>
+                <w:color w:val="666666"/>
+                <w:sz w:val="20"/>
+              </w:rPr>
+              <w:t>溢出风险以及多线程资源保护等一系列深水区关键问题 。</w:t>
             </w:r>
           </w:p>
           <w:p>
             <w:pPr>
+              <w:tabs>
+                <w:tab w:val="right" w:pos="9860"/>
+              </w:tabs>
               <w:spacing w:line="380" w:lineRule="exact"/>
-              <w:ind w:left="770"/>
+              <w:ind w:leftChars="400" w:left="840"/>
+              <w:jc w:val="left"/>
               <w:textAlignment w:val="center"/>
               <w:rPr>
-                <w:rFonts w:ascii="微软雅黑" w:eastAsia="微软雅黑" w:hAnsi="微软雅黑" w:cs="微软雅黑"/>
+                <w:rFonts w:ascii="微软雅黑" w:eastAsia="微软雅黑" w:hAnsi="微软雅黑" w:cs="微软雅黑" w:hint="eastAsia"/>
                 <w:color w:val="666666"/>
                 <w:sz w:val="20"/>
               </w:rPr>
@@ -2232,16 +2796,38 @@
                 <w:color w:val="666666"/>
                 <w:sz w:val="20"/>
               </w:rPr>
-              <w:t>设计整车级CCU测试流程与自动化用例体系</w:t>
+              <w:t>研发流程与基线标准化：整合并标准化了整个嵌入式部门的开发与编码规范 。推广基于</w:t>
+            </w:r>
+            <w:proofErr w:type="spellStart"/>
+            <w:r>
+              <w:rPr>
+                <w:rFonts w:ascii="微软雅黑" w:eastAsia="微软雅黑" w:hAnsi="微软雅黑" w:cs="微软雅黑" w:hint="eastAsia"/>
+                <w:color w:val="666666"/>
+                <w:sz w:val="20"/>
+              </w:rPr>
+              <w:t>parasoft</w:t>
+            </w:r>
+            <w:proofErr w:type="spellEnd"/>
+            <w:r>
+              <w:rPr>
+                <w:rFonts w:ascii="微软雅黑" w:eastAsia="微软雅黑" w:hAnsi="微软雅黑" w:cs="微软雅黑" w:hint="eastAsia"/>
+                <w:color w:val="666666"/>
+                <w:sz w:val="20"/>
+              </w:rPr>
+              <w:t>的静态代码检测与自动化单元测试方案 ；统一规范了基于 CCS/KEIL 的编译器版本选择及代码优化等级 。</w:t>
             </w:r>
           </w:p>
           <w:p>
             <w:pPr>
+              <w:tabs>
+                <w:tab w:val="right" w:pos="9860"/>
+              </w:tabs>
               <w:spacing w:line="380" w:lineRule="exact"/>
-              <w:ind w:left="770"/>
+              <w:ind w:leftChars="400" w:left="840"/>
+              <w:jc w:val="left"/>
               <w:textAlignment w:val="center"/>
               <w:rPr>
-                <w:rFonts w:ascii="微软雅黑" w:eastAsia="微软雅黑" w:hAnsi="微软雅黑" w:cs="微软雅黑" w:hint="eastAsia"/>
+                <w:rFonts w:ascii="微软雅黑" w:eastAsia="微软雅黑" w:hAnsi="微软雅黑" w:cs="微软雅黑"/>
                 <w:color w:val="666666"/>
                 <w:sz w:val="20"/>
               </w:rPr>
@@ -2252,89 +2838,7 @@
                 <w:color w:val="666666"/>
                 <w:sz w:val="20"/>
               </w:rPr>
-              <w:t>云端AI大模型以及特定预警规则，提前识别风险。</w:t>
-            </w:r>
-          </w:p>
-          <w:p>
-            <w:pPr>
-              <w:spacing w:line="380" w:lineRule="exact"/>
-              <w:ind w:left="770"/>
-              <w:textAlignment w:val="center"/>
-              <w:rPr>
-                <w:rFonts w:ascii="微软雅黑" w:eastAsia="微软雅黑" w:hAnsi="微软雅黑" w:cs="微软雅黑" w:hint="eastAsia"/>
-                <w:color w:val="666666"/>
-                <w:sz w:val="20"/>
-              </w:rPr>
-            </w:pPr>
-            <w:r>
-              <w:rPr>
-                <w:rFonts w:ascii="微软雅黑" w:eastAsia="微软雅黑" w:hAnsi="微软雅黑" w:cs="微软雅黑" w:hint="eastAsia"/>
-                <w:color w:val="666666"/>
-                <w:sz w:val="20"/>
-              </w:rPr>
-              <w:t>成果：</w:t>
-            </w:r>
-          </w:p>
-          <w:p>
-            <w:pPr>
-              <w:spacing w:line="380" w:lineRule="exact"/>
-              <w:ind w:left="770"/>
-              <w:textAlignment w:val="center"/>
-              <w:rPr>
-                <w:rFonts w:ascii="微软雅黑" w:eastAsia="微软雅黑" w:hAnsi="微软雅黑" w:cs="微软雅黑"/>
-                <w:color w:val="666666"/>
-                <w:sz w:val="20"/>
-              </w:rPr>
-            </w:pPr>
-            <w:r>
-              <w:rPr>
-                <w:rFonts w:ascii="微软雅黑" w:eastAsia="微软雅黑" w:hAnsi="微软雅黑" w:cs="微软雅黑" w:hint="eastAsia"/>
-                <w:color w:val="666666"/>
-                <w:sz w:val="20"/>
-              </w:rPr>
-              <w:t>测试覆盖</w:t>
-            </w:r>
-            <w:proofErr w:type="gramStart"/>
-            <w:r>
-              <w:rPr>
-                <w:rFonts w:ascii="微软雅黑" w:eastAsia="微软雅黑" w:hAnsi="微软雅黑" w:cs="微软雅黑" w:hint="eastAsia"/>
-                <w:color w:val="666666"/>
-                <w:sz w:val="20"/>
-              </w:rPr>
-              <w:t>度显著</w:t>
-            </w:r>
-            <w:proofErr w:type="gramEnd"/>
-            <w:r>
-              <w:rPr>
-                <w:rFonts w:ascii="微软雅黑" w:eastAsia="微软雅黑" w:hAnsi="微软雅黑" w:cs="微软雅黑" w:hint="eastAsia"/>
-                <w:color w:val="666666"/>
-                <w:sz w:val="20"/>
-              </w:rPr>
-              <w:t>提升</w:t>
-            </w:r>
-            <w:r>
-              <w:rPr>
-                <w:rFonts w:ascii="微软雅黑" w:eastAsia="微软雅黑" w:hAnsi="微软雅黑" w:cs="微软雅黑" w:hint="eastAsia"/>
-                <w:color w:val="666666"/>
-                <w:sz w:val="20"/>
-              </w:rPr>
-              <w:t>，</w:t>
-            </w:r>
-            <w:r>
-              <w:rPr>
-                <w:rFonts w:ascii="微软雅黑" w:eastAsia="微软雅黑" w:hAnsi="微软雅黑" w:cs="微软雅黑" w:hint="eastAsia"/>
-                <w:color w:val="666666"/>
-                <w:sz w:val="20"/>
-              </w:rPr>
-              <w:t>云端问题误报率降低 80%</w:t>
-            </w:r>
-            <w:r>
-              <w:rPr>
-                <w:rFonts w:ascii="微软雅黑" w:eastAsia="微软雅黑" w:hAnsi="微软雅黑" w:cs="微软雅黑" w:hint="eastAsia"/>
-                <w:color w:val="666666"/>
-                <w:sz w:val="20"/>
-              </w:rPr>
-              <w:t>。</w:t>
+              <w:t>提效脚本库建设：利用 AI 工具快速开发多样化的 Python 脚本，高效支撑问题的快速定位、数据筛选分析及文档自动化生成，全面拉升了团队的排故排障支持效率</w:t>
             </w:r>
           </w:p>
           <w:p>
@@ -2357,123 +2861,7 @@
                 <w:color w:val="666666"/>
                 <w:sz w:val="20"/>
               </w:rPr>
-              <w:t>AI工程实践</w:t>
-            </w:r>
-          </w:p>
-          <w:p>
-            <w:pPr>
-              <w:spacing w:line="380" w:lineRule="exact"/>
-              <w:ind w:left="720"/>
-              <w:textAlignment w:val="center"/>
-              <w:rPr>
-                <w:rFonts w:ascii="微软雅黑" w:eastAsia="微软雅黑" w:hAnsi="微软雅黑" w:cs="微软雅黑"/>
-                <w:color w:val="666666"/>
-                <w:sz w:val="20"/>
-              </w:rPr>
-            </w:pPr>
-            <w:r>
-              <w:rPr>
-                <w:rFonts w:ascii="微软雅黑" w:eastAsia="微软雅黑" w:hAnsi="微软雅黑" w:cs="微软雅黑"/>
-                <w:color w:val="666666"/>
-                <w:sz w:val="20"/>
-              </w:rPr>
-              <w:t xml:space="preserve">构建基于大模型的需求质量审核工具 </w:t>
-            </w:r>
-          </w:p>
-          <w:p>
-            <w:pPr>
-              <w:spacing w:line="380" w:lineRule="exact"/>
-              <w:ind w:left="720"/>
-              <w:textAlignment w:val="center"/>
-              <w:rPr>
-                <w:rFonts w:ascii="微软雅黑" w:eastAsia="微软雅黑" w:hAnsi="微软雅黑" w:cs="微软雅黑"/>
-                <w:color w:val="666666"/>
-                <w:sz w:val="20"/>
-              </w:rPr>
-            </w:pPr>
-            <w:r>
-              <w:rPr>
-                <w:rFonts w:ascii="微软雅黑" w:eastAsia="微软雅黑" w:hAnsi="微软雅黑" w:cs="微软雅黑"/>
-                <w:color w:val="666666"/>
-                <w:sz w:val="20"/>
-              </w:rPr>
-              <w:t xml:space="preserve">实现需求→测试用例→思维导图自动生成 </w:t>
-            </w:r>
-          </w:p>
-          <w:p>
-            <w:pPr>
-              <w:spacing w:line="380" w:lineRule="exact"/>
-              <w:ind w:left="720"/>
-              <w:textAlignment w:val="center"/>
-              <w:rPr>
-                <w:rFonts w:ascii="微软雅黑" w:eastAsia="微软雅黑" w:hAnsi="微软雅黑" w:cs="微软雅黑"/>
-                <w:color w:val="666666"/>
-                <w:sz w:val="20"/>
-              </w:rPr>
-            </w:pPr>
-            <w:r>
-              <w:rPr>
-                <w:rFonts w:ascii="微软雅黑" w:eastAsia="微软雅黑" w:hAnsi="微软雅黑" w:cs="微软雅黑"/>
-                <w:color w:val="666666"/>
-                <w:sz w:val="20"/>
-              </w:rPr>
-              <w:t xml:space="preserve">搭建部门级Agent平台与技能库 </w:t>
-            </w:r>
-          </w:p>
-          <w:p>
-            <w:pPr>
-              <w:spacing w:line="380" w:lineRule="exact"/>
-              <w:ind w:left="770"/>
-              <w:textAlignment w:val="center"/>
-              <w:rPr>
-                <w:rFonts w:ascii="微软雅黑" w:eastAsia="微软雅黑" w:hAnsi="微软雅黑" w:cs="微软雅黑"/>
-                <w:color w:val="666666"/>
-                <w:sz w:val="20"/>
-              </w:rPr>
-            </w:pPr>
-            <w:r>
-              <w:rPr>
-                <w:rFonts w:ascii="微软雅黑" w:eastAsia="微软雅黑" w:hAnsi="微软雅黑" w:cs="微软雅黑"/>
-                <w:color w:val="666666"/>
-                <w:sz w:val="20"/>
-              </w:rPr>
-              <w:t>成果：</w:t>
-            </w:r>
-          </w:p>
-          <w:p>
-            <w:pPr>
-              <w:spacing w:line="380" w:lineRule="exact"/>
-              <w:ind w:left="720"/>
-              <w:textAlignment w:val="center"/>
-              <w:rPr>
-                <w:rFonts w:ascii="微软雅黑" w:eastAsia="微软雅黑" w:hAnsi="微软雅黑" w:cs="微软雅黑" w:hint="eastAsia"/>
-                <w:color w:val="666666"/>
-                <w:sz w:val="20"/>
-              </w:rPr>
-            </w:pPr>
-            <w:r>
-              <w:rPr>
-                <w:rFonts w:ascii="微软雅黑" w:eastAsia="微软雅黑" w:hAnsi="微软雅黑" w:cs="微软雅黑"/>
-                <w:color w:val="666666"/>
-                <w:sz w:val="20"/>
-              </w:rPr>
-              <w:t>研发效率显著提升（需求分析与测试设计自动化</w:t>
-            </w:r>
-            <w:r>
-              <w:rPr>
-                <w:rFonts w:ascii="微软雅黑" w:eastAsia="微软雅黑" w:hAnsi="微软雅黑" w:cs="微软雅黑" w:hint="eastAsia"/>
-                <w:color w:val="666666"/>
-                <w:sz w:val="20"/>
-              </w:rPr>
-              <w:t>，代码自动review以及代码风格检查</w:t>
-            </w:r>
-            <w:r>
-              <w:rPr>
-                <w:rFonts w:ascii="微软雅黑" w:eastAsia="微软雅黑" w:hAnsi="微软雅黑" w:cs="微软雅黑"/>
-                <w:color w:val="666666"/>
-                <w:sz w:val="20"/>
-              </w:rPr>
-              <w:t>）</w:t>
+              <w:t>作为测试团队负责人（主攻：测试架构）</w:t>
             </w:r>
           </w:p>
           <w:p>
@@ -2482,12 +2870,131 @@
                 <w:tab w:val="right" w:pos="9860"/>
               </w:tabs>
               <w:spacing w:line="380" w:lineRule="exact"/>
+              <w:ind w:leftChars="400" w:left="840"/>
               <w:jc w:val="left"/>
               <w:textAlignment w:val="center"/>
               <w:rPr>
-                <w:b/>
-                <w:bCs/>
-                <w:sz w:val="24"/>
+                <w:rFonts w:ascii="微软雅黑" w:eastAsia="微软雅黑" w:hAnsi="微软雅黑" w:cs="微软雅黑"/>
+                <w:color w:val="666666"/>
+                <w:sz w:val="20"/>
+              </w:rPr>
+            </w:pPr>
+            <w:r>
+              <w:rPr>
+                <w:rFonts w:ascii="微软雅黑" w:eastAsia="微软雅黑" w:hAnsi="微软雅黑" w:cs="微软雅黑"/>
+                <w:color w:val="666666"/>
+                <w:sz w:val="20"/>
+              </w:rPr>
+              <w:t>自动化测试框架</w:t>
+            </w:r>
+            <w:r>
+              <w:rPr>
+                <w:rFonts w:ascii="微软雅黑" w:eastAsia="微软雅黑" w:hAnsi="微软雅黑" w:cs="微软雅黑"/>
+                <w:color w:val="666666"/>
+                <w:sz w:val="20"/>
+              </w:rPr>
+              <w:t>搭建</w:t>
+            </w:r>
+            <w:r>
+              <w:rPr>
+                <w:rFonts w:ascii="微软雅黑" w:eastAsia="微软雅黑" w:hAnsi="微软雅黑" w:cs="微软雅黑"/>
+                <w:color w:val="666666"/>
+                <w:sz w:val="20"/>
+              </w:rPr>
+              <w:t>：牵头构建了基于 Python 和 C++ 的高度模块化、可配置自动化黑盒测试框架 。该架构的落地使后期测试脚本开发工作量断崖</w:t>
+            </w:r>
+            <w:proofErr w:type="gramStart"/>
+            <w:r>
+              <w:rPr>
+                <w:rFonts w:ascii="微软雅黑" w:eastAsia="微软雅黑" w:hAnsi="微软雅黑" w:cs="微软雅黑"/>
+                <w:color w:val="666666"/>
+                <w:sz w:val="20"/>
+              </w:rPr>
+              <w:t>式降低</w:t>
+            </w:r>
+            <w:proofErr w:type="gramEnd"/>
+            <w:r>
+              <w:rPr>
+                <w:rFonts w:ascii="微软雅黑" w:eastAsia="微软雅黑" w:hAnsi="微软雅黑" w:cs="微软雅黑"/>
+                <w:color w:val="666666"/>
+                <w:sz w:val="20"/>
+              </w:rPr>
+              <w:t xml:space="preserve"> 75%，极大提升了适配效率与可维护性 。</w:t>
+            </w:r>
+          </w:p>
+          <w:p>
+            <w:pPr>
+              <w:tabs>
+                <w:tab w:val="right" w:pos="9860"/>
+              </w:tabs>
+              <w:spacing w:line="380" w:lineRule="exact"/>
+              <w:ind w:leftChars="400" w:left="840"/>
+              <w:jc w:val="left"/>
+              <w:textAlignment w:val="center"/>
+              <w:rPr>
+                <w:rFonts w:ascii="微软雅黑" w:eastAsia="微软雅黑" w:hAnsi="微软雅黑" w:cs="微软雅黑" w:hint="eastAsia"/>
+                <w:color w:val="666666"/>
+                <w:sz w:val="20"/>
+              </w:rPr>
+            </w:pPr>
+            <w:r>
+              <w:rPr>
+                <w:rFonts w:ascii="微软雅黑" w:eastAsia="微软雅黑" w:hAnsi="微软雅黑" w:cs="微软雅黑"/>
+                <w:color w:val="666666"/>
+                <w:sz w:val="20"/>
+              </w:rPr>
+              <w:t>供应</w:t>
+            </w:r>
+            <w:proofErr w:type="gramStart"/>
+            <w:r>
+              <w:rPr>
+                <w:rFonts w:ascii="微软雅黑" w:eastAsia="微软雅黑" w:hAnsi="微软雅黑" w:cs="微软雅黑"/>
+                <w:color w:val="666666"/>
+                <w:sz w:val="20"/>
+              </w:rPr>
+              <w:t>商管理</w:t>
+            </w:r>
+            <w:proofErr w:type="gramEnd"/>
+            <w:r>
+              <w:rPr>
+                <w:rFonts w:ascii="微软雅黑" w:eastAsia="微软雅黑" w:hAnsi="微软雅黑" w:cs="微软雅黑"/>
+                <w:color w:val="666666"/>
+                <w:sz w:val="20"/>
+              </w:rPr>
+              <w:t>标准建立：负责制定供应商程控驱动的技术需求、开发标准及验收准则 。通过深度的技术协同与问题排查协助，确保了外部交付代码的按期高质量合</w:t>
+            </w:r>
+            <w:proofErr w:type="gramStart"/>
+            <w:r>
+              <w:rPr>
+                <w:rFonts w:ascii="微软雅黑" w:eastAsia="微软雅黑" w:hAnsi="微软雅黑" w:cs="微软雅黑"/>
+                <w:color w:val="666666"/>
+                <w:sz w:val="20"/>
+              </w:rPr>
+              <w:t>规</w:t>
+            </w:r>
+            <w:proofErr w:type="gramEnd"/>
+            <w:r>
+              <w:rPr>
+                <w:rFonts w:ascii="微软雅黑" w:eastAsia="微软雅黑" w:hAnsi="微软雅黑" w:cs="微软雅黑"/>
+                <w:color w:val="666666"/>
+                <w:sz w:val="20"/>
+              </w:rPr>
+              <w:t xml:space="preserve"> 。</w:t>
+            </w:r>
+          </w:p>
+          <w:p>
+            <w:pPr>
+              <w:tabs>
+                <w:tab w:val="right" w:pos="9860"/>
+              </w:tabs>
+              <w:spacing w:line="380" w:lineRule="exact"/>
+              <w:ind w:left="723" w:hangingChars="300" w:hanging="723"/>
+              <w:jc w:val="left"/>
+              <w:textAlignment w:val="center"/>
+              <w:rPr>
+                <w:rFonts w:ascii="微软雅黑" w:eastAsia="微软雅黑" w:hAnsi="微软雅黑" w:cs="微软雅黑" w:hint="eastAsia"/>
+                <w:color w:val="666666"/>
+                <w:sz w:val="20"/>
               </w:rPr>
             </w:pPr>
             <w:r>
@@ -2497,7 +3004,15 @@
                 <w:bCs/>
                 <w:sz w:val="24"/>
               </w:rPr>
-              <w:t xml:space="preserve">LOTUS     </w:t>
+              <w:t>NOKIA</w:t>
+            </w:r>
+            <w:r>
+              <w:rPr>
+                <w:b/>
+                <w:bCs/>
+                <w:sz w:val="24"/>
+              </w:rPr>
+              <w:t xml:space="preserve">   </w:t>
             </w:r>
             <w:r>
               <w:rPr>
@@ -2506,7 +3021,68 @@
                 <w:bCs/>
                 <w:sz w:val="24"/>
               </w:rPr>
-              <w:t>嵌入式主管工程师（研发、测试</w:t>
+              <w:t>Technical leader</w:t>
+            </w:r>
+            <w:r>
+              <w:t xml:space="preserve"> </w:t>
+            </w:r>
+            <w:r>
+              <w:rPr>
+                <w:b/>
+                <w:bCs/>
+                <w:sz w:val="24"/>
+              </w:rPr>
+              <w:t xml:space="preserve">/ </w:t>
+            </w:r>
+            <w:r>
+              <w:rPr>
+                <w:b/>
+                <w:bCs/>
+                <w:sz w:val="24"/>
+              </w:rPr>
+              <w:t>储备</w:t>
+            </w:r>
+            <w:proofErr w:type="gramStart"/>
+            <w:r>
+              <w:rPr>
+                <w:b/>
+                <w:bCs/>
+                <w:sz w:val="24"/>
+              </w:rPr>
+              <w:t>架构师</w:t>
+            </w:r>
+            <w:proofErr w:type="gramEnd"/>
+            <w:r>
+              <w:rPr>
+                <w:b/>
+                <w:bCs/>
+                <w:sz w:val="24"/>
+              </w:rPr>
+              <w:t xml:space="preserve"> | </w:t>
+            </w:r>
+            <w:r>
+              <w:rPr>
+                <w:b/>
+                <w:bCs/>
+                <w:sz w:val="24"/>
+              </w:rPr>
+              <w:t>通信</w:t>
+            </w:r>
+            <w:r>
+              <w:rPr>
+                <w:b/>
+                <w:bCs/>
+                <w:sz w:val="24"/>
+              </w:rPr>
+              <w:t>/</w:t>
+            </w:r>
+            <w:r>
+              <w:rPr>
+                <w:b/>
+                <w:bCs/>
+                <w:sz w:val="24"/>
+              </w:rPr>
+              <w:t>网络设备</w:t>
             </w:r>
             <w:r>
               <w:rPr>
@@ -2515,7 +3091,7 @@
                 <w:bCs/>
                 <w:sz w:val="24"/>
               </w:rPr>
-              <w:t xml:space="preserve"> Team leader</w:t>
+              <w:t xml:space="preserve"> </w:t>
             </w:r>
             <w:r>
               <w:rPr>
@@ -2524,7 +3100,7 @@
                 <w:bCs/>
                 <w:sz w:val="24"/>
               </w:rPr>
-              <w:t>）</w:t>
+              <w:t>（带领</w:t>
             </w:r>
             <w:r>
               <w:rPr>
@@ -2533,7 +3109,7 @@
                 <w:bCs/>
                 <w:sz w:val="24"/>
               </w:rPr>
-              <w:t xml:space="preserve"> </w:t>
+              <w:t>12</w:t>
             </w:r>
             <w:r>
               <w:rPr>
@@ -2542,7 +3118,15 @@
                 <w:bCs/>
                 <w:sz w:val="24"/>
               </w:rPr>
-              <w:t>（带领</w:t>
+              <w:t>人跨国团队）</w:t>
+            </w:r>
+            <w:r>
+              <w:rPr>
+                <w:b/>
+                <w:bCs/>
+                <w:sz w:val="24"/>
+              </w:rPr>
+              <w:t>2018.6-</w:t>
             </w:r>
             <w:r>
               <w:rPr>
@@ -2551,42 +3135,80 @@
                 <w:bCs/>
                 <w:sz w:val="24"/>
               </w:rPr>
-              <w:t>6</w:t>
-            </w:r>
-            <w:r>
-              <w:rPr>
-                <w:rFonts w:hint="eastAsia"/>
-                <w:b/>
-                <w:bCs/>
-                <w:sz w:val="24"/>
-              </w:rPr>
-              <w:t>人）</w:t>
-            </w:r>
-            <w:r>
-              <w:rPr>
-                <w:rFonts w:hint="eastAsia"/>
-                <w:b/>
-                <w:bCs/>
-                <w:sz w:val="24"/>
-              </w:rPr>
-              <w:t xml:space="preserve"> 2024.8-2025.8</w:t>
-            </w:r>
-            <w:r>
-              <w:rPr>
-                <w:rFonts w:ascii="微软雅黑" w:eastAsia="微软雅黑" w:hAnsi="微软雅黑" w:cs="微软雅黑" w:hint="eastAsia"/>
-                <w:color w:val="666666"/>
-                <w:sz w:val="20"/>
-              </w:rPr>
-              <w:t xml:space="preserve"> </w:t>
-            </w:r>
-            <w:r>
-              <w:rPr>
-                <w:rFonts w:hint="eastAsia"/>
-                <w:b/>
-                <w:bCs/>
-                <w:sz w:val="24"/>
-              </w:rPr>
-              <w:t xml:space="preserve"> </w:t>
+              <w:t>2024.8</w:t>
+            </w:r>
+            <w:r>
+              <w:rPr>
+                <w:rFonts w:ascii="微软雅黑" w:eastAsia="微软雅黑" w:hAnsi="微软雅黑" w:cs="微软雅黑"/>
+                <w:color w:val="666666"/>
+                <w:sz w:val="20"/>
+              </w:rPr>
+              <w:lastRenderedPageBreak/>
+              <w:t>业务背景：</w:t>
+            </w:r>
+            <w:r>
+              <w:rPr>
+                <w:rFonts w:ascii="微软雅黑" w:eastAsia="微软雅黑" w:hAnsi="微软雅黑" w:cs="微软雅黑"/>
+                <w:color w:val="666666"/>
+                <w:sz w:val="20"/>
+              </w:rPr>
+              <w:t>负责主流 4G/5G 基站（控制板/基带板）核心软件的架构设计、</w:t>
+            </w:r>
+            <w:r>
+              <w:rPr>
+                <w:rFonts w:ascii="微软雅黑" w:eastAsia="微软雅黑" w:hAnsi="微软雅黑" w:cs="微软雅黑" w:hint="eastAsia"/>
+                <w:color w:val="666666"/>
+                <w:sz w:val="20"/>
+              </w:rPr>
+              <w:t>feature</w:t>
+            </w:r>
+            <w:r>
+              <w:rPr>
+                <w:rFonts w:ascii="微软雅黑" w:eastAsia="微软雅黑" w:hAnsi="微软雅黑" w:cs="微软雅黑"/>
+                <w:color w:val="666666"/>
+                <w:sz w:val="20"/>
+              </w:rPr>
+              <w:t>开发与系统级攻关，涉及 TI 多核 DSP</w:t>
+            </w:r>
+            <w:r>
+              <w:rPr>
+                <w:rFonts w:ascii="微软雅黑" w:eastAsia="微软雅黑" w:hAnsi="微软雅黑" w:cs="微软雅黑" w:hint="eastAsia"/>
+                <w:color w:val="666666"/>
+                <w:sz w:val="20"/>
+              </w:rPr>
+              <w:t>（DSP+ARM异构平台）</w:t>
+            </w:r>
+            <w:r>
+              <w:rPr>
+                <w:rFonts w:ascii="微软雅黑" w:eastAsia="微软雅黑" w:hAnsi="微软雅黑" w:cs="微软雅黑"/>
+                <w:color w:val="666666"/>
+                <w:sz w:val="20"/>
+              </w:rPr>
+              <w:t>、Intel X86 (DPDK) 及 Marvell ARM64 (ODP) 等多形态硬件平台 。</w:t>
+            </w:r>
+          </w:p>
+          <w:p>
+            <w:pPr>
+              <w:tabs>
+                <w:tab w:val="right" w:pos="9860"/>
+              </w:tabs>
+              <w:spacing w:line="380" w:lineRule="exact"/>
+              <w:ind w:leftChars="300" w:left="630"/>
+              <w:jc w:val="left"/>
+              <w:textAlignment w:val="center"/>
+              <w:rPr>
+                <w:rFonts w:ascii="微软雅黑" w:eastAsia="微软雅黑" w:hAnsi="微软雅黑" w:cs="微软雅黑" w:hint="eastAsia"/>
+                <w:color w:val="666666"/>
+                <w:sz w:val="20"/>
+              </w:rPr>
+            </w:pPr>
+            <w:r>
+              <w:rPr>
+                <w:rFonts w:ascii="微软雅黑" w:eastAsia="微软雅黑" w:hAnsi="微软雅黑" w:cs="微软雅黑" w:hint="eastAsia"/>
+                <w:color w:val="666666"/>
+                <w:sz w:val="20"/>
+              </w:rPr>
+              <w:t>核心贡献与架构成果：</w:t>
             </w:r>
           </w:p>
           <w:p>
@@ -2609,59 +3231,125 @@
                 <w:color w:val="666666"/>
                 <w:sz w:val="20"/>
               </w:rPr>
-              <w:t>作为嵌入式算法底层软件团队负责人：负责功率模块底层软件的技术架构设计、核心开发及全流程定义；</w:t>
-            </w:r>
-            <w:r>
-              <w:rPr>
-                <w:rFonts w:ascii="微软雅黑" w:eastAsia="微软雅黑" w:hAnsi="微软雅黑" w:cs="微软雅黑"/>
-                <w:color w:val="666666"/>
-                <w:sz w:val="20"/>
-              </w:rPr>
-              <w:t>构建高效测试体系，主导自动化黑盒测试框架的设计与实现，并推行</w:t>
+              <w:t>主导通信中间</w:t>
             </w:r>
             <w:proofErr w:type="gramStart"/>
             <w:r>
               <w:rPr>
-                <w:rFonts w:ascii="微软雅黑" w:eastAsia="微软雅黑" w:hAnsi="微软雅黑" w:cs="微软雅黑"/>
-                <w:color w:val="666666"/>
-                <w:sz w:val="20"/>
-              </w:rPr>
-              <w:t>自动化白盒测试</w:t>
+                <w:rFonts w:ascii="微软雅黑" w:eastAsia="微软雅黑" w:hAnsi="微软雅黑" w:cs="微软雅黑" w:hint="eastAsia"/>
+                <w:color w:val="666666"/>
+                <w:sz w:val="20"/>
+              </w:rPr>
+              <w:t>件微服务化</w:t>
             </w:r>
             <w:proofErr w:type="gramEnd"/>
             <w:r>
               <w:rPr>
-                <w:rFonts w:ascii="微软雅黑" w:eastAsia="微软雅黑" w:hAnsi="微软雅黑" w:cs="微软雅黑"/>
-                <w:color w:val="666666"/>
-                <w:sz w:val="20"/>
-              </w:rPr>
-              <w:t>及代码静态分析</w:t>
-            </w:r>
-            <w:r>
-              <w:rPr>
-                <w:rFonts w:ascii="微软雅黑" w:eastAsia="微软雅黑" w:hAnsi="微软雅黑" w:cs="微软雅黑" w:hint="eastAsia"/>
-                <w:color w:val="666666"/>
-                <w:sz w:val="20"/>
-              </w:rPr>
-              <w:t>；主导基于C2000功率模块的底层软件架构设计，并负责解决复杂技术难题，如CAN FD/XCP通讯干扰及多线程临界资源异常访问，CPU memory资源分配方案设计，CPU负载率优化，协助应用层完成代码/数据使用空间优化；构建并优化团队能力与协作流程，进行高效的任务制定与人员分配，提升团队凝聚力；推动开发效率与质量提升，开发基于文本配置的代码自动生成工具；搭建基于</w:t>
-            </w:r>
-            <w:proofErr w:type="spellStart"/>
-            <w:r>
-              <w:rPr>
-                <w:rFonts w:ascii="微软雅黑" w:eastAsia="微软雅黑" w:hAnsi="微软雅黑" w:cs="微软雅黑" w:hint="eastAsia"/>
-                <w:color w:val="666666"/>
-                <w:sz w:val="20"/>
-              </w:rPr>
-              <w:t>Gtest</w:t>
-            </w:r>
-            <w:proofErr w:type="spellEnd"/>
-            <w:r>
-              <w:rPr>
-                <w:rFonts w:ascii="微软雅黑" w:eastAsia="微软雅黑" w:hAnsi="微软雅黑" w:cs="微软雅黑" w:hint="eastAsia"/>
-                <w:color w:val="666666"/>
-                <w:sz w:val="20"/>
-              </w:rPr>
-              <w:t>的自动化单元测试框架，并创新性地利用AI工具加速单元测试代码生成与质量把控；引入基于Gerrit与Git的代码评审流程，显著提升代码质量，并成功在不同部门间推广应用。</w:t>
+                <w:rFonts w:ascii="微软雅黑" w:eastAsia="微软雅黑" w:hAnsi="微软雅黑" w:cs="微软雅黑" w:hint="eastAsia"/>
+                <w:color w:val="666666"/>
+                <w:sz w:val="20"/>
+              </w:rPr>
+              <w:t>重构（解耦与全平台覆盖）：</w:t>
+            </w:r>
+          </w:p>
+          <w:p>
+            <w:pPr>
+              <w:tabs>
+                <w:tab w:val="right" w:pos="9860"/>
+              </w:tabs>
+              <w:spacing w:line="380" w:lineRule="exact"/>
+              <w:ind w:leftChars="300" w:left="630"/>
+              <w:jc w:val="left"/>
+              <w:textAlignment w:val="center"/>
+              <w:rPr>
+                <w:rFonts w:ascii="微软雅黑" w:eastAsia="微软雅黑" w:hAnsi="微软雅黑" w:cs="微软雅黑" w:hint="eastAsia"/>
+                <w:color w:val="666666"/>
+                <w:sz w:val="20"/>
+              </w:rPr>
+            </w:pPr>
+            <w:r>
+              <w:rPr>
+                <w:rFonts w:ascii="微软雅黑" w:eastAsia="微软雅黑" w:hAnsi="微软雅黑" w:cs="微软雅黑" w:hint="eastAsia"/>
+                <w:color w:val="666666"/>
+                <w:sz w:val="20"/>
+              </w:rPr>
+              <w:t>架构设计：针对基站内部通信 (BTS Internal Communicate) 耦合严重的问题，与</w:t>
+            </w:r>
+            <w:proofErr w:type="gramStart"/>
+            <w:r>
+              <w:rPr>
+                <w:rFonts w:ascii="微软雅黑" w:eastAsia="微软雅黑" w:hAnsi="微软雅黑" w:cs="微软雅黑" w:hint="eastAsia"/>
+                <w:color w:val="666666"/>
+                <w:sz w:val="20"/>
+              </w:rPr>
+              <w:t>架构师</w:t>
+            </w:r>
+            <w:proofErr w:type="gramEnd"/>
+            <w:r>
+              <w:rPr>
+                <w:rFonts w:ascii="微软雅黑" w:eastAsia="微软雅黑" w:hAnsi="微软雅黑" w:cs="微软雅黑" w:hint="eastAsia"/>
+                <w:color w:val="666666"/>
+                <w:sz w:val="20"/>
+              </w:rPr>
+              <w:t>协同重构底层通信中间件模块</w:t>
+            </w:r>
+            <w:r>
+              <w:rPr>
+                <w:rFonts w:ascii="微软雅黑" w:eastAsia="微软雅黑" w:hAnsi="微软雅黑" w:cs="微软雅黑" w:hint="eastAsia"/>
+                <w:color w:val="666666"/>
+                <w:sz w:val="20"/>
+              </w:rPr>
+              <w:t>，日志管理，startup，process，文件管理。技</w:t>
+            </w:r>
+            <w:r>
+              <w:rPr>
+                <w:rFonts w:ascii="微软雅黑" w:eastAsia="微软雅黑" w:hAnsi="微软雅黑" w:cs="微软雅黑" w:hint="eastAsia"/>
+                <w:color w:val="666666"/>
+                <w:sz w:val="20"/>
+              </w:rPr>
+              <w:t>术</w:t>
+            </w:r>
+            <w:r>
+              <w:rPr>
+                <w:rFonts w:ascii="微软雅黑" w:eastAsia="微软雅黑" w:hAnsi="微软雅黑" w:cs="微软雅黑" w:hint="eastAsia"/>
+                <w:color w:val="666666"/>
+                <w:sz w:val="20"/>
+              </w:rPr>
+              <w:t>实现：统一封装 SRIO、DPDK、EDMA 及共享内存等</w:t>
+            </w:r>
+            <w:proofErr w:type="gramStart"/>
+            <w:r>
+              <w:rPr>
+                <w:rFonts w:ascii="微软雅黑" w:eastAsia="微软雅黑" w:hAnsi="微软雅黑" w:cs="微软雅黑" w:hint="eastAsia"/>
+                <w:color w:val="666666"/>
+                <w:sz w:val="20"/>
+              </w:rPr>
+              <w:t>多进程</w:t>
+            </w:r>
+            <w:proofErr w:type="gramEnd"/>
+            <w:r>
+              <w:rPr>
+                <w:rFonts w:ascii="微软雅黑" w:eastAsia="微软雅黑" w:hAnsi="微软雅黑" w:cs="微软雅黑" w:hint="eastAsia"/>
+                <w:color w:val="666666"/>
+                <w:sz w:val="20"/>
+              </w:rPr>
+              <w:t xml:space="preserve">/多核通信机制，实现功能模块的微服务化解耦，使其能无缝跨平台运行于基站、RF 及 APP 等硬件之上 。基于原 IPv4 架构拓展了 IPv6 支持，并引入基于 DPDK/ODP 技术的 UDP </w:t>
+            </w:r>
+            <w:r>
+              <w:rPr>
+                <w:rFonts w:ascii="微软雅黑" w:eastAsia="微软雅黑" w:hAnsi="微软雅黑" w:cs="微软雅黑" w:hint="eastAsia"/>
+                <w:color w:val="666666"/>
+                <w:sz w:val="20"/>
+              </w:rPr>
+              <w:t>RT</w:t>
+            </w:r>
+            <w:r>
+              <w:rPr>
+                <w:rFonts w:ascii="微软雅黑" w:eastAsia="微软雅黑" w:hAnsi="微软雅黑" w:cs="微软雅黑" w:hint="eastAsia"/>
+                <w:color w:val="666666"/>
+                <w:sz w:val="20"/>
+              </w:rPr>
+              <w:t>高并发传输能力 。</w:t>
             </w:r>
           </w:p>
           <w:p>
@@ -2684,13 +3372,17 @@
                 <w:color w:val="666666"/>
                 <w:sz w:val="20"/>
               </w:rPr>
-              <w:t xml:space="preserve">作为测试团队负责人： </w:t>
+              <w:t>极限性能调优与高性能网络开发（X86 &amp; ARM）：</w:t>
             </w:r>
           </w:p>
           <w:p>
             <w:pPr>
+              <w:tabs>
+                <w:tab w:val="right" w:pos="9860"/>
+              </w:tabs>
               <w:spacing w:line="380" w:lineRule="exact"/>
-              <w:ind w:left="770"/>
+              <w:ind w:leftChars="300" w:left="630"/>
+              <w:jc w:val="left"/>
               <w:textAlignment w:val="center"/>
               <w:rPr>
                 <w:rFonts w:ascii="微软雅黑" w:eastAsia="微软雅黑" w:hAnsi="微软雅黑" w:cs="微软雅黑" w:hint="eastAsia"/>
@@ -2704,7 +3396,141 @@
                 <w:color w:val="666666"/>
                 <w:sz w:val="20"/>
               </w:rPr>
-              <w:t>牵头构建基于Python和C++的自动化测试框架及脚本体系（模块化、可配置）架构设计、实现，实现测试脚本开发工作量降低75%，大幅提升后期可维护性及适配效率；负责供应商程控驱动的技术需求、开发标准及验收准则定制与管理，问题协助解决，确保外部代码按期高质量交付。</w:t>
+              <w:t>X86 (DPDK) 优化：针对极端负载下的系统瓶颈，深度利用 DPDK 内存</w:t>
+            </w:r>
+            <w:proofErr w:type="gramStart"/>
+            <w:r>
+              <w:rPr>
+                <w:rFonts w:ascii="微软雅黑" w:eastAsia="微软雅黑" w:hAnsi="微软雅黑" w:cs="微软雅黑" w:hint="eastAsia"/>
+                <w:color w:val="666666"/>
+                <w:sz w:val="20"/>
+              </w:rPr>
+              <w:t>池机制</w:t>
+            </w:r>
+            <w:proofErr w:type="gramEnd"/>
+            <w:r>
+              <w:rPr>
+                <w:rFonts w:ascii="微软雅黑" w:eastAsia="微软雅黑" w:hAnsi="微软雅黑" w:cs="微软雅黑" w:hint="eastAsia"/>
+                <w:color w:val="666666"/>
+                <w:sz w:val="20"/>
+              </w:rPr>
+              <w:t>并将 L2 应用数据发送重构为 Event Chaining 模式，使得单核吞吐量飙升 40%，整体业务处理能力</w:t>
+            </w:r>
+            <w:r>
+              <w:rPr>
+                <w:rFonts w:ascii="微软雅黑" w:eastAsia="微软雅黑" w:hAnsi="微软雅黑" w:cs="微软雅黑" w:hint="eastAsia"/>
+                <w:color w:val="666666"/>
+                <w:sz w:val="20"/>
+              </w:rPr>
+              <w:t>提升约</w:t>
+            </w:r>
+            <w:r>
+              <w:rPr>
+                <w:rFonts w:ascii="微软雅黑" w:eastAsia="微软雅黑" w:hAnsi="微软雅黑" w:cs="微软雅黑" w:hint="eastAsia"/>
+                <w:color w:val="666666"/>
+                <w:sz w:val="20"/>
+              </w:rPr>
+              <w:t xml:space="preserve"> 4 倍 。利用 Linux perf 精准定位 Cache Miss 根因，</w:t>
+            </w:r>
+            <w:r>
+              <w:rPr>
+                <w:rFonts w:ascii="微软雅黑" w:eastAsia="微软雅黑" w:hAnsi="微软雅黑" w:cs="微软雅黑" w:hint="eastAsia"/>
+                <w:color w:val="666666"/>
+                <w:sz w:val="20"/>
+              </w:rPr>
+              <w:t>利用内存对齐、cache line对齐、prefetch、重新排布数据段等方法，cache missing下降5-30%</w:t>
+            </w:r>
+            <w:r>
+              <w:rPr>
+                <w:rFonts w:ascii="微软雅黑" w:eastAsia="微软雅黑" w:hAnsi="微软雅黑" w:cs="微软雅黑" w:hint="eastAsia"/>
+                <w:color w:val="666666"/>
+                <w:sz w:val="20"/>
+              </w:rPr>
+              <w:t>；</w:t>
+            </w:r>
+            <w:r>
+              <w:rPr>
+                <w:rFonts w:ascii="微软雅黑" w:eastAsia="微软雅黑" w:hAnsi="微软雅黑" w:cs="微软雅黑" w:hint="eastAsia"/>
+                <w:color w:val="666666"/>
+                <w:sz w:val="20"/>
+              </w:rPr>
+              <w:t xml:space="preserve">并创新性引入 </w:t>
+            </w:r>
+            <w:proofErr w:type="spellStart"/>
+            <w:r>
+              <w:rPr>
+                <w:rFonts w:ascii="微软雅黑" w:eastAsia="微软雅黑" w:hAnsi="微软雅黑" w:cs="微软雅黑" w:hint="eastAsia"/>
+                <w:color w:val="666666"/>
+                <w:sz w:val="20"/>
+              </w:rPr>
+              <w:t>TxQ</w:t>
+            </w:r>
+            <w:proofErr w:type="spellEnd"/>
+            <w:r>
+              <w:rPr>
+                <w:rFonts w:ascii="微软雅黑" w:eastAsia="微软雅黑" w:hAnsi="微软雅黑" w:cs="微软雅黑" w:hint="eastAsia"/>
+                <w:color w:val="666666"/>
+                <w:sz w:val="20"/>
+              </w:rPr>
+              <w:t>/</w:t>
+            </w:r>
+            <w:proofErr w:type="spellStart"/>
+            <w:r>
+              <w:rPr>
+                <w:rFonts w:ascii="微软雅黑" w:eastAsia="微软雅黑" w:hAnsi="微软雅黑" w:cs="微软雅黑" w:hint="eastAsia"/>
+                <w:color w:val="666666"/>
+                <w:sz w:val="20"/>
+              </w:rPr>
+              <w:t>RxQ</w:t>
+            </w:r>
+            <w:proofErr w:type="spellEnd"/>
+            <w:r>
+              <w:rPr>
+                <w:rFonts w:ascii="微软雅黑" w:eastAsia="微软雅黑" w:hAnsi="微软雅黑" w:cs="微软雅黑" w:hint="eastAsia"/>
+                <w:color w:val="666666"/>
+                <w:sz w:val="20"/>
+              </w:rPr>
+              <w:t xml:space="preserve"> 阈值实时监测机制，彻底阻断了系统过载</w:t>
+            </w:r>
+            <w:r>
+              <w:rPr>
+                <w:rFonts w:ascii="微软雅黑" w:eastAsia="微软雅黑" w:hAnsi="微软雅黑" w:cs="微软雅黑" w:hint="eastAsia"/>
+                <w:color w:val="666666"/>
+                <w:sz w:val="20"/>
+              </w:rPr>
+              <w:t>TP异常降低</w:t>
+            </w:r>
+            <w:r>
+              <w:rPr>
+                <w:rFonts w:ascii="微软雅黑" w:eastAsia="微软雅黑" w:hAnsi="微软雅黑" w:cs="微软雅黑" w:hint="eastAsia"/>
+                <w:color w:val="666666"/>
+                <w:sz w:val="20"/>
+              </w:rPr>
+              <w:t>风险 。同时引入 LTO 编译，无损提升整体性能 7% 。</w:t>
+            </w:r>
+          </w:p>
+          <w:p>
+            <w:pPr>
+              <w:tabs>
+                <w:tab w:val="right" w:pos="9860"/>
+              </w:tabs>
+              <w:spacing w:line="380" w:lineRule="exact"/>
+              <w:ind w:leftChars="300" w:left="630"/>
+              <w:jc w:val="left"/>
+              <w:textAlignment w:val="center"/>
+              <w:rPr>
+                <w:rFonts w:ascii="微软雅黑" w:eastAsia="微软雅黑" w:hAnsi="微软雅黑" w:cs="微软雅黑" w:hint="eastAsia"/>
+                <w:color w:val="666666"/>
+                <w:sz w:val="20"/>
+              </w:rPr>
+            </w:pPr>
+            <w:r>
+              <w:rPr>
+                <w:rFonts w:ascii="微软雅黑" w:eastAsia="微软雅黑" w:hAnsi="微软雅黑" w:cs="微软雅黑" w:hint="eastAsia"/>
+                <w:color w:val="666666"/>
+                <w:sz w:val="20"/>
+              </w:rPr>
+              <w:t>ARM (ODP) 5G预研：负责下一代 5G 基带网络预研，深度剖析并优化 Marvell ODP 并发锁机制，将单 API 延迟大幅降低 80%-90%；发现并用 workaround 规避了原厂内核代码不兼容的底层 Bug，保障了系统分包流转的稳定性 。</w:t>
             </w:r>
           </w:p>
           <w:p>
@@ -2727,116 +3553,7 @@
                 <w:color w:val="666666"/>
                 <w:sz w:val="20"/>
               </w:rPr>
-              <w:t xml:space="preserve">作为嵌入式团队质量管理负责人： </w:t>
-            </w:r>
-          </w:p>
-          <w:p>
-            <w:pPr>
-              <w:spacing w:line="380" w:lineRule="exact"/>
-              <w:ind w:left="770"/>
-              <w:textAlignment w:val="center"/>
-              <w:rPr>
-                <w:rFonts w:ascii="微软雅黑" w:eastAsia="微软雅黑" w:hAnsi="微软雅黑" w:cs="微软雅黑" w:hint="eastAsia"/>
-                <w:color w:val="666666"/>
-                <w:sz w:val="20"/>
-              </w:rPr>
-            </w:pPr>
-            <w:r>
-              <w:rPr>
-                <w:rFonts w:ascii="微软雅黑" w:eastAsia="微软雅黑" w:hAnsi="微软雅黑" w:cs="微软雅黑"/>
-                <w:color w:val="666666"/>
-                <w:sz w:val="20"/>
-              </w:rPr>
-              <w:t>标准化嵌入式部门的开发流程与编码规范，</w:t>
-            </w:r>
-            <w:r>
-              <w:rPr>
-                <w:rFonts w:ascii="微软雅黑" w:eastAsia="微软雅黑" w:hAnsi="微软雅黑" w:cs="微软雅黑" w:hint="eastAsia"/>
-                <w:color w:val="666666"/>
-                <w:sz w:val="20"/>
-              </w:rPr>
-              <w:t>整合并制定嵌入式团队统一的软件开发及测试流程规范，推广基于</w:t>
-            </w:r>
-            <w:proofErr w:type="spellStart"/>
-            <w:r>
-              <w:rPr>
-                <w:rFonts w:ascii="微软雅黑" w:eastAsia="微软雅黑" w:hAnsi="微软雅黑" w:cs="微软雅黑" w:hint="eastAsia"/>
-                <w:color w:val="666666"/>
-                <w:sz w:val="20"/>
-              </w:rPr>
-              <w:t>CPPTest</w:t>
-            </w:r>
-            <w:proofErr w:type="spellEnd"/>
-            <w:r>
-              <w:rPr>
-                <w:rFonts w:ascii="微软雅黑" w:eastAsia="微软雅黑" w:hAnsi="微软雅黑" w:cs="微软雅黑" w:hint="eastAsia"/>
-                <w:color w:val="666666"/>
-                <w:sz w:val="20"/>
-              </w:rPr>
-              <w:t>的静态代码检测与自动化单元测试等软件级别验证方案。参与并完善软件自动化黑盒测试体系的类别规划与框架设计；构建并落地基于</w:t>
-            </w:r>
-            <w:proofErr w:type="spellStart"/>
-            <w:r>
-              <w:rPr>
-                <w:rFonts w:ascii="微软雅黑" w:eastAsia="微软雅黑" w:hAnsi="微软雅黑" w:cs="微软雅黑" w:hint="eastAsia"/>
-                <w:color w:val="666666"/>
-                <w:sz w:val="20"/>
-              </w:rPr>
-              <w:t>FreeRTOS</w:t>
-            </w:r>
-            <w:proofErr w:type="spellEnd"/>
-            <w:r>
-              <w:rPr>
-                <w:rFonts w:ascii="微软雅黑" w:eastAsia="微软雅黑" w:hAnsi="微软雅黑" w:cs="微软雅黑" w:hint="eastAsia"/>
-                <w:color w:val="666666"/>
-                <w:sz w:val="20"/>
-              </w:rPr>
-              <w:t>的系统级软硬件资源统一管理流程，系统性解决中断优先级分配、动态</w:t>
-            </w:r>
-            <w:proofErr w:type="gramStart"/>
-            <w:r>
-              <w:rPr>
-                <w:rFonts w:ascii="微软雅黑" w:eastAsia="微软雅黑" w:hAnsi="微软雅黑" w:cs="微软雅黑" w:hint="eastAsia"/>
-                <w:color w:val="666666"/>
-                <w:sz w:val="20"/>
-              </w:rPr>
-              <w:t>堆空间</w:t>
-            </w:r>
-            <w:proofErr w:type="gramEnd"/>
-            <w:r>
-              <w:rPr>
-                <w:rFonts w:ascii="微软雅黑" w:eastAsia="微软雅黑" w:hAnsi="微软雅黑" w:cs="微软雅黑" w:hint="eastAsia"/>
-                <w:color w:val="666666"/>
-                <w:sz w:val="20"/>
-              </w:rPr>
-              <w:t>碎片化、栈溢出风险及多线程资源保护等关键问题；规范基于CCS/KEIL的</w:t>
-            </w:r>
-            <w:r>
-              <w:rPr>
-                <w:rFonts w:ascii="微软雅黑" w:eastAsia="微软雅黑" w:hAnsi="微软雅黑" w:cs="微软雅黑" w:hint="eastAsia"/>
-                <w:color w:val="666666"/>
-                <w:sz w:val="20"/>
-              </w:rPr>
-              <w:lastRenderedPageBreak/>
-              <w:t>编译器版本选择以及优化等级；利用AI工具快速开发多样化Python脚本，</w:t>
-            </w:r>
-            <w:proofErr w:type="gramStart"/>
-            <w:r>
-              <w:rPr>
-                <w:rFonts w:ascii="微软雅黑" w:eastAsia="微软雅黑" w:hAnsi="微软雅黑" w:cs="微软雅黑" w:hint="eastAsia"/>
-                <w:color w:val="666666"/>
-                <w:sz w:val="20"/>
-              </w:rPr>
-              <w:t>高效支持</w:t>
-            </w:r>
-            <w:proofErr w:type="gramEnd"/>
-            <w:r>
-              <w:rPr>
-                <w:rFonts w:ascii="微软雅黑" w:eastAsia="微软雅黑" w:hAnsi="微软雅黑" w:cs="微软雅黑" w:hint="eastAsia"/>
-                <w:color w:val="666666"/>
-                <w:sz w:val="20"/>
-              </w:rPr>
-              <w:t>问题快速定位、数据分析筛选及文档生成，提升团队故障排查与支持效率</w:t>
+              <w:t>系统级疑难攻坚与硬件成本优化：</w:t>
             </w:r>
           </w:p>
           <w:p>
@@ -2845,6 +3562,7 @@
                 <w:tab w:val="right" w:pos="9860"/>
               </w:tabs>
               <w:spacing w:line="380" w:lineRule="exact"/>
+              <w:ind w:leftChars="300" w:left="630"/>
               <w:jc w:val="left"/>
               <w:textAlignment w:val="center"/>
               <w:rPr>
@@ -2853,6 +3571,62 @@
                 <w:sz w:val="20"/>
               </w:rPr>
             </w:pPr>
+            <w:r>
+              <w:rPr>
+                <w:rFonts w:ascii="微软雅黑" w:eastAsia="微软雅黑" w:hAnsi="微软雅黑" w:cs="微软雅黑" w:hint="eastAsia"/>
+                <w:color w:val="666666"/>
+                <w:sz w:val="20"/>
+              </w:rPr>
+              <w:t>跨国攻坚：作为</w:t>
+            </w:r>
+            <w:r>
+              <w:rPr>
+                <w:rFonts w:ascii="微软雅黑" w:eastAsia="微软雅黑" w:hAnsi="微软雅黑" w:cs="微软雅黑" w:hint="eastAsia"/>
+                <w:color w:val="666666"/>
+                <w:sz w:val="20"/>
+              </w:rPr>
+              <w:t>UPHWAPI</w:t>
+            </w:r>
+            <w:r>
+              <w:rPr>
+                <w:rFonts w:ascii="微软雅黑" w:eastAsia="微软雅黑" w:hAnsi="微软雅黑" w:cs="微软雅黑" w:hint="eastAsia"/>
+                <w:color w:val="666666"/>
+                <w:sz w:val="20"/>
+              </w:rPr>
+              <w:t>团队唯一的 TF (Taskforce) Leader，统筹全球研发团队进行底层疑难排查</w:t>
+            </w:r>
+            <w:r>
+              <w:rPr>
+                <w:rFonts w:ascii="微软雅黑" w:eastAsia="微软雅黑" w:hAnsi="微软雅黑" w:cs="微软雅黑" w:hint="eastAsia"/>
+                <w:color w:val="666666"/>
+                <w:sz w:val="20"/>
+              </w:rPr>
+              <w:t>，修复以及支持超过3</w:t>
+            </w:r>
+            <w:r>
+              <w:rPr>
+                <w:rFonts w:ascii="微软雅黑" w:eastAsia="微软雅黑" w:hAnsi="微软雅黑" w:cs="微软雅黑"/>
+                <w:color w:val="666666"/>
+                <w:sz w:val="20"/>
+              </w:rPr>
+              <w:t>00</w:t>
+            </w:r>
+            <w:r>
+              <w:rPr>
+                <w:rFonts w:ascii="微软雅黑" w:eastAsia="微软雅黑" w:hAnsi="微软雅黑" w:cs="微软雅黑" w:hint="eastAsia"/>
+                <w:color w:val="666666"/>
+                <w:sz w:val="20"/>
+              </w:rPr>
+              <w:t>+的基站问题</w:t>
+            </w:r>
+            <w:r>
+              <w:rPr>
+                <w:rFonts w:ascii="微软雅黑" w:eastAsia="微软雅黑" w:hAnsi="微软雅黑" w:cs="微软雅黑" w:hint="eastAsia"/>
+                <w:color w:val="666666"/>
+                <w:sz w:val="20"/>
+              </w:rPr>
+              <w:t>。成功定位 1 起极其隐蔽的内存性能致命缺陷，为公司直接挽回超 300 万欧元损失；主导修复了 5 项以上的 DSP 核心硬件级 Bug 。</w:t>
+            </w:r>
           </w:p>
           <w:p>
             <w:pPr>
@@ -2860,123 +3634,228 @@
                 <w:tab w:val="right" w:pos="9860"/>
               </w:tabs>
               <w:spacing w:line="380" w:lineRule="exact"/>
+              <w:ind w:leftChars="300" w:left="630"/>
               <w:jc w:val="left"/>
               <w:textAlignment w:val="center"/>
               <w:rPr>
+                <w:rFonts w:ascii="微软雅黑" w:eastAsia="微软雅黑" w:hAnsi="微软雅黑" w:cs="微软雅黑" w:hint="eastAsia"/>
+                <w:color w:val="666666"/>
+                <w:sz w:val="20"/>
+              </w:rPr>
+            </w:pPr>
+            <w:r>
+              <w:rPr>
+                <w:rFonts w:ascii="微软雅黑" w:eastAsia="微软雅黑" w:hAnsi="微软雅黑" w:cs="微软雅黑" w:hint="eastAsia"/>
+                <w:color w:val="666666"/>
+                <w:sz w:val="20"/>
+              </w:rPr>
+              <w:t>降本增效：担任 ARM (Linux) 端的 Feature Owner，主导 AIF2 GW 特性（超 4000 工时量级）的架构设计与核心编码，实现 DSP 与 ARM 核间异构交互及数据</w:t>
+            </w:r>
+            <w:proofErr w:type="gramStart"/>
+            <w:r>
+              <w:rPr>
+                <w:rFonts w:ascii="微软雅黑" w:eastAsia="微软雅黑" w:hAnsi="微软雅黑" w:cs="微软雅黑" w:hint="eastAsia"/>
+                <w:color w:val="666666"/>
+                <w:sz w:val="20"/>
+              </w:rPr>
+              <w:t>以太网跨板传输</w:t>
+            </w:r>
+            <w:proofErr w:type="gramEnd"/>
+            <w:r>
+              <w:rPr>
+                <w:rFonts w:ascii="微软雅黑" w:eastAsia="微软雅黑" w:hAnsi="微软雅黑" w:cs="微软雅黑" w:hint="eastAsia"/>
+                <w:color w:val="666666"/>
+                <w:sz w:val="20"/>
+              </w:rPr>
+              <w:t>，为单块基带板节省了 2 个 QSFP 光模块及光纤成本 。</w:t>
+            </w:r>
+          </w:p>
+          <w:p>
+            <w:pPr>
+              <w:numPr>
+                <w:ilvl w:val="0"/>
+                <w:numId w:val="1"/>
+              </w:numPr>
+              <w:spacing w:line="380" w:lineRule="exact"/>
+              <w:textAlignment w:val="center"/>
+              <w:rPr>
+                <w:rFonts w:ascii="微软雅黑" w:eastAsia="微软雅黑" w:hAnsi="微软雅黑" w:cs="微软雅黑" w:hint="eastAsia"/>
+                <w:color w:val="666666"/>
+                <w:sz w:val="20"/>
+              </w:rPr>
+            </w:pPr>
+            <w:r>
+              <w:rPr>
+                <w:rFonts w:ascii="微软雅黑" w:eastAsia="微软雅黑" w:hAnsi="微软雅黑" w:cs="微软雅黑" w:hint="eastAsia"/>
+                <w:color w:val="666666"/>
+                <w:sz w:val="20"/>
+              </w:rPr>
+              <w:t>研发效能革命与领导力：</w:t>
+            </w:r>
+          </w:p>
+          <w:p>
+            <w:pPr>
+              <w:tabs>
+                <w:tab w:val="right" w:pos="9860"/>
+              </w:tabs>
+              <w:spacing w:line="380" w:lineRule="exact"/>
+              <w:ind w:leftChars="300" w:left="630"/>
+              <w:jc w:val="left"/>
+              <w:textAlignment w:val="center"/>
+              <w:rPr>
+                <w:rFonts w:ascii="微软雅黑" w:eastAsia="微软雅黑" w:hAnsi="微软雅黑" w:cs="微软雅黑" w:hint="eastAsia"/>
+                <w:color w:val="666666"/>
+                <w:sz w:val="20"/>
+              </w:rPr>
+            </w:pPr>
+            <w:r>
+              <w:rPr>
+                <w:rFonts w:ascii="微软雅黑" w:eastAsia="微软雅黑" w:hAnsi="微软雅黑" w:cs="微软雅黑" w:hint="eastAsia"/>
+                <w:color w:val="666666"/>
+                <w:sz w:val="20"/>
+              </w:rPr>
+              <w:t>工具链体系：通过优化 SCM 流程与引入 Jenkins 自动化，将底层 Debug 包编译时长从 5 小时缩减至 2 小时内（效率提升 100%） ；自</w:t>
+            </w:r>
+            <w:proofErr w:type="gramStart"/>
+            <w:r>
+              <w:rPr>
+                <w:rFonts w:ascii="微软雅黑" w:eastAsia="微软雅黑" w:hAnsi="微软雅黑" w:cs="微软雅黑" w:hint="eastAsia"/>
+                <w:color w:val="666666"/>
+                <w:sz w:val="20"/>
+              </w:rPr>
+              <w:t>研</w:t>
+            </w:r>
+            <w:proofErr w:type="gramEnd"/>
+            <w:r>
+              <w:rPr>
+                <w:rFonts w:ascii="微软雅黑" w:eastAsia="微软雅黑" w:hAnsi="微软雅黑" w:cs="微软雅黑" w:hint="eastAsia"/>
+                <w:color w:val="666666"/>
+                <w:sz w:val="20"/>
+              </w:rPr>
+              <w:t xml:space="preserve"> DSP History Buffer 抓取及 IQ </w:t>
+            </w:r>
+            <w:proofErr w:type="gramStart"/>
+            <w:r>
+              <w:rPr>
+                <w:rFonts w:ascii="微软雅黑" w:eastAsia="微软雅黑" w:hAnsi="微软雅黑" w:cs="微软雅黑" w:hint="eastAsia"/>
+                <w:color w:val="666666"/>
+                <w:sz w:val="20"/>
+              </w:rPr>
+              <w:t>数据抓</w:t>
+            </w:r>
+            <w:proofErr w:type="gramEnd"/>
+            <w:r>
+              <w:rPr>
+                <w:rFonts w:ascii="微软雅黑" w:eastAsia="微软雅黑" w:hAnsi="微软雅黑" w:cs="微软雅黑" w:hint="eastAsia"/>
+                <w:color w:val="666666"/>
+                <w:sz w:val="20"/>
+              </w:rPr>
+              <w:t>包</w:t>
+            </w:r>
+            <w:r>
+              <w:rPr>
+                <w:rFonts w:ascii="微软雅黑" w:eastAsia="微软雅黑" w:hAnsi="微软雅黑" w:cs="微软雅黑" w:hint="eastAsia"/>
+                <w:color w:val="666666"/>
+                <w:sz w:val="20"/>
+              </w:rPr>
+              <w:t>功能</w:t>
+            </w:r>
+            <w:r>
+              <w:rPr>
+                <w:rFonts w:ascii="微软雅黑" w:eastAsia="微软雅黑" w:hAnsi="微软雅黑" w:cs="微软雅黑" w:hint="eastAsia"/>
+                <w:color w:val="666666"/>
+                <w:sz w:val="20"/>
+              </w:rPr>
+              <w:t>，极大加速了全球 300+ 起基站故障的定位流转周期 。</w:t>
+            </w:r>
+          </w:p>
+          <w:p>
+            <w:pPr>
+              <w:tabs>
+                <w:tab w:val="right" w:pos="9860"/>
+              </w:tabs>
+              <w:spacing w:line="380" w:lineRule="exact"/>
+              <w:ind w:leftChars="300" w:left="630"/>
+              <w:jc w:val="left"/>
+              <w:textAlignment w:val="center"/>
+              <w:rPr>
                 <w:sz w:val="18"/>
                 <w:szCs w:val="18"/>
               </w:rPr>
             </w:pPr>
             <w:r>
               <w:rPr>
-                <w:rFonts w:hint="eastAsia"/>
-                <w:b/>
-                <w:bCs/>
-                <w:sz w:val="24"/>
-              </w:rPr>
-              <w:t>NOKIA</w:t>
-            </w:r>
-            <w:r>
-              <w:rPr>
-                <w:b/>
-                <w:bCs/>
-                <w:sz w:val="24"/>
-              </w:rPr>
-              <w:t xml:space="preserve">      </w:t>
-            </w:r>
-            <w:r>
-              <w:rPr>
-                <w:rFonts w:hint="eastAsia"/>
-                <w:b/>
-                <w:bCs/>
-                <w:sz w:val="24"/>
-              </w:rPr>
-              <w:t>Technical leader</w:t>
-            </w:r>
-            <w:r>
-              <w:rPr>
-                <w:b/>
-                <w:bCs/>
-                <w:sz w:val="24"/>
-              </w:rPr>
-              <w:t xml:space="preserve"> | </w:t>
-            </w:r>
-            <w:r>
-              <w:rPr>
-                <w:b/>
-                <w:bCs/>
-                <w:sz w:val="24"/>
-              </w:rPr>
-              <w:t>通信</w:t>
-            </w:r>
-            <w:r>
-              <w:rPr>
-                <w:b/>
-                <w:bCs/>
-                <w:sz w:val="24"/>
-              </w:rPr>
-              <w:t>/</w:t>
-            </w:r>
-            <w:r>
-              <w:rPr>
-                <w:b/>
-                <w:bCs/>
-                <w:sz w:val="24"/>
-              </w:rPr>
-              <w:t>网络设备</w:t>
-            </w:r>
-            <w:r>
-              <w:rPr>
-                <w:rFonts w:hint="eastAsia"/>
-                <w:b/>
-                <w:bCs/>
-                <w:sz w:val="24"/>
-              </w:rPr>
-              <w:t xml:space="preserve">   </w:t>
-            </w:r>
-            <w:r>
-              <w:rPr>
-                <w:rFonts w:hint="eastAsia"/>
-                <w:b/>
-                <w:bCs/>
-                <w:sz w:val="24"/>
-              </w:rPr>
-              <w:t>（带领</w:t>
-            </w:r>
-            <w:r>
-              <w:rPr>
-                <w:rFonts w:hint="eastAsia"/>
-                <w:b/>
-                <w:bCs/>
-                <w:sz w:val="24"/>
-              </w:rPr>
-              <w:t>12</w:t>
-            </w:r>
-            <w:r>
-              <w:rPr>
-                <w:rFonts w:hint="eastAsia"/>
-                <w:b/>
-                <w:bCs/>
-                <w:sz w:val="24"/>
-              </w:rPr>
-              <w:t>人跨国团队）</w:t>
-            </w:r>
-            <w:r>
-              <w:rPr>
-                <w:b/>
-                <w:bCs/>
-                <w:sz w:val="24"/>
-              </w:rPr>
-              <w:t xml:space="preserve">   2018.6-</w:t>
-            </w:r>
-            <w:r>
-              <w:rPr>
-                <w:rFonts w:hint="eastAsia"/>
-                <w:b/>
-                <w:bCs/>
-                <w:sz w:val="24"/>
-              </w:rPr>
-              <w:t>2024.8</w:t>
+                <w:rFonts w:ascii="微软雅黑" w:eastAsia="微软雅黑" w:hAnsi="微软雅黑" w:cs="微软雅黑" w:hint="eastAsia"/>
+                <w:color w:val="666666"/>
+                <w:sz w:val="20"/>
+              </w:rPr>
+              <w:t>团队影响力：累计提交核心代码逾 14 万行（杭州</w:t>
+            </w:r>
+            <w:r>
+              <w:rPr>
+                <w:rFonts w:ascii="微软雅黑" w:eastAsia="微软雅黑" w:hAnsi="微软雅黑" w:cs="微软雅黑" w:hint="eastAsia"/>
+                <w:color w:val="666666"/>
+                <w:sz w:val="20"/>
+              </w:rPr>
+              <w:t>site</w:t>
+            </w:r>
+            <w:r>
+              <w:rPr>
+                <w:rFonts w:ascii="微软雅黑" w:eastAsia="微软雅黑" w:hAnsi="微软雅黑" w:cs="微软雅黑" w:hint="eastAsia"/>
+                <w:color w:val="666666"/>
+                <w:sz w:val="20"/>
+              </w:rPr>
+              <w:t xml:space="preserve"> Top 2）。凭借突出的架构能力与攻坚成果，绩效</w:t>
+            </w:r>
+            <w:r>
+              <w:rPr>
+                <w:rFonts w:ascii="微软雅黑" w:eastAsia="微软雅黑" w:hAnsi="微软雅黑" w:cs="微软雅黑" w:hint="eastAsia"/>
+                <w:color w:val="666666"/>
+                <w:sz w:val="20"/>
+              </w:rPr>
+              <w:t>稳定保持</w:t>
+            </w:r>
+            <w:r>
+              <w:rPr>
+                <w:rFonts w:ascii="微软雅黑" w:eastAsia="微软雅黑" w:hAnsi="微软雅黑" w:cs="微软雅黑" w:hint="eastAsia"/>
+                <w:color w:val="666666"/>
+                <w:sz w:val="20"/>
+              </w:rPr>
+              <w:t xml:space="preserve"> Top 10%（19及22年荣膺</w:t>
+            </w:r>
+            <w:proofErr w:type="gramStart"/>
+            <w:r>
+              <w:rPr>
+                <w:rFonts w:ascii="微软雅黑" w:eastAsia="微软雅黑" w:hAnsi="微软雅黑" w:cs="微软雅黑" w:hint="eastAsia"/>
+                <w:color w:val="666666"/>
+                <w:sz w:val="20"/>
+              </w:rPr>
+              <w:t>年度第</w:t>
+            </w:r>
+            <w:proofErr w:type="gramEnd"/>
+            <w:r>
+              <w:rPr>
+                <w:rFonts w:ascii="微软雅黑" w:eastAsia="微软雅黑" w:hAnsi="微软雅黑" w:cs="微软雅黑" w:hint="eastAsia"/>
+                <w:color w:val="666666"/>
+                <w:sz w:val="20"/>
+              </w:rPr>
+              <w:t xml:space="preserve"> 1），累计斩获 8 次季度 Star、1 次 Tribe Award 及</w:t>
+            </w:r>
+            <w:r>
+              <w:rPr>
+                <w:rFonts w:ascii="微软雅黑" w:eastAsia="微软雅黑" w:hAnsi="微软雅黑" w:cs="微软雅黑" w:hint="eastAsia"/>
+                <w:color w:val="666666"/>
+                <w:sz w:val="20"/>
+              </w:rPr>
+              <w:t>site</w:t>
+            </w:r>
+            <w:r>
+              <w:rPr>
+                <w:rFonts w:ascii="微软雅黑" w:eastAsia="微软雅黑" w:hAnsi="微软雅黑" w:cs="微软雅黑" w:hint="eastAsia"/>
+                <w:color w:val="666666"/>
+                <w:sz w:val="20"/>
+              </w:rPr>
+              <w:t>最佳团队称号，获选核心 Young Talent 。</w:t>
             </w:r>
             <w:r>
               <w:rPr>
@@ -2995,10 +3874,6 @@
           </w:p>
           <w:p>
             <w:pPr>
-              <w:numPr>
-                <w:ilvl w:val="0"/>
-                <w:numId w:val="1"/>
-              </w:numPr>
               <w:spacing w:line="380" w:lineRule="exact"/>
               <w:textAlignment w:val="center"/>
               <w:rPr>
@@ -3007,1106 +3882,6 @@
                 <w:sz w:val="20"/>
               </w:rPr>
             </w:pPr>
-            <w:r>
-              <w:rPr>
-                <w:rFonts w:ascii="微软雅黑" w:eastAsia="微软雅黑" w:hAnsi="微软雅黑" w:cs="微软雅黑"/>
-                <w:color w:val="666666"/>
-                <w:sz w:val="20"/>
-              </w:rPr>
-              <w:t>担任</w:t>
-            </w:r>
-            <w:r>
-              <w:rPr>
-                <w:rFonts w:ascii="微软雅黑" w:eastAsia="微软雅黑" w:hAnsi="微软雅黑" w:cs="微软雅黑" w:hint="eastAsia"/>
-                <w:color w:val="666666"/>
-                <w:sz w:val="20"/>
-              </w:rPr>
-              <w:t>T</w:t>
-            </w:r>
-            <w:r>
-              <w:rPr>
-                <w:rFonts w:ascii="微软雅黑" w:eastAsia="微软雅黑" w:hAnsi="微软雅黑" w:cs="微软雅黑"/>
-                <w:color w:val="666666"/>
-                <w:sz w:val="20"/>
-              </w:rPr>
-              <w:t>echnical leader、Scrum Master、Taskforce Leader和储备</w:t>
-            </w:r>
-            <w:proofErr w:type="gramStart"/>
-            <w:r>
-              <w:rPr>
-                <w:rFonts w:ascii="微软雅黑" w:eastAsia="微软雅黑" w:hAnsi="微软雅黑" w:cs="微软雅黑"/>
-                <w:color w:val="666666"/>
-                <w:sz w:val="20"/>
-              </w:rPr>
-              <w:t>架构师</w:t>
-            </w:r>
-            <w:proofErr w:type="gramEnd"/>
-            <w:r>
-              <w:rPr>
-                <w:rFonts w:ascii="微软雅黑" w:eastAsia="微软雅黑" w:hAnsi="微软雅黑" w:cs="微软雅黑"/>
-                <w:color w:val="666666"/>
-                <w:sz w:val="20"/>
-              </w:rPr>
-              <w:t>等职务，</w:t>
-            </w:r>
-            <w:r>
-              <w:rPr>
-                <w:rFonts w:ascii="微软雅黑" w:eastAsia="微软雅黑" w:hAnsi="微软雅黑" w:cs="微软雅黑" w:hint="eastAsia"/>
-                <w:color w:val="666666"/>
-                <w:sz w:val="20"/>
-              </w:rPr>
-              <w:t xml:space="preserve">负责团队feature analysis、软件架构设计，性能优化，feature实现，新旧产品维护，人力分配/招聘，以及提升团队高效高质量输出的能力; </w:t>
-            </w:r>
-            <w:r>
-              <w:rPr>
-                <w:rFonts w:ascii="微软雅黑" w:eastAsia="微软雅黑" w:hAnsi="微软雅黑" w:cs="微软雅黑"/>
-                <w:color w:val="666666"/>
-                <w:sz w:val="20"/>
-              </w:rPr>
-              <w:t>负责</w:t>
-            </w:r>
-            <w:r>
-              <w:rPr>
-                <w:rFonts w:ascii="微软雅黑" w:eastAsia="微软雅黑" w:hAnsi="微软雅黑" w:cs="微软雅黑" w:hint="eastAsia"/>
-                <w:color w:val="666666"/>
-                <w:sz w:val="20"/>
-              </w:rPr>
-              <w:t>基于X86/ARM/C6000</w:t>
-            </w:r>
-            <w:r>
-              <w:rPr>
-                <w:rFonts w:ascii="微软雅黑" w:eastAsia="微软雅黑" w:hAnsi="微软雅黑" w:cs="微软雅黑"/>
-                <w:color w:val="666666"/>
-                <w:sz w:val="20"/>
-              </w:rPr>
-              <w:t>高性能网络、中间件系统和天线接口模块的开发和维护工作</w:t>
-            </w:r>
-            <w:r>
-              <w:rPr>
-                <w:rFonts w:ascii="微软雅黑" w:eastAsia="微软雅黑" w:hAnsi="微软雅黑" w:cs="微软雅黑" w:hint="eastAsia"/>
-                <w:color w:val="666666"/>
-                <w:sz w:val="20"/>
-              </w:rPr>
-              <w:t>；</w:t>
-            </w:r>
-            <w:r>
-              <w:rPr>
-                <w:rFonts w:ascii="微软雅黑" w:eastAsia="微软雅黑" w:hAnsi="微软雅黑" w:cs="微软雅黑"/>
-                <w:color w:val="666666"/>
-                <w:sz w:val="20"/>
-              </w:rPr>
-              <w:t>在19/22年考核中获得了年度考核等级排名</w:t>
-            </w:r>
-            <w:r>
-              <w:rPr>
-                <w:rFonts w:ascii="微软雅黑" w:eastAsia="微软雅黑" w:hAnsi="微软雅黑" w:cs="微软雅黑" w:hint="eastAsia"/>
-                <w:color w:val="666666"/>
-                <w:sz w:val="20"/>
-              </w:rPr>
-              <w:t>第</w:t>
-            </w:r>
-            <w:r>
-              <w:rPr>
-                <w:rFonts w:ascii="微软雅黑" w:eastAsia="微软雅黑" w:hAnsi="微软雅黑" w:cs="微软雅黑"/>
-                <w:color w:val="666666"/>
-                <w:sz w:val="20"/>
-              </w:rPr>
-              <w:t>1的成绩，在20/21</w:t>
-            </w:r>
-            <w:r>
-              <w:rPr>
-                <w:rFonts w:ascii="微软雅黑" w:eastAsia="微软雅黑" w:hAnsi="微软雅黑" w:cs="微软雅黑" w:hint="eastAsia"/>
-                <w:color w:val="666666"/>
-                <w:sz w:val="20"/>
-              </w:rPr>
-              <w:t>/23</w:t>
-            </w:r>
-            <w:r>
-              <w:rPr>
-                <w:rFonts w:ascii="微软雅黑" w:eastAsia="微软雅黑" w:hAnsi="微软雅黑" w:cs="微软雅黑"/>
-                <w:color w:val="666666"/>
-                <w:sz w:val="20"/>
-              </w:rPr>
-              <w:t>年考核中排名前10%。</w:t>
-            </w:r>
-            <w:r>
-              <w:rPr>
-                <w:rFonts w:ascii="微软雅黑" w:eastAsia="微软雅黑" w:hAnsi="微软雅黑" w:cs="微软雅黑" w:hint="eastAsia"/>
-                <w:color w:val="666666"/>
-                <w:sz w:val="20"/>
-              </w:rPr>
-              <w:t>获得1次tribe</w:t>
-            </w:r>
-            <w:r>
-              <w:rPr>
-                <w:rFonts w:ascii="微软雅黑" w:eastAsia="微软雅黑" w:hAnsi="微软雅黑" w:cs="微软雅黑"/>
-                <w:color w:val="666666"/>
-                <w:sz w:val="20"/>
-              </w:rPr>
-              <w:t xml:space="preserve"> award</w:t>
-            </w:r>
-            <w:r>
-              <w:rPr>
-                <w:rFonts w:ascii="微软雅黑" w:eastAsia="微软雅黑" w:hAnsi="微软雅黑" w:cs="微软雅黑" w:hint="eastAsia"/>
-                <w:color w:val="666666"/>
-                <w:sz w:val="20"/>
-              </w:rPr>
-              <w:t>，</w:t>
-            </w:r>
-            <w:r>
-              <w:rPr>
-                <w:rFonts w:ascii="微软雅黑" w:eastAsia="微软雅黑" w:hAnsi="微软雅黑" w:cs="微软雅黑"/>
-                <w:color w:val="666666"/>
-                <w:sz w:val="20"/>
-              </w:rPr>
-              <w:t>获得了8次季度Star和23次Daily Excellent奖项。曾获得过杭州</w:t>
-            </w:r>
-            <w:r>
-              <w:rPr>
-                <w:rFonts w:ascii="微软雅黑" w:eastAsia="微软雅黑" w:hAnsi="微软雅黑" w:cs="微软雅黑" w:hint="eastAsia"/>
-                <w:color w:val="666666"/>
-                <w:sz w:val="20"/>
-              </w:rPr>
-              <w:t>site</w:t>
-            </w:r>
-            <w:r>
-              <w:rPr>
-                <w:rFonts w:ascii="微软雅黑" w:eastAsia="微软雅黑" w:hAnsi="微软雅黑" w:cs="微软雅黑"/>
-                <w:color w:val="666666"/>
-                <w:sz w:val="20"/>
-              </w:rPr>
-              <w:t>最佳团队一次，并被列为杭州young talent候选人。</w:t>
-            </w:r>
-            <w:r>
-              <w:rPr>
-                <w:rFonts w:ascii="微软雅黑" w:eastAsia="微软雅黑" w:hAnsi="微软雅黑" w:cs="微软雅黑" w:hint="eastAsia"/>
-                <w:color w:val="666666"/>
-                <w:sz w:val="20"/>
-              </w:rPr>
-              <w:t>提交正式代码500余次，大约17w行（正式代码14w 行），杭州团队排名第二；</w:t>
-            </w:r>
-          </w:p>
-          <w:p>
-            <w:pPr>
-              <w:numPr>
-                <w:ilvl w:val="0"/>
-                <w:numId w:val="1"/>
-              </w:numPr>
-              <w:spacing w:line="380" w:lineRule="exact"/>
-              <w:textAlignment w:val="center"/>
-              <w:rPr>
-                <w:rFonts w:ascii="微软雅黑" w:eastAsia="微软雅黑" w:hAnsi="微软雅黑" w:cs="微软雅黑" w:hint="eastAsia"/>
-                <w:color w:val="666666"/>
-                <w:sz w:val="20"/>
-              </w:rPr>
-            </w:pPr>
-            <w:r>
-              <w:rPr>
-                <w:rFonts w:ascii="微软雅黑" w:eastAsia="微软雅黑" w:hAnsi="微软雅黑" w:cs="微软雅黑" w:hint="eastAsia"/>
-                <w:color w:val="666666"/>
-                <w:sz w:val="20"/>
-              </w:rPr>
-              <w:t>作为UPHWAPI团队杭州team唯一的TF leader，负责基站系统性疑难问题的分析、攻关和推进。统筹全球不同地区团队对问题进行分析调查，积极推进问题调查。同时通过个人高效严谨的工作态度，影响组内员工的积极性和质量意识。</w:t>
-            </w:r>
-          </w:p>
-          <w:p>
-            <w:pPr>
-              <w:numPr>
-                <w:ilvl w:val="0"/>
-                <w:numId w:val="1"/>
-              </w:numPr>
-              <w:spacing w:line="380" w:lineRule="exact"/>
-              <w:textAlignment w:val="center"/>
-              <w:rPr>
-                <w:rFonts w:ascii="微软雅黑" w:eastAsia="微软雅黑" w:hAnsi="微软雅黑" w:cs="微软雅黑" w:hint="eastAsia"/>
-                <w:color w:val="666666"/>
-                <w:sz w:val="20"/>
-              </w:rPr>
-            </w:pPr>
-            <w:r>
-              <w:rPr>
-                <w:rFonts w:ascii="微软雅黑" w:eastAsia="微软雅黑" w:hAnsi="微软雅黑" w:cs="微软雅黑" w:hint="eastAsia"/>
-                <w:color w:val="666666"/>
-                <w:sz w:val="20"/>
-              </w:rPr>
-              <w:t>负责基站基带板软件（2,3,4G）开发和维护工作。主要负责基带板 TCI6638 DSP+ARM (</w:t>
-            </w:r>
-            <w:proofErr w:type="spellStart"/>
-            <w:r>
-              <w:rPr>
-                <w:rFonts w:ascii="微软雅黑" w:eastAsia="微软雅黑" w:hAnsi="微软雅黑" w:cs="微软雅黑" w:hint="eastAsia"/>
-                <w:color w:val="666666"/>
-                <w:sz w:val="20"/>
-              </w:rPr>
-              <w:t>OSEck</w:t>
-            </w:r>
-            <w:proofErr w:type="spellEnd"/>
-            <w:r>
-              <w:rPr>
-                <w:rFonts w:ascii="微软雅黑" w:eastAsia="微软雅黑" w:hAnsi="微软雅黑" w:cs="微软雅黑" w:hint="eastAsia"/>
-                <w:color w:val="666666"/>
-                <w:sz w:val="20"/>
-              </w:rPr>
-              <w:t xml:space="preserve"> RTOS) 部分AIF2(天线接口)和 Rp3Streamer 模块的开发和维护。负责 AIF2 相关的C代码 shell 和python 脚本开发和维护。</w:t>
-            </w:r>
-          </w:p>
-          <w:p>
-            <w:pPr>
-              <w:spacing w:line="380" w:lineRule="exact"/>
-              <w:ind w:left="720"/>
-              <w:textAlignment w:val="center"/>
-              <w:rPr>
-                <w:rFonts w:ascii="微软雅黑" w:eastAsia="微软雅黑" w:hAnsi="微软雅黑" w:cs="微软雅黑" w:hint="eastAsia"/>
-                <w:color w:val="666666"/>
-                <w:sz w:val="20"/>
-              </w:rPr>
-            </w:pPr>
-            <w:r>
-              <w:rPr>
-                <w:rFonts w:ascii="微软雅黑" w:eastAsia="微软雅黑" w:hAnsi="微软雅黑" w:cs="微软雅黑" w:hint="eastAsia"/>
-                <w:color w:val="666666"/>
-                <w:sz w:val="20"/>
-              </w:rPr>
-              <w:t>----成功解决了超过5个DSP硬件bug，定位到1个内存性能相关的严重客户问题（为公司节省3</w:t>
-            </w:r>
-            <w:r>
-              <w:rPr>
-                <w:rFonts w:ascii="微软雅黑" w:eastAsia="微软雅黑" w:hAnsi="微软雅黑" w:cs="微软雅黑"/>
-                <w:color w:val="666666"/>
-                <w:sz w:val="20"/>
-              </w:rPr>
-              <w:t>00</w:t>
-            </w:r>
-            <w:r>
-              <w:rPr>
-                <w:rFonts w:ascii="微软雅黑" w:eastAsia="微软雅黑" w:hAnsi="微软雅黑" w:cs="微软雅黑" w:hint="eastAsia"/>
-                <w:color w:val="666666"/>
-                <w:sz w:val="20"/>
-              </w:rPr>
-              <w:t>W</w:t>
-            </w:r>
-            <w:r>
-              <w:rPr>
-                <w:rFonts w:ascii="微软雅黑" w:eastAsia="微软雅黑" w:hAnsi="微软雅黑" w:cs="微软雅黑"/>
-                <w:color w:val="666666"/>
-                <w:sz w:val="20"/>
-              </w:rPr>
-              <w:t xml:space="preserve"> </w:t>
-            </w:r>
-            <w:r>
-              <w:rPr>
-                <w:rFonts w:ascii="微软雅黑" w:eastAsia="微软雅黑" w:hAnsi="微软雅黑" w:cs="微软雅黑" w:hint="eastAsia"/>
-                <w:color w:val="666666"/>
-                <w:sz w:val="20"/>
-              </w:rPr>
-              <w:t>欧的损失），修复以及支持超过3</w:t>
-            </w:r>
-            <w:r>
-              <w:rPr>
-                <w:rFonts w:ascii="微软雅黑" w:eastAsia="微软雅黑" w:hAnsi="微软雅黑" w:cs="微软雅黑"/>
-                <w:color w:val="666666"/>
-                <w:sz w:val="20"/>
-              </w:rPr>
-              <w:t>00</w:t>
-            </w:r>
-            <w:r>
-              <w:rPr>
-                <w:rFonts w:ascii="微软雅黑" w:eastAsia="微软雅黑" w:hAnsi="微软雅黑" w:cs="微软雅黑" w:hint="eastAsia"/>
-                <w:color w:val="666666"/>
-                <w:sz w:val="20"/>
-              </w:rPr>
-              <w:t>+的基站问题调查。注重日常个人以及团队效率的提升，比如通过与SCM团队合作，把debug包编译的时间提升了1</w:t>
-            </w:r>
-            <w:r>
-              <w:rPr>
-                <w:rFonts w:ascii="微软雅黑" w:eastAsia="微软雅黑" w:hAnsi="微软雅黑" w:cs="微软雅黑"/>
-                <w:color w:val="666666"/>
-                <w:sz w:val="20"/>
-              </w:rPr>
-              <w:t>00</w:t>
-            </w:r>
-            <w:r>
-              <w:rPr>
-                <w:rFonts w:ascii="微软雅黑" w:eastAsia="微软雅黑" w:hAnsi="微软雅黑" w:cs="微软雅黑" w:hint="eastAsia"/>
-                <w:color w:val="666666"/>
-                <w:sz w:val="20"/>
-              </w:rPr>
-              <w:t>%（原先4</w:t>
-            </w:r>
-            <w:r>
-              <w:rPr>
-                <w:rFonts w:ascii="微软雅黑" w:eastAsia="微软雅黑" w:hAnsi="微软雅黑" w:cs="微软雅黑"/>
-                <w:color w:val="666666"/>
-                <w:sz w:val="20"/>
-              </w:rPr>
-              <w:t>.5</w:t>
-            </w:r>
-            <w:r>
-              <w:rPr>
-                <w:rFonts w:ascii="微软雅黑" w:eastAsia="微软雅黑" w:hAnsi="微软雅黑" w:cs="微软雅黑" w:hint="eastAsia"/>
-                <w:color w:val="666666"/>
-                <w:sz w:val="20"/>
-              </w:rPr>
-              <w:t>-</w:t>
-            </w:r>
-            <w:r>
-              <w:rPr>
-                <w:rFonts w:ascii="微软雅黑" w:eastAsia="微软雅黑" w:hAnsi="微软雅黑" w:cs="微软雅黑"/>
-                <w:color w:val="666666"/>
-                <w:sz w:val="20"/>
-              </w:rPr>
-              <w:t>5</w:t>
-            </w:r>
-            <w:r>
-              <w:rPr>
-                <w:rFonts w:ascii="微软雅黑" w:eastAsia="微软雅黑" w:hAnsi="微软雅黑" w:cs="微软雅黑" w:hint="eastAsia"/>
-                <w:color w:val="666666"/>
-                <w:sz w:val="20"/>
-              </w:rPr>
-              <w:t>H</w:t>
-            </w:r>
-            <w:r>
-              <w:rPr>
-                <w:rFonts w:ascii="微软雅黑" w:eastAsia="微软雅黑" w:hAnsi="微软雅黑" w:cs="微软雅黑"/>
-                <w:color w:val="666666"/>
-                <w:sz w:val="20"/>
-              </w:rPr>
-              <w:t>,</w:t>
-            </w:r>
-            <w:r>
-              <w:rPr>
-                <w:rFonts w:ascii="微软雅黑" w:eastAsia="微软雅黑" w:hAnsi="微软雅黑" w:cs="微软雅黑" w:hint="eastAsia"/>
-                <w:color w:val="666666"/>
-                <w:sz w:val="20"/>
-              </w:rPr>
-              <w:t>现~2H）；引入多个Jenkins脚本，大大提升了log的分析以及下载效率；引入DSP</w:t>
-            </w:r>
-            <w:r>
-              <w:rPr>
-                <w:rFonts w:ascii="微软雅黑" w:eastAsia="微软雅黑" w:hAnsi="微软雅黑" w:cs="微软雅黑"/>
-                <w:color w:val="666666"/>
-                <w:sz w:val="20"/>
-              </w:rPr>
-              <w:t xml:space="preserve"> </w:t>
-            </w:r>
-            <w:r>
-              <w:rPr>
-                <w:rFonts w:ascii="微软雅黑" w:eastAsia="微软雅黑" w:hAnsi="微软雅黑" w:cs="微软雅黑" w:hint="eastAsia"/>
-                <w:color w:val="666666"/>
-                <w:sz w:val="20"/>
-              </w:rPr>
-              <w:t>history</w:t>
-            </w:r>
-            <w:r>
-              <w:rPr>
-                <w:rFonts w:ascii="微软雅黑" w:eastAsia="微软雅黑" w:hAnsi="微软雅黑" w:cs="微软雅黑"/>
-                <w:color w:val="666666"/>
-                <w:sz w:val="20"/>
-              </w:rPr>
-              <w:t xml:space="preserve"> </w:t>
-            </w:r>
-            <w:r>
-              <w:rPr>
-                <w:rFonts w:ascii="微软雅黑" w:eastAsia="微软雅黑" w:hAnsi="微软雅黑" w:cs="微软雅黑" w:hint="eastAsia"/>
-                <w:color w:val="666666"/>
-                <w:sz w:val="20"/>
-              </w:rPr>
-              <w:t>buffer功能，确保runtime的日志能被抓取；实现IQ抓</w:t>
-            </w:r>
-            <w:proofErr w:type="gramStart"/>
-            <w:r>
-              <w:rPr>
-                <w:rFonts w:ascii="微软雅黑" w:eastAsia="微软雅黑" w:hAnsi="微软雅黑" w:cs="微软雅黑" w:hint="eastAsia"/>
-                <w:color w:val="666666"/>
-                <w:sz w:val="20"/>
-              </w:rPr>
-              <w:t>包功能</w:t>
-            </w:r>
-            <w:proofErr w:type="gramEnd"/>
-            <w:r>
-              <w:rPr>
-                <w:rFonts w:ascii="微软雅黑" w:eastAsia="微软雅黑" w:hAnsi="微软雅黑" w:cs="微软雅黑" w:hint="eastAsia"/>
-                <w:color w:val="666666"/>
-                <w:sz w:val="20"/>
-              </w:rPr>
-              <w:t>以及脚本实现，大大加快了基站内部数据传输问题定位。</w:t>
-            </w:r>
-          </w:p>
-          <w:p>
-            <w:pPr>
-              <w:spacing w:line="380" w:lineRule="exact"/>
-              <w:ind w:left="720"/>
-              <w:textAlignment w:val="center"/>
-              <w:rPr>
-                <w:rFonts w:ascii="微软雅黑" w:eastAsia="微软雅黑" w:hAnsi="微软雅黑" w:cs="微软雅黑" w:hint="eastAsia"/>
-                <w:color w:val="666666"/>
-                <w:sz w:val="20"/>
-              </w:rPr>
-            </w:pPr>
-            <w:r>
-              <w:rPr>
-                <w:rFonts w:ascii="微软雅黑" w:eastAsia="微软雅黑" w:hAnsi="微软雅黑" w:cs="微软雅黑" w:hint="eastAsia"/>
-                <w:color w:val="666666"/>
-                <w:sz w:val="20"/>
-              </w:rPr>
-              <w:t>----担任ARM(Linux)部分的 feature owner 角色，负责AIF2 GW</w:t>
-            </w:r>
-            <w:r>
-              <w:rPr>
-                <w:rFonts w:ascii="微软雅黑" w:eastAsia="微软雅黑" w:hAnsi="微软雅黑" w:cs="微软雅黑"/>
-                <w:color w:val="666666"/>
-                <w:sz w:val="20"/>
-              </w:rPr>
-              <w:t xml:space="preserve"> </w:t>
-            </w:r>
-            <w:r>
-              <w:rPr>
-                <w:rFonts w:ascii="微软雅黑" w:eastAsia="微软雅黑" w:hAnsi="微软雅黑" w:cs="微软雅黑" w:hint="eastAsia"/>
-                <w:color w:val="666666"/>
-                <w:sz w:val="20"/>
-              </w:rPr>
-              <w:t>feature(4000H工作量) 的需求澄清、软件架构设计、coding。实现 DSP 和 ARM core 通过 QM 交互，协调PDSP上firmware任务开发调度，实现IQ数据通过</w:t>
-            </w:r>
-            <w:proofErr w:type="gramStart"/>
-            <w:r>
-              <w:rPr>
-                <w:rFonts w:ascii="微软雅黑" w:eastAsia="微软雅黑" w:hAnsi="微软雅黑" w:cs="微软雅黑" w:hint="eastAsia"/>
-                <w:color w:val="666666"/>
-                <w:sz w:val="20"/>
-              </w:rPr>
-              <w:t>以太网跨板传输</w:t>
-            </w:r>
-            <w:proofErr w:type="gramEnd"/>
-            <w:r>
-              <w:rPr>
-                <w:rFonts w:ascii="微软雅黑" w:eastAsia="微软雅黑" w:hAnsi="微软雅黑" w:cs="微软雅黑" w:hint="eastAsia"/>
-                <w:color w:val="666666"/>
-                <w:sz w:val="20"/>
-              </w:rPr>
-              <w:t>，为每块基带板节省超过2个QSFP以及光纤的成本。</w:t>
-            </w:r>
-          </w:p>
-          <w:p>
-            <w:pPr>
-              <w:numPr>
-                <w:ilvl w:val="0"/>
-                <w:numId w:val="1"/>
-              </w:numPr>
-              <w:spacing w:line="380" w:lineRule="exact"/>
-              <w:textAlignment w:val="center"/>
-              <w:rPr>
-                <w:rFonts w:ascii="微软雅黑" w:eastAsia="微软雅黑" w:hAnsi="微软雅黑" w:cs="微软雅黑" w:hint="eastAsia"/>
-                <w:color w:val="666666"/>
-                <w:sz w:val="20"/>
-              </w:rPr>
-            </w:pPr>
-            <w:r>
-              <w:rPr>
-                <w:rFonts w:ascii="微软雅黑" w:eastAsia="微软雅黑" w:hAnsi="微软雅黑" w:cs="微软雅黑" w:hint="eastAsia"/>
-                <w:color w:val="666666"/>
-                <w:sz w:val="20"/>
-              </w:rPr>
-              <w:t>负责主流4/5G控制板/基带板软件开发维护，熟悉Intel x86(XEON，ATOM) Event machine（DPDK）的开发，熟悉多线程</w:t>
-            </w:r>
-            <w:proofErr w:type="gramStart"/>
-            <w:r>
-              <w:rPr>
-                <w:rFonts w:ascii="微软雅黑" w:eastAsia="微软雅黑" w:hAnsi="微软雅黑" w:cs="微软雅黑" w:hint="eastAsia"/>
-                <w:color w:val="666666"/>
-                <w:sz w:val="20"/>
-              </w:rPr>
-              <w:t>多进程</w:t>
-            </w:r>
-            <w:proofErr w:type="gramEnd"/>
-            <w:r>
-              <w:rPr>
-                <w:rFonts w:ascii="微软雅黑" w:eastAsia="微软雅黑" w:hAnsi="微软雅黑" w:cs="微软雅黑" w:hint="eastAsia"/>
-                <w:color w:val="666666"/>
-                <w:sz w:val="20"/>
-              </w:rPr>
-              <w:t>的软件开发以及load</w:t>
-            </w:r>
-            <w:r>
-              <w:rPr>
-                <w:rFonts w:ascii="微软雅黑" w:eastAsia="微软雅黑" w:hAnsi="微软雅黑" w:cs="微软雅黑"/>
-                <w:color w:val="666666"/>
-                <w:sz w:val="20"/>
-              </w:rPr>
-              <w:t xml:space="preserve"> </w:t>
-            </w:r>
-            <w:r>
-              <w:rPr>
-                <w:rFonts w:ascii="微软雅黑" w:eastAsia="微软雅黑" w:hAnsi="微软雅黑" w:cs="微软雅黑" w:hint="eastAsia"/>
-                <w:color w:val="666666"/>
-                <w:sz w:val="20"/>
-              </w:rPr>
-              <w:t>balance的设计。负责提升代码性能优化以及debug能力的提升。比如加入LTO</w:t>
-            </w:r>
-            <w:r>
-              <w:rPr>
-                <w:rFonts w:ascii="微软雅黑" w:eastAsia="微软雅黑" w:hAnsi="微软雅黑" w:cs="微软雅黑"/>
-                <w:color w:val="666666"/>
-                <w:sz w:val="20"/>
-              </w:rPr>
-              <w:t xml:space="preserve"> </w:t>
-            </w:r>
-            <w:r>
-              <w:rPr>
-                <w:rFonts w:ascii="微软雅黑" w:eastAsia="微软雅黑" w:hAnsi="微软雅黑" w:cs="微软雅黑" w:hint="eastAsia"/>
-                <w:color w:val="666666"/>
-                <w:sz w:val="20"/>
-              </w:rPr>
-              <w:t>编译，整体业务performance</w:t>
-            </w:r>
-            <w:r>
-              <w:rPr>
-                <w:rFonts w:ascii="微软雅黑" w:eastAsia="微软雅黑" w:hAnsi="微软雅黑" w:cs="微软雅黑"/>
-                <w:color w:val="666666"/>
-                <w:sz w:val="20"/>
-              </w:rPr>
-              <w:t xml:space="preserve"> </w:t>
-            </w:r>
-            <w:r>
-              <w:rPr>
-                <w:rFonts w:ascii="微软雅黑" w:eastAsia="微软雅黑" w:hAnsi="微软雅黑" w:cs="微软雅黑" w:hint="eastAsia"/>
-                <w:color w:val="666666"/>
-                <w:sz w:val="20"/>
-              </w:rPr>
-              <w:t>提升~</w:t>
-            </w:r>
-            <w:r>
-              <w:rPr>
-                <w:rFonts w:ascii="微软雅黑" w:eastAsia="微软雅黑" w:hAnsi="微软雅黑" w:cs="微软雅黑"/>
-                <w:color w:val="666666"/>
-                <w:sz w:val="20"/>
-              </w:rPr>
-              <w:t>7</w:t>
-            </w:r>
-            <w:r>
-              <w:rPr>
-                <w:rFonts w:ascii="微软雅黑" w:eastAsia="微软雅黑" w:hAnsi="微软雅黑" w:cs="微软雅黑" w:hint="eastAsia"/>
-                <w:color w:val="666666"/>
-                <w:sz w:val="20"/>
-              </w:rPr>
-              <w:t>%；充分利用DPDK</w:t>
-            </w:r>
-            <w:r>
-              <w:rPr>
-                <w:rFonts w:ascii="微软雅黑" w:eastAsia="微软雅黑" w:hAnsi="微软雅黑" w:cs="微软雅黑"/>
-                <w:color w:val="666666"/>
-                <w:sz w:val="20"/>
-              </w:rPr>
-              <w:t xml:space="preserve"> </w:t>
-            </w:r>
-            <w:r>
-              <w:rPr>
-                <w:rFonts w:ascii="微软雅黑" w:eastAsia="微软雅黑" w:hAnsi="微软雅黑" w:cs="微软雅黑" w:hint="eastAsia"/>
-                <w:color w:val="666666"/>
-                <w:sz w:val="20"/>
-              </w:rPr>
-              <w:t>m</w:t>
-            </w:r>
-            <w:r>
-              <w:rPr>
-                <w:rFonts w:ascii="微软雅黑" w:eastAsia="微软雅黑" w:hAnsi="微软雅黑" w:cs="微软雅黑"/>
-                <w:color w:val="666666"/>
-                <w:sz w:val="20"/>
-              </w:rPr>
-              <w:t>emory pool</w:t>
-            </w:r>
-            <w:r>
-              <w:rPr>
-                <w:rFonts w:ascii="微软雅黑" w:eastAsia="微软雅黑" w:hAnsi="微软雅黑" w:cs="微软雅黑" w:hint="eastAsia"/>
-                <w:color w:val="666666"/>
-                <w:sz w:val="20"/>
-              </w:rPr>
-              <w:t>，单core</w:t>
-            </w:r>
-            <w:r>
-              <w:rPr>
-                <w:rFonts w:ascii="微软雅黑" w:eastAsia="微软雅黑" w:hAnsi="微软雅黑" w:cs="微软雅黑"/>
-                <w:color w:val="666666"/>
-                <w:sz w:val="20"/>
-              </w:rPr>
-              <w:t xml:space="preserve"> </w:t>
-            </w:r>
-            <w:r>
-              <w:rPr>
-                <w:rFonts w:ascii="微软雅黑" w:eastAsia="微软雅黑" w:hAnsi="微软雅黑" w:cs="微软雅黑" w:hint="eastAsia"/>
-                <w:color w:val="666666"/>
-                <w:sz w:val="20"/>
-              </w:rPr>
-              <w:t>T</w:t>
-            </w:r>
-            <w:r>
-              <w:rPr>
-                <w:rFonts w:ascii="微软雅黑" w:eastAsia="微软雅黑" w:hAnsi="微软雅黑" w:cs="微软雅黑"/>
-                <w:color w:val="666666"/>
-                <w:sz w:val="20"/>
-              </w:rPr>
-              <w:t xml:space="preserve">P </w:t>
-            </w:r>
-            <w:r>
-              <w:rPr>
-                <w:rFonts w:ascii="微软雅黑" w:eastAsia="微软雅黑" w:hAnsi="微软雅黑" w:cs="微软雅黑" w:hint="eastAsia"/>
-                <w:color w:val="666666"/>
-                <w:sz w:val="20"/>
-              </w:rPr>
-              <w:t>提升</w:t>
-            </w:r>
-            <w:r>
-              <w:rPr>
-                <w:rFonts w:ascii="微软雅黑" w:eastAsia="微软雅黑" w:hAnsi="微软雅黑" w:cs="微软雅黑"/>
-                <w:color w:val="666666"/>
-                <w:sz w:val="20"/>
-              </w:rPr>
-              <w:t>40</w:t>
-            </w:r>
-            <w:r>
-              <w:rPr>
-                <w:rFonts w:ascii="微软雅黑" w:eastAsia="微软雅黑" w:hAnsi="微软雅黑" w:cs="微软雅黑" w:hint="eastAsia"/>
-                <w:color w:val="666666"/>
-                <w:sz w:val="20"/>
-              </w:rPr>
-              <w:t>%；指导L</w:t>
-            </w:r>
-            <w:r>
-              <w:rPr>
-                <w:rFonts w:ascii="微软雅黑" w:eastAsia="微软雅黑" w:hAnsi="微软雅黑" w:cs="微软雅黑"/>
-                <w:color w:val="666666"/>
-                <w:sz w:val="20"/>
-              </w:rPr>
-              <w:t xml:space="preserve">2 </w:t>
-            </w:r>
-            <w:r>
-              <w:rPr>
-                <w:rFonts w:ascii="微软雅黑" w:eastAsia="微软雅黑" w:hAnsi="微软雅黑" w:cs="微软雅黑" w:hint="eastAsia"/>
-                <w:color w:val="666666"/>
-                <w:sz w:val="20"/>
-              </w:rPr>
-              <w:t>APP利用event</w:t>
-            </w:r>
-            <w:r>
-              <w:rPr>
-                <w:rFonts w:ascii="微软雅黑" w:eastAsia="微软雅黑" w:hAnsi="微软雅黑" w:cs="微软雅黑"/>
-                <w:color w:val="666666"/>
-                <w:sz w:val="20"/>
-              </w:rPr>
-              <w:t xml:space="preserve"> </w:t>
-            </w:r>
-            <w:r>
-              <w:rPr>
-                <w:rFonts w:ascii="微软雅黑" w:eastAsia="微软雅黑" w:hAnsi="微软雅黑" w:cs="微软雅黑" w:hint="eastAsia"/>
-                <w:color w:val="666666"/>
-                <w:sz w:val="20"/>
-              </w:rPr>
-              <w:t>chaining的方式发送数据，TP增加4倍。利用</w:t>
-            </w:r>
-            <w:proofErr w:type="spellStart"/>
-            <w:r>
-              <w:rPr>
-                <w:rFonts w:ascii="微软雅黑" w:eastAsia="微软雅黑" w:hAnsi="微软雅黑" w:cs="微软雅黑" w:hint="eastAsia"/>
-                <w:color w:val="666666"/>
-                <w:sz w:val="20"/>
-              </w:rPr>
-              <w:t>linux</w:t>
-            </w:r>
-            <w:proofErr w:type="spellEnd"/>
-            <w:r>
-              <w:rPr>
-                <w:rFonts w:ascii="微软雅黑" w:eastAsia="微软雅黑" w:hAnsi="微软雅黑" w:cs="微软雅黑"/>
-                <w:color w:val="666666"/>
-                <w:sz w:val="20"/>
-              </w:rPr>
-              <w:t xml:space="preserve"> </w:t>
-            </w:r>
-            <w:r>
-              <w:rPr>
-                <w:rFonts w:ascii="微软雅黑" w:eastAsia="微软雅黑" w:hAnsi="微软雅黑" w:cs="微软雅黑" w:hint="eastAsia"/>
-                <w:color w:val="666666"/>
-                <w:sz w:val="20"/>
-              </w:rPr>
-              <w:t>perf工具定位cache</w:t>
-            </w:r>
-            <w:r>
-              <w:rPr>
-                <w:rFonts w:ascii="微软雅黑" w:eastAsia="微软雅黑" w:hAnsi="微软雅黑" w:cs="微软雅黑"/>
-                <w:color w:val="666666"/>
-                <w:sz w:val="20"/>
-              </w:rPr>
-              <w:t xml:space="preserve"> </w:t>
-            </w:r>
-            <w:r>
-              <w:rPr>
-                <w:rFonts w:ascii="微软雅黑" w:eastAsia="微软雅黑" w:hAnsi="微软雅黑" w:cs="微软雅黑" w:hint="eastAsia"/>
-                <w:color w:val="666666"/>
-                <w:sz w:val="20"/>
-              </w:rPr>
-              <w:t>missing的问题，成功解决了overload情况下cache</w:t>
-            </w:r>
-            <w:r>
-              <w:rPr>
-                <w:rFonts w:ascii="微软雅黑" w:eastAsia="微软雅黑" w:hAnsi="微软雅黑" w:cs="微软雅黑"/>
-                <w:color w:val="666666"/>
-                <w:sz w:val="20"/>
-              </w:rPr>
-              <w:t xml:space="preserve"> </w:t>
-            </w:r>
-            <w:r>
-              <w:rPr>
-                <w:rFonts w:ascii="微软雅黑" w:eastAsia="微软雅黑" w:hAnsi="微软雅黑" w:cs="微软雅黑" w:hint="eastAsia"/>
-                <w:color w:val="666666"/>
-                <w:sz w:val="20"/>
-              </w:rPr>
-              <w:t>miss的问题。引入DPDK</w:t>
-            </w:r>
-            <w:r>
-              <w:rPr>
-                <w:rFonts w:ascii="微软雅黑" w:eastAsia="微软雅黑" w:hAnsi="微软雅黑" w:cs="微软雅黑"/>
-                <w:color w:val="666666"/>
-                <w:sz w:val="20"/>
-              </w:rPr>
-              <w:t xml:space="preserve"> </w:t>
-            </w:r>
-            <w:proofErr w:type="spellStart"/>
-            <w:r>
-              <w:rPr>
-                <w:rFonts w:ascii="微软雅黑" w:eastAsia="微软雅黑" w:hAnsi="微软雅黑" w:cs="微软雅黑" w:hint="eastAsia"/>
-                <w:color w:val="666666"/>
-                <w:sz w:val="20"/>
-              </w:rPr>
-              <w:t>TxQ</w:t>
-            </w:r>
-            <w:r>
-              <w:rPr>
-                <w:rFonts w:ascii="微软雅黑" w:eastAsia="微软雅黑" w:hAnsi="微软雅黑" w:cs="微软雅黑"/>
-                <w:color w:val="666666"/>
-                <w:sz w:val="20"/>
-              </w:rPr>
-              <w:t>,RxQ</w:t>
-            </w:r>
-            <w:proofErr w:type="spellEnd"/>
-            <w:r>
-              <w:rPr>
-                <w:rFonts w:ascii="微软雅黑" w:eastAsia="微软雅黑" w:hAnsi="微软雅黑" w:cs="微软雅黑" w:hint="eastAsia"/>
-                <w:color w:val="666666"/>
-                <w:sz w:val="20"/>
-              </w:rPr>
-              <w:t>阈值实时监测机制，成功阻止大量性能overload问题。</w:t>
-            </w:r>
-          </w:p>
-          <w:p>
-            <w:pPr>
-              <w:numPr>
-                <w:ilvl w:val="0"/>
-                <w:numId w:val="1"/>
-              </w:numPr>
-              <w:spacing w:line="380" w:lineRule="exact"/>
-              <w:textAlignment w:val="center"/>
-              <w:rPr>
-                <w:rFonts w:ascii="微软雅黑" w:eastAsia="微软雅黑" w:hAnsi="微软雅黑" w:cs="微软雅黑" w:hint="eastAsia"/>
-                <w:color w:val="666666"/>
-                <w:sz w:val="20"/>
-              </w:rPr>
-            </w:pPr>
-            <w:r>
-              <w:rPr>
-                <w:rFonts w:ascii="微软雅黑" w:eastAsia="微软雅黑" w:hAnsi="微软雅黑" w:cs="微软雅黑" w:hint="eastAsia"/>
-                <w:color w:val="666666"/>
-                <w:sz w:val="20"/>
-              </w:rPr>
-              <w:t>负责下一代5G基带板/控制板预研工作，熟悉Marvell ARM64多核平台的ODP（低时延网络）开发，负责新产品的feature开发以及性能优化和问题调查。能够利用PCIe virtual-io端口实现EM-ODP(LOKI)跟EM-DPDK(X86)的以太网包传输，发现并提交Marvell ODP bug，使用workaround形式规避</w:t>
-            </w:r>
-            <w:r>
-              <w:rPr>
-                <w:rFonts w:ascii="微软雅黑" w:eastAsia="微软雅黑" w:hAnsi="微软雅黑" w:cs="微软雅黑"/>
-                <w:color w:val="666666"/>
-                <w:sz w:val="20"/>
-              </w:rPr>
-              <w:t>Wind river</w:t>
-            </w:r>
-            <w:r>
-              <w:rPr>
-                <w:rFonts w:ascii="微软雅黑" w:eastAsia="微软雅黑" w:hAnsi="微软雅黑" w:cs="微软雅黑" w:hint="eastAsia"/>
-                <w:color w:val="666666"/>
-                <w:sz w:val="20"/>
-              </w:rPr>
-              <w:t xml:space="preserve"> </w:t>
-            </w:r>
-            <w:proofErr w:type="gramStart"/>
-            <w:r>
-              <w:rPr>
-                <w:rFonts w:ascii="微软雅黑" w:eastAsia="微软雅黑" w:hAnsi="微软雅黑" w:cs="微软雅黑" w:hint="eastAsia"/>
-                <w:color w:val="666666"/>
-                <w:sz w:val="20"/>
-              </w:rPr>
-              <w:t>内核跟</w:t>
-            </w:r>
-            <w:proofErr w:type="gramEnd"/>
-            <w:r>
-              <w:rPr>
-                <w:rFonts w:ascii="微软雅黑" w:eastAsia="微软雅黑" w:hAnsi="微软雅黑" w:cs="微软雅黑"/>
-                <w:color w:val="666666"/>
-                <w:sz w:val="20"/>
-              </w:rPr>
-              <w:t>ODP代码不兼容而导致classifier无法分包的问题。</w:t>
-            </w:r>
-            <w:r>
-              <w:rPr>
-                <w:rFonts w:ascii="微软雅黑" w:eastAsia="微软雅黑" w:hAnsi="微软雅黑" w:cs="微软雅黑" w:hint="eastAsia"/>
-                <w:color w:val="666666"/>
-                <w:sz w:val="20"/>
-              </w:rPr>
-              <w:t>分析及优化并发流程中lock引起的性能问题，单</w:t>
-            </w:r>
-            <w:proofErr w:type="spellStart"/>
-            <w:r>
-              <w:rPr>
-                <w:rFonts w:ascii="微软雅黑" w:eastAsia="微软雅黑" w:hAnsi="微软雅黑" w:cs="微软雅黑" w:hint="eastAsia"/>
-                <w:color w:val="666666"/>
-                <w:sz w:val="20"/>
-              </w:rPr>
-              <w:t>api</w:t>
-            </w:r>
-            <w:proofErr w:type="spellEnd"/>
-            <w:r>
-              <w:rPr>
-                <w:rFonts w:ascii="微软雅黑" w:eastAsia="微软雅黑" w:hAnsi="微软雅黑" w:cs="微软雅黑"/>
-                <w:color w:val="666666"/>
-                <w:sz w:val="20"/>
-              </w:rPr>
-              <w:t xml:space="preserve"> </w:t>
-            </w:r>
-            <w:r>
-              <w:rPr>
-                <w:rFonts w:ascii="微软雅黑" w:eastAsia="微软雅黑" w:hAnsi="微软雅黑" w:cs="微软雅黑" w:hint="eastAsia"/>
-                <w:color w:val="666666"/>
-                <w:sz w:val="20"/>
-              </w:rPr>
-              <w:t>latency提升8</w:t>
-            </w:r>
-            <w:r>
-              <w:rPr>
-                <w:rFonts w:ascii="微软雅黑" w:eastAsia="微软雅黑" w:hAnsi="微软雅黑" w:cs="微软雅黑"/>
-                <w:color w:val="666666"/>
-                <w:sz w:val="20"/>
-              </w:rPr>
-              <w:t>0</w:t>
-            </w:r>
-            <w:r>
-              <w:rPr>
-                <w:rFonts w:ascii="微软雅黑" w:eastAsia="微软雅黑" w:hAnsi="微软雅黑" w:cs="微软雅黑" w:hint="eastAsia"/>
-                <w:color w:val="666666"/>
-                <w:sz w:val="20"/>
-              </w:rPr>
-              <w:t>-</w:t>
-            </w:r>
-            <w:r>
-              <w:rPr>
-                <w:rFonts w:ascii="微软雅黑" w:eastAsia="微软雅黑" w:hAnsi="微软雅黑" w:cs="微软雅黑"/>
-                <w:color w:val="666666"/>
-                <w:sz w:val="20"/>
-              </w:rPr>
-              <w:t>90</w:t>
-            </w:r>
-            <w:r>
-              <w:rPr>
-                <w:rFonts w:ascii="微软雅黑" w:eastAsia="微软雅黑" w:hAnsi="微软雅黑" w:cs="微软雅黑" w:hint="eastAsia"/>
-                <w:color w:val="666666"/>
-                <w:sz w:val="20"/>
-              </w:rPr>
-              <w:t>%；深入了解ODP代码，优化现有代码，TP提升~</w:t>
-            </w:r>
-            <w:r>
-              <w:rPr>
-                <w:rFonts w:ascii="微软雅黑" w:eastAsia="微软雅黑" w:hAnsi="微软雅黑" w:cs="微软雅黑"/>
-                <w:color w:val="666666"/>
-                <w:sz w:val="20"/>
-              </w:rPr>
-              <w:t>5</w:t>
-            </w:r>
-            <w:r>
-              <w:rPr>
-                <w:rFonts w:ascii="微软雅黑" w:eastAsia="微软雅黑" w:hAnsi="微软雅黑" w:cs="微软雅黑" w:hint="eastAsia"/>
-                <w:color w:val="666666"/>
-                <w:sz w:val="20"/>
-              </w:rPr>
-              <w:t>%；负责数据o</w:t>
-            </w:r>
-            <w:r>
-              <w:rPr>
-                <w:rFonts w:ascii="微软雅黑" w:eastAsia="微软雅黑" w:hAnsi="微软雅黑" w:cs="微软雅黑"/>
-                <w:color w:val="666666"/>
-                <w:sz w:val="20"/>
-              </w:rPr>
-              <w:t>rder</w:t>
-            </w:r>
-            <w:r>
-              <w:rPr>
-                <w:rFonts w:ascii="微软雅黑" w:eastAsia="微软雅黑" w:hAnsi="微软雅黑" w:cs="微软雅黑" w:hint="eastAsia"/>
-                <w:color w:val="666666"/>
-                <w:sz w:val="20"/>
-              </w:rPr>
-              <w:t xml:space="preserve"> </w:t>
-            </w:r>
-            <w:r>
-              <w:rPr>
-                <w:rFonts w:ascii="微软雅黑" w:eastAsia="微软雅黑" w:hAnsi="微软雅黑" w:cs="微软雅黑"/>
-                <w:color w:val="666666"/>
-                <w:sz w:val="20"/>
-              </w:rPr>
-              <w:t xml:space="preserve"> </w:t>
-            </w:r>
-            <w:r>
-              <w:rPr>
-                <w:rFonts w:ascii="微软雅黑" w:eastAsia="微软雅黑" w:hAnsi="微软雅黑" w:cs="微软雅黑" w:hint="eastAsia"/>
-                <w:color w:val="666666"/>
-                <w:sz w:val="20"/>
-              </w:rPr>
-              <w:t>发送等各种功能的实现。</w:t>
-            </w:r>
-            <w:r>
-              <w:rPr>
-                <w:rFonts w:ascii="微软雅黑" w:eastAsia="微软雅黑" w:hAnsi="微软雅黑" w:cs="微软雅黑"/>
-                <w:color w:val="666666"/>
-                <w:sz w:val="20"/>
-              </w:rPr>
-              <w:t xml:space="preserve"> </w:t>
-            </w:r>
-          </w:p>
-          <w:p>
-            <w:pPr>
-              <w:numPr>
-                <w:ilvl w:val="0"/>
-                <w:numId w:val="1"/>
-              </w:numPr>
-              <w:spacing w:line="380" w:lineRule="exact"/>
-              <w:textAlignment w:val="center"/>
-              <w:rPr>
-                <w:rFonts w:ascii="微软雅黑" w:eastAsia="微软雅黑" w:hAnsi="微软雅黑" w:cs="微软雅黑" w:hint="eastAsia"/>
-                <w:color w:val="666666"/>
-                <w:sz w:val="20"/>
-              </w:rPr>
-            </w:pPr>
-            <w:r>
-              <w:rPr>
-                <w:rFonts w:ascii="微软雅黑" w:eastAsia="微软雅黑" w:hAnsi="微软雅黑" w:cs="微软雅黑" w:hint="eastAsia"/>
-                <w:color w:val="666666"/>
-                <w:sz w:val="20"/>
-              </w:rPr>
-              <w:t>负责BTS internal communicate 中间件模块重构，解耦，去依赖。该模块包含</w:t>
-            </w:r>
-            <w:proofErr w:type="spellStart"/>
-            <w:r>
-              <w:rPr>
-                <w:rFonts w:ascii="微软雅黑" w:eastAsia="微软雅黑" w:hAnsi="微软雅黑" w:cs="微软雅黑" w:hint="eastAsia"/>
-                <w:color w:val="666666"/>
-                <w:sz w:val="20"/>
-              </w:rPr>
-              <w:t>syscom</w:t>
-            </w:r>
-            <w:proofErr w:type="spellEnd"/>
-            <w:r>
-              <w:rPr>
-                <w:rFonts w:ascii="微软雅黑" w:eastAsia="微软雅黑" w:hAnsi="微软雅黑" w:cs="微软雅黑" w:hint="eastAsia"/>
-                <w:color w:val="666666"/>
-                <w:sz w:val="20"/>
-              </w:rPr>
-              <w:t>通信（SRIO</w:t>
-            </w:r>
-            <w:r>
-              <w:rPr>
-                <w:rFonts w:ascii="微软雅黑" w:eastAsia="微软雅黑" w:hAnsi="微软雅黑" w:cs="微软雅黑"/>
-                <w:color w:val="666666"/>
-                <w:sz w:val="20"/>
-              </w:rPr>
-              <w:t>/DPDK</w:t>
-            </w:r>
-            <w:r>
-              <w:rPr>
-                <w:rFonts w:ascii="微软雅黑" w:eastAsia="微软雅黑" w:hAnsi="微软雅黑" w:cs="微软雅黑" w:hint="eastAsia"/>
-                <w:color w:val="666666"/>
-                <w:sz w:val="20"/>
-              </w:rPr>
-              <w:t>/</w:t>
-            </w:r>
-            <w:r>
-              <w:rPr>
-                <w:rFonts w:ascii="微软雅黑" w:eastAsia="微软雅黑" w:hAnsi="微软雅黑" w:cs="微软雅黑"/>
-                <w:color w:val="666666"/>
-                <w:sz w:val="20"/>
-              </w:rPr>
-              <w:t xml:space="preserve">UDP/TCP/EDMA/share memory </w:t>
-            </w:r>
-            <w:r>
-              <w:rPr>
-                <w:rFonts w:ascii="微软雅黑" w:eastAsia="微软雅黑" w:hAnsi="微软雅黑" w:cs="微软雅黑" w:hint="eastAsia"/>
-                <w:color w:val="666666"/>
-                <w:sz w:val="20"/>
-              </w:rPr>
-              <w:t>等进程/core</w:t>
-            </w:r>
-            <w:r>
-              <w:rPr>
-                <w:rFonts w:ascii="微软雅黑" w:eastAsia="微软雅黑" w:hAnsi="微软雅黑" w:cs="微软雅黑"/>
-                <w:color w:val="666666"/>
-                <w:sz w:val="20"/>
-              </w:rPr>
-              <w:t>/</w:t>
-            </w:r>
-            <w:r>
-              <w:rPr>
-                <w:rFonts w:ascii="微软雅黑" w:eastAsia="微软雅黑" w:hAnsi="微软雅黑" w:cs="微软雅黑" w:hint="eastAsia"/>
-                <w:color w:val="666666"/>
-                <w:sz w:val="20"/>
-              </w:rPr>
-              <w:t>板块间通信），内存管理（内存分配，内存池），日志管理，startup，process，文件管理，troubleshooting。熟悉</w:t>
-            </w:r>
-            <w:proofErr w:type="spellStart"/>
-            <w:r>
-              <w:rPr>
-                <w:rFonts w:ascii="微软雅黑" w:eastAsia="微软雅黑" w:hAnsi="微软雅黑" w:cs="微软雅黑" w:hint="eastAsia"/>
-                <w:color w:val="666666"/>
-                <w:sz w:val="20"/>
-              </w:rPr>
-              <w:t>sokect</w:t>
-            </w:r>
-            <w:proofErr w:type="spellEnd"/>
-            <w:r>
-              <w:rPr>
-                <w:rFonts w:ascii="微软雅黑" w:eastAsia="微软雅黑" w:hAnsi="微软雅黑" w:cs="微软雅黑" w:hint="eastAsia"/>
-                <w:color w:val="666666"/>
-                <w:sz w:val="20"/>
-              </w:rPr>
-              <w:t>编程，在原有的ipv4 协议上新增ipv6协议支持；BTS消息增加UDP发送功能，利用DPDK/EM/ODP 技术实现UDP RT功能。与</w:t>
-            </w:r>
-            <w:proofErr w:type="gramStart"/>
-            <w:r>
-              <w:rPr>
-                <w:rFonts w:ascii="微软雅黑" w:eastAsia="微软雅黑" w:hAnsi="微软雅黑" w:cs="微软雅黑" w:hint="eastAsia"/>
-                <w:color w:val="666666"/>
-                <w:sz w:val="20"/>
-              </w:rPr>
-              <w:t>架构师</w:t>
-            </w:r>
-            <w:proofErr w:type="gramEnd"/>
-            <w:r>
-              <w:rPr>
-                <w:rFonts w:ascii="微软雅黑" w:eastAsia="微软雅黑" w:hAnsi="微软雅黑" w:cs="微软雅黑" w:hint="eastAsia"/>
-                <w:color w:val="666666"/>
-                <w:sz w:val="20"/>
-              </w:rPr>
-              <w:t>重构中间件模块，使每个功能微服务化，能够单独运行在各个硬件平台，比如基站平台，</w:t>
-            </w:r>
-            <w:r>
-              <w:rPr>
-                <w:rFonts w:ascii="微软雅黑" w:eastAsia="微软雅黑" w:hAnsi="微软雅黑" w:cs="微软雅黑" w:hint="eastAsia"/>
-                <w:color w:val="666666"/>
-                <w:sz w:val="20"/>
-              </w:rPr>
-              <w:lastRenderedPageBreak/>
-              <w:t>RF，APP。</w:t>
-            </w:r>
           </w:p>
           <w:p>
             <w:pPr>
@@ -4741,6 +4516,155 @@
 <file path=word/numbering.xml><?xml version="1.0" encoding="utf-8"?>
 <w:numbering xmlns:wpc="http://schemas.microsoft.com/office/word/2010/wordprocessingCanvas" xmlns:cx="http://schemas.microsoft.com/office/drawing/2014/chartex" xmlns:cx1="http://schemas.microsoft.com/office/drawing/2015/9/8/chartex" xmlns:cx2="http://schemas.microsoft.com/office/drawing/2015/10/21/chartex" xmlns:cx3="http://schemas.microsoft.com/office/drawing/2016/5/9/chartex" xmlns:cx4="http://schemas.microsoft.com/office/drawing/2016/5/10/chartex" xmlns:cx5="http://schemas.microsoft.com/office/drawing/2016/5/11/chartex" xmlns:cx6="http://schemas.microsoft.com/office/drawing/2016/5/12/chartex" xmlns:cx7="http://schemas.microsoft.com/office/drawing/2016/5/13/chartex" xmlns:cx8="http://schemas.microsoft.com/office/drawing/2016/5/14/chartex" xmlns:mc="http://schemas.openxmlformats.org/markup-compatibility/2006" xmlns:aink="http://schemas.microsoft.com/office/drawing/2016/ink" xmlns:am3d="http://schemas.microsoft.com/office/drawing/2017/model3d" xmlns:o="urn:schemas-microsoft-com:office:office" xmlns:oel="http://schemas.microsoft.com/office/2019/extlst" xmlns:r="http://schemas.openxmlformats.org/officeDocument/2006/relationships" xmlns:m="http://schemas.openxmlformats.org/officeDocument/2006/math" xmlns:v="urn:schemas-microsoft-com:vml" xmlns:wp14="http://schemas.microsoft.com/office/word/2010/wordprocessingDrawing" xmlns:wp="http://schemas.openxmlformats.org/drawingml/2006/wordprocessingDrawing" xmlns:w10="urn:schemas-microsoft-com:office:word" xmlns:w="http://schemas.openxmlformats.org/wordprocessingml/2006/main" xmlns:w14="http://schemas.microsoft.com/office/word/2010/wordml" xmlns:w15="http://schemas.microsoft.com/office/word/2012/wordml" xmlns:w16cex="http://schemas.microsoft.com/office/word/2018/wordml/cex" xmlns:w16cid="http://schemas.microsoft.com/office/word/2016/wordml/cid" xmlns:w16="http://schemas.microsoft.com/office/word/2018/wordml" xmlns:w16du="http://schemas.microsoft.com/office/word/2023/wordml/word16du" xmlns:w16sdtdh="http://schemas.microsoft.com/office/word/2020/wordml/sdtdatahash" xmlns:w16sdtfl="http://schemas.microsoft.com/office/word/2024/wordml/sdtformatlock" xmlns:w16se="http://schemas.microsoft.com/office/word/2015/wordml/symex" xmlns:wpg="http://schemas.microsoft.com/office/word/2010/wordprocessingGroup" xmlns:wpi="http://schemas.microsoft.com/office/word/2010/wordprocessingInk" xmlns:wne="http://schemas.microsoft.com/office/word/2006/wordml" xmlns:wps="http://schemas.microsoft.com/office/word/2010/wordprocessingShape" mc:Ignorable="w14 w15 w16se w16cid w16 w16cex w16sdtdh w16sdtfl w16du wp14">
   <w:abstractNum w:abstractNumId="0" w15:restartNumberingAfterBreak="0">
+    <w:nsid w:val="03133125"/>
+    <w:multiLevelType w:val="multilevel"/>
+    <w:tmpl w:val="1162242E"/>
+    <w:lvl w:ilvl="0">
+      <w:start w:val="1"/>
+      <w:numFmt w:val="bullet"/>
+      <w:lvlText w:val=""/>
+      <w:lvlJc w:val="left"/>
+      <w:pPr>
+        <w:tabs>
+          <w:tab w:val="num" w:pos="720"/>
+        </w:tabs>
+        <w:ind w:left="720" w:hanging="360"/>
+      </w:pPr>
+      <w:rPr>
+        <w:rFonts w:ascii="Symbol" w:hAnsi="Symbol" w:hint="default"/>
+        <w:sz w:val="20"/>
+      </w:rPr>
+    </w:lvl>
+    <w:lvl w:ilvl="1" w:tentative="1">
+      <w:start w:val="1"/>
+      <w:numFmt w:val="bullet"/>
+      <w:lvlText w:val="o"/>
+      <w:lvlJc w:val="left"/>
+      <w:pPr>
+        <w:tabs>
+          <w:tab w:val="num" w:pos="1440"/>
+        </w:tabs>
+        <w:ind w:left="1440" w:hanging="360"/>
+      </w:pPr>
+      <w:rPr>
+        <w:rFonts w:ascii="Courier New" w:hAnsi="Courier New" w:hint="default"/>
+        <w:sz w:val="20"/>
+      </w:rPr>
+    </w:lvl>
+    <w:lvl w:ilvl="2" w:tentative="1">
+      <w:start w:val="1"/>
+      <w:numFmt w:val="bullet"/>
+      <w:lvlText w:val=""/>
+      <w:lvlJc w:val="left"/>
+      <w:pPr>
+        <w:tabs>
+          <w:tab w:val="num" w:pos="2160"/>
+        </w:tabs>
+        <w:ind w:left="2160" w:hanging="360"/>
+      </w:pPr>
+      <w:rPr>
+        <w:rFonts w:ascii="Wingdings" w:hAnsi="Wingdings" w:hint="default"/>
+        <w:sz w:val="20"/>
+      </w:rPr>
+    </w:lvl>
+    <w:lvl w:ilvl="3" w:tentative="1">
+      <w:start w:val="1"/>
+      <w:numFmt w:val="bullet"/>
+      <w:lvlText w:val=""/>
+      <w:lvlJc w:val="left"/>
+      <w:pPr>
+        <w:tabs>
+          <w:tab w:val="num" w:pos="2880"/>
+        </w:tabs>
+        <w:ind w:left="2880" w:hanging="360"/>
+      </w:pPr>
+      <w:rPr>
+        <w:rFonts w:ascii="Wingdings" w:hAnsi="Wingdings" w:hint="default"/>
+        <w:sz w:val="20"/>
+      </w:rPr>
+    </w:lvl>
+    <w:lvl w:ilvl="4" w:tentative="1">
+      <w:start w:val="1"/>
+      <w:numFmt w:val="bullet"/>
+      <w:lvlText w:val=""/>
+      <w:lvlJc w:val="left"/>
+      <w:pPr>
+        <w:tabs>
+          <w:tab w:val="num" w:pos="3600"/>
+        </w:tabs>
+        <w:ind w:left="3600" w:hanging="360"/>
+      </w:pPr>
+      <w:rPr>
+        <w:rFonts w:ascii="Wingdings" w:hAnsi="Wingdings" w:hint="default"/>
+        <w:sz w:val="20"/>
+      </w:rPr>
+    </w:lvl>
+    <w:lvl w:ilvl="5" w:tentative="1">
+      <w:start w:val="1"/>
+      <w:numFmt w:val="bullet"/>
+      <w:lvlText w:val=""/>
+      <w:lvlJc w:val="left"/>
+      <w:pPr>
+        <w:tabs>
+          <w:tab w:val="num" w:pos="4320"/>
+        </w:tabs>
+        <w:ind w:left="4320" w:hanging="360"/>
+      </w:pPr>
+      <w:rPr>
+        <w:rFonts w:ascii="Wingdings" w:hAnsi="Wingdings" w:hint="default"/>
+        <w:sz w:val="20"/>
+      </w:rPr>
+    </w:lvl>
+    <w:lvl w:ilvl="6" w:tentative="1">
+      <w:start w:val="1"/>
+      <w:numFmt w:val="bullet"/>
+      <w:lvlText w:val=""/>
+      <w:lvlJc w:val="left"/>
+      <w:pPr>
+        <w:tabs>
+          <w:tab w:val="num" w:pos="5040"/>
+        </w:tabs>
+        <w:ind w:left="5040" w:hanging="360"/>
+      </w:pPr>
+      <w:rPr>
+        <w:rFonts w:ascii="Wingdings" w:hAnsi="Wingdings" w:hint="default"/>
+        <w:sz w:val="20"/>
+      </w:rPr>
+    </w:lvl>
+    <w:lvl w:ilvl="7" w:tentative="1">
+      <w:start w:val="1"/>
+      <w:numFmt w:val="bullet"/>
+      <w:lvlText w:val=""/>
+      <w:lvlJc w:val="left"/>
+      <w:pPr>
+        <w:tabs>
+          <w:tab w:val="num" w:pos="5760"/>
+        </w:tabs>
+        <w:ind w:left="5760" w:hanging="360"/>
+      </w:pPr>
+      <w:rPr>
+        <w:rFonts w:ascii="Wingdings" w:hAnsi="Wingdings" w:hint="default"/>
+        <w:sz w:val="20"/>
+      </w:rPr>
+    </w:lvl>
+    <w:lvl w:ilvl="8" w:tentative="1">
+      <w:start w:val="1"/>
+      <w:numFmt w:val="bullet"/>
+      <w:lvlText w:val=""/>
+      <w:lvlJc w:val="left"/>
+      <w:pPr>
+        <w:tabs>
+          <w:tab w:val="num" w:pos="6480"/>
+        </w:tabs>
+        <w:ind w:left="6480" w:hanging="360"/>
+      </w:pPr>
+      <w:rPr>
+        <w:rFonts w:ascii="Wingdings" w:hAnsi="Wingdings" w:hint="default"/>
+        <w:sz w:val="20"/>
+      </w:rPr>
+    </w:lvl>
+  </w:abstractNum>
+  <w:abstractNum w:abstractNumId="1" w15:restartNumberingAfterBreak="0">
     <w:nsid w:val="033C4F78"/>
     <w:multiLevelType w:val="multilevel"/>
     <w:tmpl w:val="E0F494B8"/>
@@ -4889,7 +4813,156 @@
       </w:rPr>
     </w:lvl>
   </w:abstractNum>
-  <w:abstractNum w:abstractNumId="1" w15:restartNumberingAfterBreak="0">
+  <w:abstractNum w:abstractNumId="2" w15:restartNumberingAfterBreak="0">
+    <w:nsid w:val="03C01B49"/>
+    <w:multiLevelType w:val="multilevel"/>
+    <w:tmpl w:val="C9463C5C"/>
+    <w:lvl w:ilvl="0">
+      <w:start w:val="1"/>
+      <w:numFmt w:val="bullet"/>
+      <w:lvlText w:val=""/>
+      <w:lvlJc w:val="left"/>
+      <w:pPr>
+        <w:tabs>
+          <w:tab w:val="num" w:pos="720"/>
+        </w:tabs>
+        <w:ind w:left="720" w:hanging="360"/>
+      </w:pPr>
+      <w:rPr>
+        <w:rFonts w:ascii="Symbol" w:hAnsi="Symbol" w:hint="default"/>
+        <w:sz w:val="20"/>
+      </w:rPr>
+    </w:lvl>
+    <w:lvl w:ilvl="1" w:tentative="1">
+      <w:start w:val="1"/>
+      <w:numFmt w:val="bullet"/>
+      <w:lvlText w:val="o"/>
+      <w:lvlJc w:val="left"/>
+      <w:pPr>
+        <w:tabs>
+          <w:tab w:val="num" w:pos="1440"/>
+        </w:tabs>
+        <w:ind w:left="1440" w:hanging="360"/>
+      </w:pPr>
+      <w:rPr>
+        <w:rFonts w:ascii="Courier New" w:hAnsi="Courier New" w:hint="default"/>
+        <w:sz w:val="20"/>
+      </w:rPr>
+    </w:lvl>
+    <w:lvl w:ilvl="2" w:tentative="1">
+      <w:start w:val="1"/>
+      <w:numFmt w:val="bullet"/>
+      <w:lvlText w:val=""/>
+      <w:lvlJc w:val="left"/>
+      <w:pPr>
+        <w:tabs>
+          <w:tab w:val="num" w:pos="2160"/>
+        </w:tabs>
+        <w:ind w:left="2160" w:hanging="360"/>
+      </w:pPr>
+      <w:rPr>
+        <w:rFonts w:ascii="Wingdings" w:hAnsi="Wingdings" w:hint="default"/>
+        <w:sz w:val="20"/>
+      </w:rPr>
+    </w:lvl>
+    <w:lvl w:ilvl="3" w:tentative="1">
+      <w:start w:val="1"/>
+      <w:numFmt w:val="bullet"/>
+      <w:lvlText w:val=""/>
+      <w:lvlJc w:val="left"/>
+      <w:pPr>
+        <w:tabs>
+          <w:tab w:val="num" w:pos="2880"/>
+        </w:tabs>
+        <w:ind w:left="2880" w:hanging="360"/>
+      </w:pPr>
+      <w:rPr>
+        <w:rFonts w:ascii="Wingdings" w:hAnsi="Wingdings" w:hint="default"/>
+        <w:sz w:val="20"/>
+      </w:rPr>
+    </w:lvl>
+    <w:lvl w:ilvl="4" w:tentative="1">
+      <w:start w:val="1"/>
+      <w:numFmt w:val="bullet"/>
+      <w:lvlText w:val=""/>
+      <w:lvlJc w:val="left"/>
+      <w:pPr>
+        <w:tabs>
+          <w:tab w:val="num" w:pos="3600"/>
+        </w:tabs>
+        <w:ind w:left="3600" w:hanging="360"/>
+      </w:pPr>
+      <w:rPr>
+        <w:rFonts w:ascii="Wingdings" w:hAnsi="Wingdings" w:hint="default"/>
+        <w:sz w:val="20"/>
+      </w:rPr>
+    </w:lvl>
+    <w:lvl w:ilvl="5" w:tentative="1">
+      <w:start w:val="1"/>
+      <w:numFmt w:val="bullet"/>
+      <w:lvlText w:val=""/>
+      <w:lvlJc w:val="left"/>
+      <w:pPr>
+        <w:tabs>
+          <w:tab w:val="num" w:pos="4320"/>
+        </w:tabs>
+        <w:ind w:left="4320" w:hanging="360"/>
+      </w:pPr>
+      <w:rPr>
+        <w:rFonts w:ascii="Wingdings" w:hAnsi="Wingdings" w:hint="default"/>
+        <w:sz w:val="20"/>
+      </w:rPr>
+    </w:lvl>
+    <w:lvl w:ilvl="6" w:tentative="1">
+      <w:start w:val="1"/>
+      <w:numFmt w:val="bullet"/>
+      <w:lvlText w:val=""/>
+      <w:lvlJc w:val="left"/>
+      <w:pPr>
+        <w:tabs>
+          <w:tab w:val="num" w:pos="5040"/>
+        </w:tabs>
+        <w:ind w:left="5040" w:hanging="360"/>
+      </w:pPr>
+      <w:rPr>
+        <w:rFonts w:ascii="Wingdings" w:hAnsi="Wingdings" w:hint="default"/>
+        <w:sz w:val="20"/>
+      </w:rPr>
+    </w:lvl>
+    <w:lvl w:ilvl="7" w:tentative="1">
+      <w:start w:val="1"/>
+      <w:numFmt w:val="bullet"/>
+      <w:lvlText w:val=""/>
+      <w:lvlJc w:val="left"/>
+      <w:pPr>
+        <w:tabs>
+          <w:tab w:val="num" w:pos="5760"/>
+        </w:tabs>
+        <w:ind w:left="5760" w:hanging="360"/>
+      </w:pPr>
+      <w:rPr>
+        <w:rFonts w:ascii="Wingdings" w:hAnsi="Wingdings" w:hint="default"/>
+        <w:sz w:val="20"/>
+      </w:rPr>
+    </w:lvl>
+    <w:lvl w:ilvl="8" w:tentative="1">
+      <w:start w:val="1"/>
+      <w:numFmt w:val="bullet"/>
+      <w:lvlText w:val=""/>
+      <w:lvlJc w:val="left"/>
+      <w:pPr>
+        <w:tabs>
+          <w:tab w:val="num" w:pos="6480"/>
+        </w:tabs>
+        <w:ind w:left="6480" w:hanging="360"/>
+      </w:pPr>
+      <w:rPr>
+        <w:rFonts w:ascii="Wingdings" w:hAnsi="Wingdings" w:hint="default"/>
+        <w:sz w:val="20"/>
+      </w:rPr>
+    </w:lvl>
+  </w:abstractNum>
+  <w:abstractNum w:abstractNumId="3" w15:restartNumberingAfterBreak="0">
     <w:nsid w:val="0AF204B2"/>
     <w:multiLevelType w:val="multilevel"/>
     <w:tmpl w:val="C5F01638"/>
@@ -5038,7 +5111,7 @@
       </w:rPr>
     </w:lvl>
   </w:abstractNum>
-  <w:abstractNum w:abstractNumId="2" w15:restartNumberingAfterBreak="0">
+  <w:abstractNum w:abstractNumId="4" w15:restartNumberingAfterBreak="0">
     <w:nsid w:val="0DFA6C0B"/>
     <w:multiLevelType w:val="hybridMultilevel"/>
     <w:tmpl w:val="7B50462E"/>
@@ -5151,7 +5224,7 @@
       </w:rPr>
     </w:lvl>
   </w:abstractNum>
-  <w:abstractNum w:abstractNumId="3" w15:restartNumberingAfterBreak="0">
+  <w:abstractNum w:abstractNumId="5" w15:restartNumberingAfterBreak="0">
     <w:nsid w:val="161C68DB"/>
     <w:multiLevelType w:val="hybridMultilevel"/>
     <w:tmpl w:val="C686BE24"/>
@@ -5264,7 +5337,305 @@
       </w:rPr>
     </w:lvl>
   </w:abstractNum>
-  <w:abstractNum w:abstractNumId="4" w15:restartNumberingAfterBreak="0">
+  <w:abstractNum w:abstractNumId="6" w15:restartNumberingAfterBreak="0">
+    <w:nsid w:val="24FD2D2D"/>
+    <w:multiLevelType w:val="multilevel"/>
+    <w:tmpl w:val="921A918A"/>
+    <w:lvl w:ilvl="0">
+      <w:start w:val="1"/>
+      <w:numFmt w:val="bullet"/>
+      <w:lvlText w:val=""/>
+      <w:lvlJc w:val="left"/>
+      <w:pPr>
+        <w:tabs>
+          <w:tab w:val="num" w:pos="720"/>
+        </w:tabs>
+        <w:ind w:left="720" w:hanging="360"/>
+      </w:pPr>
+      <w:rPr>
+        <w:rFonts w:ascii="Symbol" w:hAnsi="Symbol" w:hint="default"/>
+        <w:sz w:val="20"/>
+      </w:rPr>
+    </w:lvl>
+    <w:lvl w:ilvl="1" w:tentative="1">
+      <w:start w:val="1"/>
+      <w:numFmt w:val="bullet"/>
+      <w:lvlText w:val="o"/>
+      <w:lvlJc w:val="left"/>
+      <w:pPr>
+        <w:tabs>
+          <w:tab w:val="num" w:pos="1440"/>
+        </w:tabs>
+        <w:ind w:left="1440" w:hanging="360"/>
+      </w:pPr>
+      <w:rPr>
+        <w:rFonts w:ascii="Courier New" w:hAnsi="Courier New" w:hint="default"/>
+        <w:sz w:val="20"/>
+      </w:rPr>
+    </w:lvl>
+    <w:lvl w:ilvl="2" w:tentative="1">
+      <w:start w:val="1"/>
+      <w:numFmt w:val="bullet"/>
+      <w:lvlText w:val=""/>
+      <w:lvlJc w:val="left"/>
+      <w:pPr>
+        <w:tabs>
+          <w:tab w:val="num" w:pos="2160"/>
+        </w:tabs>
+        <w:ind w:left="2160" w:hanging="360"/>
+      </w:pPr>
+      <w:rPr>
+        <w:rFonts w:ascii="Wingdings" w:hAnsi="Wingdings" w:hint="default"/>
+        <w:sz w:val="20"/>
+      </w:rPr>
+    </w:lvl>
+    <w:lvl w:ilvl="3" w:tentative="1">
+      <w:start w:val="1"/>
+      <w:numFmt w:val="bullet"/>
+      <w:lvlText w:val=""/>
+      <w:lvlJc w:val="left"/>
+      <w:pPr>
+        <w:tabs>
+          <w:tab w:val="num" w:pos="2880"/>
+        </w:tabs>
+        <w:ind w:left="2880" w:hanging="360"/>
+      </w:pPr>
+      <w:rPr>
+        <w:rFonts w:ascii="Wingdings" w:hAnsi="Wingdings" w:hint="default"/>
+        <w:sz w:val="20"/>
+      </w:rPr>
+    </w:lvl>
+    <w:lvl w:ilvl="4" w:tentative="1">
+      <w:start w:val="1"/>
+      <w:numFmt w:val="bullet"/>
+      <w:lvlText w:val=""/>
+      <w:lvlJc w:val="left"/>
+      <w:pPr>
+        <w:tabs>
+          <w:tab w:val="num" w:pos="3600"/>
+        </w:tabs>
+        <w:ind w:left="3600" w:hanging="360"/>
+      </w:pPr>
+      <w:rPr>
+        <w:rFonts w:ascii="Wingdings" w:hAnsi="Wingdings" w:hint="default"/>
+        <w:sz w:val="20"/>
+      </w:rPr>
+    </w:lvl>
+    <w:lvl w:ilvl="5" w:tentative="1">
+      <w:start w:val="1"/>
+      <w:numFmt w:val="bullet"/>
+      <w:lvlText w:val=""/>
+      <w:lvlJc w:val="left"/>
+      <w:pPr>
+        <w:tabs>
+          <w:tab w:val="num" w:pos="4320"/>
+        </w:tabs>
+        <w:ind w:left="4320" w:hanging="360"/>
+      </w:pPr>
+      <w:rPr>
+        <w:rFonts w:ascii="Wingdings" w:hAnsi="Wingdings" w:hint="default"/>
+        <w:sz w:val="20"/>
+      </w:rPr>
+    </w:lvl>
+    <w:lvl w:ilvl="6" w:tentative="1">
+      <w:start w:val="1"/>
+      <w:numFmt w:val="bullet"/>
+      <w:lvlText w:val=""/>
+      <w:lvlJc w:val="left"/>
+      <w:pPr>
+        <w:tabs>
+          <w:tab w:val="num" w:pos="5040"/>
+        </w:tabs>
+        <w:ind w:left="5040" w:hanging="360"/>
+      </w:pPr>
+      <w:rPr>
+        <w:rFonts w:ascii="Wingdings" w:hAnsi="Wingdings" w:hint="default"/>
+        <w:sz w:val="20"/>
+      </w:rPr>
+    </w:lvl>
+    <w:lvl w:ilvl="7" w:tentative="1">
+      <w:start w:val="1"/>
+      <w:numFmt w:val="bullet"/>
+      <w:lvlText w:val=""/>
+      <w:lvlJc w:val="left"/>
+      <w:pPr>
+        <w:tabs>
+          <w:tab w:val="num" w:pos="5760"/>
+        </w:tabs>
+        <w:ind w:left="5760" w:hanging="360"/>
+      </w:pPr>
+      <w:rPr>
+        <w:rFonts w:ascii="Wingdings" w:hAnsi="Wingdings" w:hint="default"/>
+        <w:sz w:val="20"/>
+      </w:rPr>
+    </w:lvl>
+    <w:lvl w:ilvl="8" w:tentative="1">
+      <w:start w:val="1"/>
+      <w:numFmt w:val="bullet"/>
+      <w:lvlText w:val=""/>
+      <w:lvlJc w:val="left"/>
+      <w:pPr>
+        <w:tabs>
+          <w:tab w:val="num" w:pos="6480"/>
+        </w:tabs>
+        <w:ind w:left="6480" w:hanging="360"/>
+      </w:pPr>
+      <w:rPr>
+        <w:rFonts w:ascii="Wingdings" w:hAnsi="Wingdings" w:hint="default"/>
+        <w:sz w:val="20"/>
+      </w:rPr>
+    </w:lvl>
+  </w:abstractNum>
+  <w:abstractNum w:abstractNumId="7" w15:restartNumberingAfterBreak="0">
+    <w:nsid w:val="30FC61E9"/>
+    <w:multiLevelType w:val="multilevel"/>
+    <w:tmpl w:val="FC9ED1AE"/>
+    <w:lvl w:ilvl="0">
+      <w:start w:val="1"/>
+      <w:numFmt w:val="bullet"/>
+      <w:lvlText w:val=""/>
+      <w:lvlJc w:val="left"/>
+      <w:pPr>
+        <w:tabs>
+          <w:tab w:val="num" w:pos="720"/>
+        </w:tabs>
+        <w:ind w:left="720" w:hanging="360"/>
+      </w:pPr>
+      <w:rPr>
+        <w:rFonts w:ascii="Symbol" w:hAnsi="Symbol" w:hint="default"/>
+        <w:sz w:val="20"/>
+      </w:rPr>
+    </w:lvl>
+    <w:lvl w:ilvl="1">
+      <w:start w:val="1"/>
+      <w:numFmt w:val="bullet"/>
+      <w:lvlText w:val="o"/>
+      <w:lvlJc w:val="left"/>
+      <w:pPr>
+        <w:tabs>
+          <w:tab w:val="num" w:pos="1440"/>
+        </w:tabs>
+        <w:ind w:left="1440" w:hanging="360"/>
+      </w:pPr>
+      <w:rPr>
+        <w:rFonts w:ascii="Courier New" w:hAnsi="Courier New" w:hint="default"/>
+        <w:sz w:val="20"/>
+      </w:rPr>
+    </w:lvl>
+    <w:lvl w:ilvl="2" w:tentative="1">
+      <w:start w:val="1"/>
+      <w:numFmt w:val="bullet"/>
+      <w:lvlText w:val=""/>
+      <w:lvlJc w:val="left"/>
+      <w:pPr>
+        <w:tabs>
+          <w:tab w:val="num" w:pos="2160"/>
+        </w:tabs>
+        <w:ind w:left="2160" w:hanging="360"/>
+      </w:pPr>
+      <w:rPr>
+        <w:rFonts w:ascii="Wingdings" w:hAnsi="Wingdings" w:hint="default"/>
+        <w:sz w:val="20"/>
+      </w:rPr>
+    </w:lvl>
+    <w:lvl w:ilvl="3" w:tentative="1">
+      <w:start w:val="1"/>
+      <w:numFmt w:val="bullet"/>
+      <w:lvlText w:val=""/>
+      <w:lvlJc w:val="left"/>
+      <w:pPr>
+        <w:tabs>
+          <w:tab w:val="num" w:pos="2880"/>
+        </w:tabs>
+        <w:ind w:left="2880" w:hanging="360"/>
+      </w:pPr>
+      <w:rPr>
+        <w:rFonts w:ascii="Wingdings" w:hAnsi="Wingdings" w:hint="default"/>
+        <w:sz w:val="20"/>
+      </w:rPr>
+    </w:lvl>
+    <w:lvl w:ilvl="4" w:tentative="1">
+      <w:start w:val="1"/>
+      <w:numFmt w:val="bullet"/>
+      <w:lvlText w:val=""/>
+      <w:lvlJc w:val="left"/>
+      <w:pPr>
+        <w:tabs>
+          <w:tab w:val="num" w:pos="3600"/>
+        </w:tabs>
+        <w:ind w:left="3600" w:hanging="360"/>
+      </w:pPr>
+      <w:rPr>
+        <w:rFonts w:ascii="Wingdings" w:hAnsi="Wingdings" w:hint="default"/>
+        <w:sz w:val="20"/>
+      </w:rPr>
+    </w:lvl>
+    <w:lvl w:ilvl="5" w:tentative="1">
+      <w:start w:val="1"/>
+      <w:numFmt w:val="bullet"/>
+      <w:lvlText w:val=""/>
+      <w:lvlJc w:val="left"/>
+      <w:pPr>
+        <w:tabs>
+          <w:tab w:val="num" w:pos="4320"/>
+        </w:tabs>
+        <w:ind w:left="4320" w:hanging="360"/>
+      </w:pPr>
+      <w:rPr>
+        <w:rFonts w:ascii="Wingdings" w:hAnsi="Wingdings" w:hint="default"/>
+        <w:sz w:val="20"/>
+      </w:rPr>
+    </w:lvl>
+    <w:lvl w:ilvl="6" w:tentative="1">
+      <w:start w:val="1"/>
+      <w:numFmt w:val="bullet"/>
+      <w:lvlText w:val=""/>
+      <w:lvlJc w:val="left"/>
+      <w:pPr>
+        <w:tabs>
+          <w:tab w:val="num" w:pos="5040"/>
+        </w:tabs>
+        <w:ind w:left="5040" w:hanging="360"/>
+      </w:pPr>
+      <w:rPr>
+        <w:rFonts w:ascii="Wingdings" w:hAnsi="Wingdings" w:hint="default"/>
+        <w:sz w:val="20"/>
+      </w:rPr>
+    </w:lvl>
+    <w:lvl w:ilvl="7" w:tentative="1">
+      <w:start w:val="1"/>
+      <w:numFmt w:val="bullet"/>
+      <w:lvlText w:val=""/>
+      <w:lvlJc w:val="left"/>
+      <w:pPr>
+        <w:tabs>
+          <w:tab w:val="num" w:pos="5760"/>
+        </w:tabs>
+        <w:ind w:left="5760" w:hanging="360"/>
+      </w:pPr>
+      <w:rPr>
+        <w:rFonts w:ascii="Wingdings" w:hAnsi="Wingdings" w:hint="default"/>
+        <w:sz w:val="20"/>
+      </w:rPr>
+    </w:lvl>
+    <w:lvl w:ilvl="8" w:tentative="1">
+      <w:start w:val="1"/>
+      <w:numFmt w:val="bullet"/>
+      <w:lvlText w:val=""/>
+      <w:lvlJc w:val="left"/>
+      <w:pPr>
+        <w:tabs>
+          <w:tab w:val="num" w:pos="6480"/>
+        </w:tabs>
+        <w:ind w:left="6480" w:hanging="360"/>
+      </w:pPr>
+      <w:rPr>
+        <w:rFonts w:ascii="Wingdings" w:hAnsi="Wingdings" w:hint="default"/>
+        <w:sz w:val="20"/>
+      </w:rPr>
+    </w:lvl>
+  </w:abstractNum>
+  <w:abstractNum w:abstractNumId="8" w15:restartNumberingAfterBreak="0">
     <w:nsid w:val="358C7981"/>
     <w:multiLevelType w:val="multilevel"/>
     <w:tmpl w:val="1EAAD272"/>
@@ -5413,7 +5784,7 @@
       </w:rPr>
     </w:lvl>
   </w:abstractNum>
-  <w:abstractNum w:abstractNumId="5" w15:restartNumberingAfterBreak="0">
+  <w:abstractNum w:abstractNumId="9" w15:restartNumberingAfterBreak="0">
     <w:nsid w:val="412275DB"/>
     <w:multiLevelType w:val="hybridMultilevel"/>
     <w:tmpl w:val="5F8AB740"/>
@@ -5526,7 +5897,7 @@
       </w:rPr>
     </w:lvl>
   </w:abstractNum>
-  <w:abstractNum w:abstractNumId="6" w15:restartNumberingAfterBreak="0">
+  <w:abstractNum w:abstractNumId="10" w15:restartNumberingAfterBreak="0">
     <w:nsid w:val="42C37EDA"/>
     <w:multiLevelType w:val="hybridMultilevel"/>
     <w:tmpl w:val="7E60B4F2"/>
@@ -5639,7 +6010,7 @@
       </w:rPr>
     </w:lvl>
   </w:abstractNum>
-  <w:abstractNum w:abstractNumId="7" w15:restartNumberingAfterBreak="0">
+  <w:abstractNum w:abstractNumId="11" w15:restartNumberingAfterBreak="0">
     <w:nsid w:val="43A023E6"/>
     <w:multiLevelType w:val="hybridMultilevel"/>
     <w:tmpl w:val="CC3000CE"/>
@@ -5752,7 +6123,7 @@
       </w:rPr>
     </w:lvl>
   </w:abstractNum>
-  <w:abstractNum w:abstractNumId="8" w15:restartNumberingAfterBreak="0">
+  <w:abstractNum w:abstractNumId="12" w15:restartNumberingAfterBreak="0">
     <w:nsid w:val="45C97B6A"/>
     <w:multiLevelType w:val="multilevel"/>
     <w:tmpl w:val="D94A69D4"/>
@@ -5901,7 +6272,7 @@
       </w:rPr>
     </w:lvl>
   </w:abstractNum>
-  <w:abstractNum w:abstractNumId="9" w15:restartNumberingAfterBreak="0">
+  <w:abstractNum w:abstractNumId="13" w15:restartNumberingAfterBreak="0">
     <w:nsid w:val="523749ED"/>
     <w:multiLevelType w:val="multilevel"/>
     <w:tmpl w:val="BEF40CAA"/>
@@ -6050,7 +6421,7 @@
       </w:rPr>
     </w:lvl>
   </w:abstractNum>
-  <w:abstractNum w:abstractNumId="10" w15:restartNumberingAfterBreak="0">
+  <w:abstractNum w:abstractNumId="14" w15:restartNumberingAfterBreak="0">
     <w:nsid w:val="611F3CAC"/>
     <w:multiLevelType w:val="hybridMultilevel"/>
     <w:tmpl w:val="37F62490"/>
@@ -6163,7 +6534,7 @@
       </w:rPr>
     </w:lvl>
   </w:abstractNum>
-  <w:abstractNum w:abstractNumId="11" w15:restartNumberingAfterBreak="0">
+  <w:abstractNum w:abstractNumId="15" w15:restartNumberingAfterBreak="0">
     <w:nsid w:val="74703EBB"/>
     <w:multiLevelType w:val="multilevel"/>
     <w:tmpl w:val="A18031E6"/>
@@ -6312,7 +6683,7 @@
       </w:rPr>
     </w:lvl>
   </w:abstractNum>
-  <w:abstractNum w:abstractNumId="12" w15:restartNumberingAfterBreak="0">
+  <w:abstractNum w:abstractNumId="16" w15:restartNumberingAfterBreak="0">
     <w:nsid w:val="7BEB345C"/>
     <w:multiLevelType w:val="multilevel"/>
     <w:tmpl w:val="C366C678"/>
@@ -6462,43 +6833,55 @@
     </w:lvl>
   </w:abstractNum>
   <w:num w:numId="1" w16cid:durableId="1959531432">
-    <w:abstractNumId w:val="6"/>
+    <w:abstractNumId w:val="10"/>
   </w:num>
   <w:num w:numId="2" w16cid:durableId="613440766">
+    <w:abstractNumId w:val="9"/>
+  </w:num>
+  <w:num w:numId="3" w16cid:durableId="1997412376">
     <w:abstractNumId w:val="5"/>
   </w:num>
-  <w:num w:numId="3" w16cid:durableId="1997412376">
+  <w:num w:numId="4" w16cid:durableId="1924341806">
+    <w:abstractNumId w:val="11"/>
+  </w:num>
+  <w:num w:numId="5" w16cid:durableId="91244165">
+    <w:abstractNumId w:val="4"/>
+  </w:num>
+  <w:num w:numId="6" w16cid:durableId="1336030266">
+    <w:abstractNumId w:val="14"/>
+  </w:num>
+  <w:num w:numId="7" w16cid:durableId="979265111">
+    <w:abstractNumId w:val="16"/>
+  </w:num>
+  <w:num w:numId="8" w16cid:durableId="426391958">
+    <w:abstractNumId w:val="13"/>
+  </w:num>
+  <w:num w:numId="9" w16cid:durableId="1327896839">
+    <w:abstractNumId w:val="15"/>
+  </w:num>
+  <w:num w:numId="10" w16cid:durableId="634800422">
+    <w:abstractNumId w:val="12"/>
+  </w:num>
+  <w:num w:numId="11" w16cid:durableId="1830827657">
     <w:abstractNumId w:val="3"/>
   </w:num>
-  <w:num w:numId="4" w16cid:durableId="1924341806">
+  <w:num w:numId="12" w16cid:durableId="260184478">
+    <w:abstractNumId w:val="8"/>
+  </w:num>
+  <w:num w:numId="13" w16cid:durableId="1976566269">
+    <w:abstractNumId w:val="1"/>
+  </w:num>
+  <w:num w:numId="14" w16cid:durableId="1132792352">
     <w:abstractNumId w:val="7"/>
   </w:num>
-  <w:num w:numId="5" w16cid:durableId="91244165">
+  <w:num w:numId="15" w16cid:durableId="1089616262">
+    <w:abstractNumId w:val="0"/>
+  </w:num>
+  <w:num w:numId="16" w16cid:durableId="127599282">
     <w:abstractNumId w:val="2"/>
   </w:num>
-  <w:num w:numId="6" w16cid:durableId="1336030266">
-    <w:abstractNumId w:val="10"/>
-  </w:num>
-  <w:num w:numId="7" w16cid:durableId="979265111">
-    <w:abstractNumId w:val="12"/>
-  </w:num>
-  <w:num w:numId="8" w16cid:durableId="426391958">
-    <w:abstractNumId w:val="9"/>
-  </w:num>
-  <w:num w:numId="9" w16cid:durableId="1327896839">
-    <w:abstractNumId w:val="11"/>
-  </w:num>
-  <w:num w:numId="10" w16cid:durableId="634800422">
-    <w:abstractNumId w:val="8"/>
-  </w:num>
-  <w:num w:numId="11" w16cid:durableId="1830827657">
-    <w:abstractNumId w:val="1"/>
-  </w:num>
-  <w:num w:numId="12" w16cid:durableId="260184478">
-    <w:abstractNumId w:val="4"/>
-  </w:num>
-  <w:num w:numId="13" w16cid:durableId="1976566269">
-    <w:abstractNumId w:val="0"/>
+  <w:num w:numId="17" w16cid:durableId="1949703518">
+    <w:abstractNumId w:val="6"/>
   </w:num>
 </w:numbering>
 </file>
@@ -6822,6 +7205,7 @@
   <w:style w:type="character" w:default="1" w:styleId="a0">
     <w:name w:val="Default Paragraph Font"/>
     <w:uiPriority w:val="1"/>
+    <w:semiHidden/>
     <w:unhideWhenUsed/>
   </w:style>
   <w:style w:type="table" w:default="1" w:styleId="a1">
@@ -7016,6 +7400,86 @@
     <w:name w:val="citation-171"/>
     <w:basedOn w:val="a0"/>
     <w:rsid w:val="00FE12C5"/>
+  </w:style>
+  <w:style w:type="character" w:customStyle="1" w:styleId="citation-189">
+    <w:name w:val="citation-189"/>
+    <w:basedOn w:val="a0"/>
+    <w:rsid w:val="009344FB"/>
+  </w:style>
+  <w:style w:type="character" w:customStyle="1" w:styleId="citation-217">
+    <w:name w:val="citation-217"/>
+    <w:basedOn w:val="a0"/>
+    <w:rsid w:val="00CA4CD8"/>
+  </w:style>
+  <w:style w:type="character" w:customStyle="1" w:styleId="citation-216">
+    <w:name w:val="citation-216"/>
+    <w:basedOn w:val="a0"/>
+    <w:rsid w:val="00CA4CD8"/>
+  </w:style>
+  <w:style w:type="character" w:customStyle="1" w:styleId="citation-215">
+    <w:name w:val="citation-215"/>
+    <w:basedOn w:val="a0"/>
+    <w:rsid w:val="00CA4CD8"/>
+  </w:style>
+  <w:style w:type="character" w:customStyle="1" w:styleId="citation-214">
+    <w:name w:val="citation-214"/>
+    <w:basedOn w:val="a0"/>
+    <w:rsid w:val="00CA4CD8"/>
+  </w:style>
+  <w:style w:type="character" w:customStyle="1" w:styleId="citation-213">
+    <w:name w:val="citation-213"/>
+    <w:basedOn w:val="a0"/>
+    <w:rsid w:val="00CA4CD8"/>
+  </w:style>
+  <w:style w:type="character" w:customStyle="1" w:styleId="citation-212">
+    <w:name w:val="citation-212"/>
+    <w:basedOn w:val="a0"/>
+    <w:rsid w:val="00CA4CD8"/>
+  </w:style>
+  <w:style w:type="character" w:customStyle="1" w:styleId="citation-211">
+    <w:name w:val="citation-211"/>
+    <w:basedOn w:val="a0"/>
+    <w:rsid w:val="00CA4CD8"/>
+  </w:style>
+  <w:style w:type="character" w:customStyle="1" w:styleId="citation-210">
+    <w:name w:val="citation-210"/>
+    <w:basedOn w:val="a0"/>
+    <w:rsid w:val="00CA4CD8"/>
+  </w:style>
+  <w:style w:type="character" w:customStyle="1" w:styleId="citation-209">
+    <w:name w:val="citation-209"/>
+    <w:basedOn w:val="a0"/>
+    <w:rsid w:val="00CA4CD8"/>
+  </w:style>
+  <w:style w:type="character" w:customStyle="1" w:styleId="citation-208">
+    <w:name w:val="citation-208"/>
+    <w:basedOn w:val="a0"/>
+    <w:rsid w:val="00CA4CD8"/>
+  </w:style>
+  <w:style w:type="character" w:customStyle="1" w:styleId="citation-207">
+    <w:name w:val="citation-207"/>
+    <w:basedOn w:val="a0"/>
+    <w:rsid w:val="00CA4CD8"/>
+  </w:style>
+  <w:style w:type="character" w:customStyle="1" w:styleId="citation-206">
+    <w:name w:val="citation-206"/>
+    <w:basedOn w:val="a0"/>
+    <w:rsid w:val="00CA4CD8"/>
+  </w:style>
+  <w:style w:type="character" w:customStyle="1" w:styleId="citation-205">
+    <w:name w:val="citation-205"/>
+    <w:basedOn w:val="a0"/>
+    <w:rsid w:val="00CA4CD8"/>
+  </w:style>
+  <w:style w:type="character" w:customStyle="1" w:styleId="citation-204">
+    <w:name w:val="citation-204"/>
+    <w:basedOn w:val="a0"/>
+    <w:rsid w:val="00CA4CD8"/>
+  </w:style>
+  <w:style w:type="character" w:customStyle="1" w:styleId="citation-203">
+    <w:name w:val="citation-203"/>
+    <w:basedOn w:val="a0"/>
+    <w:rsid w:val="00CA4CD8"/>
   </w:style>
 </w:styles>
 </file>
